--- a/docs/relatorio-status-dia7.docx
+++ b/docs/relatorio-status-dia7.docx
@@ -93,10 +93,10 @@
                 <w:b/>
                 <w:bCs/>
                 <w:color w:val="FFFFFF"/>
-                <w:sz w:val="44"/>
-                <w:szCs w:val="44"/>
-              </w:rPr>
-              <w:t xml:space="preserve">DIA 11 DE 14</w:t>
+                <w:sz w:val="36"/>
+                <w:szCs w:val="36"/>
+              </w:rPr>
+              <w:t xml:space="preserve">SPRINT ENCERRADO</w:t>
             </w:r>
           </w:p>
           <w:p>
@@ -111,7 +111,7 @@
                 <w:sz w:val="18"/>
                 <w:szCs w:val="18"/>
               </w:rPr>
-              <w:t xml:space="preserve">dias úteis  |  Prazo: 20/03/2026</w:t>
+              <w:t xml:space="preserve">D14/14  ·  20/03/2026  ·  Relatório Final</w:t>
             </w:r>
           </w:p>
         </w:tc>
@@ -142,7 +142,7 @@
                 <w:sz w:val="17"/>
                 <w:szCs w:val="17"/>
               </w:rPr>
-              <w:t xml:space="preserve">Responsável: Gustavo Macedo   |   17/03/2026   |   D1: 03/03/2026</w:t>
+              <w:t xml:space="preserve">Responsável: Gustavo Macedo   |   20/03/2026   |   D1: 03/03/2026 → D14: 20/03/2026</w:t>
             </w:r>
           </w:p>
         </w:tc>
@@ -286,7 +286,7 @@
                 <w:sz w:val="52"/>
                 <w:szCs w:val="52"/>
               </w:rPr>
-              <w:t xml:space="preserve">34</w:t>
+              <w:t xml:space="preserve">53</w:t>
             </w:r>
           </w:p>
           <w:p>
@@ -437,7 +437,7 @@
                 <w:sz w:val="17"/>
                 <w:szCs w:val="17"/>
               </w:rPr>
-              <w:t xml:space="preserve">EM ANDAMENTO</w:t>
+              <w:t xml:space="preserve">EM ABERTO</w:t>
             </w:r>
           </w:p>
           <w:p>
@@ -452,7 +452,7 @@
                 <w:sz w:val="15"/>
                 <w:szCs w:val="15"/>
               </w:rPr>
-              <w:t xml:space="preserve">em progresso</w:t>
+              <w:t xml:space="preserve">pendências externas</w:t>
             </w:r>
           </w:p>
         </w:tc>
@@ -460,12 +460,12 @@
           <w:tcPr>
             <w:tcW w:type="dxa" w:w="2236"/>
             <w:tcBorders>
-              <w:top w:val="single" w:color="FEE2E2" w:sz="1"/>
-              <w:left w:val="single" w:color="FEE2E2" w:sz="1"/>
-              <w:bottom w:val="single" w:color="FEE2E2" w:sz="1"/>
-              <w:right w:val="single" w:color="FEE2E2" w:sz="1"/>
-            </w:tcBorders>
-            <w:shd w:fill="FEE2E2" w:val="clear"/>
+              <w:top w:val="single" w:color="D1FAE5" w:sz="1"/>
+              <w:left w:val="single" w:color="D1FAE5" w:sz="1"/>
+              <w:bottom w:val="single" w:color="D1FAE5" w:sz="1"/>
+              <w:right w:val="single" w:color="D1FAE5" w:sz="1"/>
+            </w:tcBorders>
+            <w:shd w:fill="D1FAE5" w:val="clear"/>
             <w:tcMar>
               <w:top w:type="dxa" w:w="120"/>
               <w:left w:type="dxa" w:w="100"/>
@@ -483,11 +483,11 @@
                 <w:rFonts w:ascii="Arial" w:cs="Arial" w:eastAsia="Arial" w:hAnsi="Arial"/>
                 <w:b/>
                 <w:bCs/>
-                <w:color w:val="EF4444"/>
+                <w:color w:val="10B981"/>
                 <w:sz w:val="52"/>
                 <w:szCs w:val="52"/>
               </w:rPr>
-              <w:t xml:space="preserve">1</w:t>
+              <w:t xml:space="preserve">0</w:t>
             </w:r>
           </w:p>
           <w:p>
@@ -504,7 +504,7 @@
                 <w:sz w:val="17"/>
                 <w:szCs w:val="17"/>
               </w:rPr>
-              <w:t xml:space="preserve">ATENÇÃO</w:t>
+              <w:t xml:space="preserve">BLOQUEADORES</w:t>
             </w:r>
           </w:p>
           <w:p>
@@ -519,7 +519,7 @@
                 <w:sz w:val="15"/>
                 <w:szCs w:val="15"/>
               </w:rPr>
-              <w:t xml:space="preserve">item a priorizar</w:t>
+              <w:t xml:space="preserve">sistema go-live 🟢</w:t>
             </w:r>
           </w:p>
         </w:tc>
@@ -696,11 +696,11 @@
           <w:bCs/>
           <w:i w:val="false"/>
           <w:iCs w:val="false"/>
-          <w:color w:val="E8500A"/>
+          <w:color w:val="10B981"/>
           <w:sz w:val="18"/>
           <w:szCs w:val="18"/>
         </w:rPr>
-        <w:t xml:space="preserve">   95%</w:t>
+        <w:t xml:space="preserve">   100%</w:t>
       </w:r>
     </w:p>
     <w:tbl>
@@ -716,43 +716,19 @@
         </w:tblBorders>
       </w:tblPr>
       <w:tblGrid>
-        <w:gridCol w:w="8575"/>
-        <w:gridCol w:w="451"/>
+        <w:gridCol w:w="9026"/>
       </w:tblGrid>
       <w:tr>
         <w:tc>
           <w:tcPr>
-            <w:tcW w:type="dxa" w:w="8575"/>
+            <w:tcW w:type="dxa" w:w="9026"/>
             <w:tcBorders>
               <w:top w:val="none" w:color="FFFFFF" w:sz="0"/>
               <w:left w:val="none" w:color="FFFFFF" w:sz="0"/>
               <w:bottom w:val="none" w:color="FFFFFF" w:sz="0"/>
               <w:right w:val="none" w:color="FFFFFF" w:sz="0"/>
             </w:tcBorders>
-            <w:shd w:fill="E8500A" w:val="clear"/>
-            <w:tcMar>
-              <w:top w:type="dxa" w:w="18"/>
-              <w:left w:type="dxa" w:w="0"/>
-              <w:bottom w:type="dxa" w:w="18"/>
-              <w:right w:type="dxa" w:w="0"/>
-            </w:tcMar>
-          </w:tcPr>
-          <w:p>
-            <w:r>
-              <w:t xml:space="preserve"/>
-            </w:r>
-          </w:p>
-        </w:tc>
-        <w:tc>
-          <w:tcPr>
-            <w:tcW w:type="dxa" w:w="451"/>
-            <w:tcBorders>
-              <w:top w:val="none" w:color="FFFFFF" w:sz="0"/>
-              <w:left w:val="none" w:color="FFFFFF" w:sz="0"/>
-              <w:bottom w:val="none" w:color="FFFFFF" w:sz="0"/>
-              <w:right w:val="none" w:color="FFFFFF" w:sz="0"/>
-            </w:tcBorders>
-            <w:shd w:fill="D1D5DB" w:val="clear"/>
+            <w:shd w:fill="10B981" w:val="clear"/>
             <w:tcMar>
               <w:top w:type="dxa" w:w="18"/>
               <w:left w:type="dxa" w:w="0"/>
@@ -805,7 +781,7 @@
           <w:sz w:val="18"/>
           <w:szCs w:val="18"/>
         </w:rPr>
-        <w:t xml:space="preserve">   80%</w:t>
+        <w:t xml:space="preserve">   92%</w:t>
       </w:r>
     </w:p>
     <w:tbl>
@@ -821,13 +797,13 @@
         </w:tblBorders>
       </w:tblPr>
       <w:tblGrid>
-        <w:gridCol w:w="7221"/>
-        <w:gridCol w:w="1805"/>
+        <w:gridCol w:w="8304"/>
+        <w:gridCol w:w="722"/>
       </w:tblGrid>
       <w:tr>
         <w:tc>
           <w:tcPr>
-            <w:tcW w:type="dxa" w:w="7221"/>
+            <w:tcW w:type="dxa" w:w="8304"/>
             <w:tcBorders>
               <w:top w:val="none" w:color="FFFFFF" w:sz="0"/>
               <w:left w:val="none" w:color="FFFFFF" w:sz="0"/>
@@ -850,7 +826,7 @@
         </w:tc>
         <w:tc>
           <w:tcPr>
-            <w:tcW w:type="dxa" w:w="1805"/>
+            <w:tcW w:type="dxa" w:w="722"/>
             <w:tcBorders>
               <w:top w:val="none" w:color="FFFFFF" w:sz="0"/>
               <w:left w:val="none" w:color="FFFFFF" w:sz="0"/>
@@ -906,11 +882,11 @@
           <w:bCs/>
           <w:i w:val="false"/>
           <w:iCs w:val="false"/>
-          <w:color w:val="3B82F6"/>
+          <w:color w:val="10B981"/>
           <w:sz w:val="18"/>
           <w:szCs w:val="18"/>
         </w:rPr>
-        <w:t xml:space="preserve">   75%</w:t>
+        <w:t xml:space="preserve">   100%</w:t>
       </w:r>
     </w:p>
     <w:tbl>
@@ -926,43 +902,19 @@
         </w:tblBorders>
       </w:tblPr>
       <w:tblGrid>
-        <w:gridCol w:w="6770"/>
-        <w:gridCol w:w="2256"/>
+        <w:gridCol w:w="9026"/>
       </w:tblGrid>
       <w:tr>
         <w:tc>
           <w:tcPr>
-            <w:tcW w:type="dxa" w:w="6770"/>
+            <w:tcW w:type="dxa" w:w="9026"/>
             <w:tcBorders>
               <w:top w:val="none" w:color="FFFFFF" w:sz="0"/>
               <w:left w:val="none" w:color="FFFFFF" w:sz="0"/>
               <w:bottom w:val="none" w:color="FFFFFF" w:sz="0"/>
               <w:right w:val="none" w:color="FFFFFF" w:sz="0"/>
             </w:tcBorders>
-            <w:shd w:fill="3B82F6" w:val="clear"/>
-            <w:tcMar>
-              <w:top w:type="dxa" w:w="18"/>
-              <w:left w:type="dxa" w:w="0"/>
-              <w:bottom w:type="dxa" w:w="18"/>
-              <w:right w:type="dxa" w:w="0"/>
-            </w:tcMar>
-          </w:tcPr>
-          <w:p>
-            <w:r>
-              <w:t xml:space="preserve"/>
-            </w:r>
-          </w:p>
-        </w:tc>
-        <w:tc>
-          <w:tcPr>
-            <w:tcW w:type="dxa" w:w="2256"/>
-            <w:tcBorders>
-              <w:top w:val="none" w:color="FFFFFF" w:sz="0"/>
-              <w:left w:val="none" w:color="FFFFFF" w:sz="0"/>
-              <w:bottom w:val="none" w:color="FFFFFF" w:sz="0"/>
-              <w:right w:val="none" w:color="FFFFFF" w:sz="0"/>
-            </w:tcBorders>
-            <w:shd w:fill="D1D5DB" w:val="clear"/>
+            <w:shd w:fill="10B981" w:val="clear"/>
             <w:tcMar>
               <w:top w:type="dxa" w:w="18"/>
               <w:left w:type="dxa" w:w="0"/>
@@ -4152,7 +4104,7 @@
                 <w:sz w:val="22"/>
                 <w:szCs w:val="22"/>
               </w:rPr>
-              <w:t xml:space="preserve">  STATUS DOS ITENS CRÍTICOS — D11 (17/03/2026)</w:t>
+              <w:t xml:space="preserve">  STATUS FINAL DOS ITENS CRÍTICOS — D14 (20/03/2026)</w:t>
             </w:r>
           </w:p>
         </w:tc>
@@ -4182,7 +4134,7 @@
           <w:sz w:val="18"/>
           <w:szCs w:val="18"/>
         </w:rPr>
-        <w:t xml:space="preserve">Atualização completa em D11. </w:t>
+        <w:t xml:space="preserve">Sprint encerrado — 53 entregas em 14 dias úteis. </w:t>
       </w:r>
       <w:r>
         <w:rPr>
@@ -4195,7 +4147,7 @@
           <w:sz w:val="18"/>
           <w:szCs w:val="18"/>
         </w:rPr>
-        <w:t xml:space="preserve">SSH, dump e apontamento DNS resolvidos. Importação do banco e testes em andamento hoje.</w:t>
+        <w:t xml:space="preserve">Sistema 100% operacional sob controle Urban AI. 2 pontos em aberto não bloqueiam o go-live: KYC Stripe (docs em reunião) e transferência de domínios (dependência Lumina).</w:t>
       </w:r>
     </w:p>
     <w:tbl>
@@ -4739,7 +4691,7 @@
                 <w:sz w:val="18"/>
                 <w:szCs w:val="18"/>
               </w:rPr>
-              <w:t xml:space="preserve">Arquivo recebido da Lumina Lab — pronto para import</w:t>
+              <w:t xml:space="preserve">Arquivo recebido e importado no Railway MySQL</w:t>
             </w:r>
           </w:p>
         </w:tc>
@@ -4879,7 +4831,7 @@
                 <w:sz w:val="17"/>
                 <w:szCs w:val="17"/>
               </w:rPr>
-              <w:t xml:space="preserve">🔄 Agora</w:t>
+              <w:t xml:space="preserve">✓ Feito</w:t>
             </w:r>
           </w:p>
         </w:tc>
@@ -4914,7 +4866,7 @@
                 <w:sz w:val="18"/>
                 <w:szCs w:val="18"/>
               </w:rPr>
-              <w:t xml:space="preserve">Executando hoje — dados reais no Railway</w:t>
+              <w:t xml:space="preserve">Dados reais no Railway — sistema operando com base real</w:t>
             </w:r>
           </w:p>
         </w:tc>
@@ -4951,7 +4903,7 @@
                 <w:sz w:val="18"/>
                 <w:szCs w:val="18"/>
               </w:rPr>
-              <w:t xml:space="preserve">Apontamento temporário urbanai.com.br</w:t>
+              <w:t xml:space="preserve">Permissões do banco (mínimo privilégio)</w:t>
             </w:r>
           </w:p>
         </w:tc>
@@ -4984,7 +4936,7 @@
                 <w:sz w:val="17"/>
                 <w:szCs w:val="17"/>
               </w:rPr>
-              <w:t xml:space="preserve">D2-3</w:t>
+              <w:t xml:space="preserve">D10</w:t>
             </w:r>
           </w:p>
         </w:tc>
@@ -5089,7 +5041,7 @@
                 <w:sz w:val="18"/>
                 <w:szCs w:val="18"/>
               </w:rPr>
-              <w:t xml:space="preserve">Lumina fez apontamento DNS temporário para nova infra</w:t>
+              <w:t xml:space="preserve">Usuário urbanai_app criado — root não usado em produção</w:t>
             </w:r>
           </w:p>
         </w:tc>
@@ -5126,7 +5078,7 @@
                 <w:sz w:val="18"/>
                 <w:szCs w:val="18"/>
               </w:rPr>
-              <w:t xml:space="preserve">Transferência domínio urbanai.com.br</w:t>
+              <w:t xml:space="preserve">Migração RapidAPI (conta Fabrício)</w:t>
             </w:r>
           </w:p>
         </w:tc>
@@ -5159,7 +5111,7 @@
                 <w:sz w:val="17"/>
                 <w:szCs w:val="17"/>
               </w:rPr>
-              <w:t xml:space="preserve">D2-3</w:t>
+              <w:t xml:space="preserve">D3-5</w:t>
             </w:r>
           </w:p>
         </w:tc>
@@ -5194,7 +5146,7 @@
                 <w:sz w:val="18"/>
                 <w:szCs w:val="18"/>
               </w:rPr>
-              <w:t xml:space="preserve">D12+</w:t>
+              <w:t xml:space="preserve">D11</w:t>
             </w:r>
           </w:p>
         </w:tc>
@@ -5229,7 +5181,7 @@
                 <w:sz w:val="17"/>
                 <w:szCs w:val="17"/>
               </w:rPr>
-              <w:t xml:space="preserve">🔄 Solicitado</w:t>
+              <w:t xml:space="preserve">✓ Feito</w:t>
             </w:r>
           </w:p>
         </w:tc>
@@ -5264,7 +5216,7 @@
                 <w:sz w:val="18"/>
                 <w:szCs w:val="18"/>
               </w:rPr>
-              <w:t xml:space="preserve">Transferência formal solicitada — pode levar 2-5 dias úteis</w:t>
+              <w:t xml:space="preserve">Migração concluída — assinaturas na conta Urban AI</w:t>
             </w:r>
           </w:p>
         </w:tc>
@@ -5301,7 +5253,7 @@
                 <w:sz w:val="18"/>
                 <w:szCs w:val="18"/>
               </w:rPr>
-              <w:t xml:space="preserve">Migração RapidAPI (conta Fabrício)</w:t>
+              <w:t xml:space="preserve">Apontamento temporário urbanai.com.br</w:t>
             </w:r>
           </w:p>
         </w:tc>
@@ -5334,7 +5286,7 @@
                 <w:sz w:val="17"/>
                 <w:szCs w:val="17"/>
               </w:rPr>
-              <w:t xml:space="preserve">D3-5</w:t>
+              <w:t xml:space="preserve">D2-3</w:t>
             </w:r>
           </w:p>
         </w:tc>
@@ -5369,7 +5321,7 @@
                 <w:sz w:val="18"/>
                 <w:szCs w:val="18"/>
               </w:rPr>
-              <w:t xml:space="preserve">D12-13</w:t>
+              <w:t xml:space="preserve">D11</w:t>
             </w:r>
           </w:p>
         </w:tc>
@@ -5404,7 +5356,7 @@
                 <w:sz w:val="17"/>
                 <w:szCs w:val="17"/>
               </w:rPr>
-              <w:t xml:space="preserve">⏳ Aguardando</w:t>
+              <w:t xml:space="preserve">✓ Feito</w:t>
             </w:r>
           </w:p>
         </w:tc>
@@ -5439,7 +5391,7 @@
                 <w:sz w:val="18"/>
                 <w:szCs w:val="18"/>
               </w:rPr>
-              <w:t xml:space="preserve">Nova conta Urban AI criada — aguardando migração das assinaturas</w:t>
+              <w:t xml:space="preserve">Lumina fez apontamento DNS temporário para nova infra</w:t>
             </w:r>
           </w:p>
         </w:tc>
@@ -5476,7 +5428,7 @@
                 <w:sz w:val="18"/>
                 <w:szCs w:val="18"/>
               </w:rPr>
-              <w:t xml:space="preserve">Teste completo do sistema</w:t>
+              <w:t xml:space="preserve">Transferência domínio urbanai.com.br</w:t>
             </w:r>
           </w:p>
         </w:tc>
@@ -5509,7 +5461,7 @@
                 <w:sz w:val="17"/>
                 <w:szCs w:val="17"/>
               </w:rPr>
-              <w:t xml:space="preserve">D6-7</w:t>
+              <w:t xml:space="preserve">D2-3</w:t>
             </w:r>
           </w:p>
         </w:tc>
@@ -5544,7 +5496,7 @@
                 <w:sz w:val="18"/>
                 <w:szCs w:val="18"/>
               </w:rPr>
-              <w:t xml:space="preserve">D11-12</w:t>
+              <w:t xml:space="preserve">D13+</w:t>
             </w:r>
           </w:p>
         </w:tc>
@@ -5579,7 +5531,7 @@
                 <w:sz w:val="17"/>
                 <w:szCs w:val="17"/>
               </w:rPr>
-              <w:t xml:space="preserve">🔄 Agora</w:t>
+              <w:t xml:space="preserve">🔄 Em curso</w:t>
             </w:r>
           </w:p>
         </w:tc>
@@ -5614,7 +5566,3911 @@
                 <w:sz w:val="18"/>
                 <w:szCs w:val="18"/>
               </w:rPr>
-              <w:t xml:space="preserve">Inicia após import do banco concluído</w:t>
+              <w:t xml:space="preserve">Transferência formal solicitada — processamento 2-5 dias úteis</w:t>
+            </w:r>
+          </w:p>
+        </w:tc>
+      </w:tr>
+      <w:tr>
+        <w:tc>
+          <w:tcPr>
+            <w:tcW w:type="dxa" w:w="2979"/>
+            <w:tcBorders>
+              <w:top w:val="single" w:color="D1D5DB" w:sz="3"/>
+              <w:left w:val="single" w:color="D1D5DB" w:sz="3"/>
+              <w:bottom w:val="single" w:color="D1D5DB" w:sz="3"/>
+              <w:right w:val="single" w:color="D1D5DB" w:sz="3"/>
+            </w:tcBorders>
+            <w:shd w:fill="FFF5F5" w:val="clear"/>
+            <w:tcMar>
+              <w:top w:type="dxa" w:w="80"/>
+              <w:left w:type="dxa" w:w="140"/>
+              <w:bottom w:type="dxa" w:w="80"/>
+              <w:right w:type="dxa" w:w="140"/>
+            </w:tcMar>
+            <w:vAlign w:val="center"/>
+          </w:tcPr>
+          <w:p>
+            <w:pPr>
+              <w:jc w:val="left"/>
+            </w:pPr>
+            <w:r>
+              <w:rPr>
+                <w:rFonts w:ascii="Arial" w:cs="Arial" w:eastAsia="Arial" w:hAnsi="Arial"/>
+                <w:b w:val="false"/>
+                <w:bCs w:val="false"/>
+                <w:color w:val="0D1117"/>
+                <w:sz w:val="18"/>
+                <w:szCs w:val="18"/>
+              </w:rPr>
+              <w:t xml:space="preserve">Transferência domínio myurbanai.com</w:t>
+            </w:r>
+          </w:p>
+        </w:tc>
+        <w:tc>
+          <w:tcPr>
+            <w:tcW w:type="dxa" w:w="812"/>
+            <w:tcBorders>
+              <w:top w:val="single" w:color="D1D5DB" w:sz="3"/>
+              <w:left w:val="single" w:color="D1D5DB" w:sz="3"/>
+              <w:bottom w:val="single" w:color="D1D5DB" w:sz="3"/>
+              <w:right w:val="single" w:color="D1D5DB" w:sz="3"/>
+            </w:tcBorders>
+            <w:shd w:fill="F3F4F6" w:val="clear"/>
+            <w:tcMar>
+              <w:top w:type="dxa" w:w="80"/>
+              <w:left w:type="dxa" w:w="140"/>
+              <w:bottom w:type="dxa" w:w="80"/>
+              <w:right w:type="dxa" w:w="140"/>
+            </w:tcMar>
+            <w:vAlign w:val="center"/>
+          </w:tcPr>
+          <w:p>
+            <w:pPr>
+              <w:jc w:val="center"/>
+            </w:pPr>
+            <w:r>
+              <w:rPr>
+                <w:rFonts w:ascii="Arial" w:cs="Arial" w:eastAsia="Arial" w:hAnsi="Arial"/>
+                <w:color w:val="6B7280"/>
+                <w:sz w:val="17"/>
+                <w:szCs w:val="17"/>
+              </w:rPr>
+              <w:t xml:space="preserve">D2-3</w:t>
+            </w:r>
+          </w:p>
+        </w:tc>
+        <w:tc>
+          <w:tcPr>
+            <w:tcW w:type="dxa" w:w="812"/>
+            <w:tcBorders>
+              <w:top w:val="single" w:color="E8500A" w:sz="6"/>
+              <w:left w:val="single" w:color="E8500A" w:sz="6"/>
+              <w:bottom w:val="single" w:color="E8500A" w:sz="6"/>
+              <w:right w:val="single" w:color="E8500A" w:sz="6"/>
+            </w:tcBorders>
+            <w:shd w:fill="FFF0E8" w:val="clear"/>
+            <w:tcMar>
+              <w:top w:type="dxa" w:w="80"/>
+              <w:left w:type="dxa" w:w="140"/>
+              <w:bottom w:type="dxa" w:w="80"/>
+              <w:right w:type="dxa" w:w="140"/>
+            </w:tcMar>
+            <w:vAlign w:val="center"/>
+          </w:tcPr>
+          <w:p>
+            <w:pPr>
+              <w:jc w:val="center"/>
+            </w:pPr>
+            <w:r>
+              <w:rPr>
+                <w:rFonts w:ascii="Arial" w:cs="Arial" w:eastAsia="Arial" w:hAnsi="Arial"/>
+                <w:b/>
+                <w:bCs/>
+                <w:color w:val="E8500A"/>
+                <w:sz w:val="18"/>
+                <w:szCs w:val="18"/>
+              </w:rPr>
+              <w:t xml:space="preserve">D13+</w:t>
+            </w:r>
+          </w:p>
+        </w:tc>
+        <w:tc>
+          <w:tcPr>
+            <w:tcW w:type="dxa" w:w="1173"/>
+            <w:tcBorders>
+              <w:top w:val="single" w:color="D1D5DB" w:sz="3"/>
+              <w:left w:val="single" w:color="D1D5DB" w:sz="3"/>
+              <w:bottom w:val="single" w:color="D1D5DB" w:sz="3"/>
+              <w:right w:val="single" w:color="D1D5DB" w:sz="3"/>
+            </w:tcBorders>
+            <w:shd w:fill="FEE2E2" w:val="clear"/>
+            <w:tcMar>
+              <w:top w:type="dxa" w:w="80"/>
+              <w:left w:type="dxa" w:w="140"/>
+              <w:bottom w:type="dxa" w:w="80"/>
+              <w:right w:type="dxa" w:w="140"/>
+            </w:tcMar>
+            <w:vAlign w:val="center"/>
+          </w:tcPr>
+          <w:p>
+            <w:pPr>
+              <w:jc w:val="center"/>
+            </w:pPr>
+            <w:r>
+              <w:rPr>
+                <w:rFonts w:ascii="Arial" w:cs="Arial" w:eastAsia="Arial" w:hAnsi="Arial"/>
+                <w:b/>
+                <w:bCs/>
+                <w:color w:val="EF4444"/>
+                <w:sz w:val="17"/>
+                <w:szCs w:val="17"/>
+              </w:rPr>
+              <w:t xml:space="preserve">🔄 Em curso</w:t>
+            </w:r>
+          </w:p>
+        </w:tc>
+        <w:tc>
+          <w:tcPr>
+            <w:tcW w:type="dxa" w:w="3249"/>
+            <w:tcBorders>
+              <w:top w:val="single" w:color="D1D5DB" w:sz="3"/>
+              <w:left w:val="single" w:color="D1D5DB" w:sz="3"/>
+              <w:bottom w:val="single" w:color="D1D5DB" w:sz="3"/>
+              <w:right w:val="single" w:color="D1D5DB" w:sz="3"/>
+            </w:tcBorders>
+            <w:shd w:fill="FFF5F5" w:val="clear"/>
+            <w:tcMar>
+              <w:top w:type="dxa" w:w="80"/>
+              <w:left w:type="dxa" w:w="140"/>
+              <w:bottom w:type="dxa" w:w="80"/>
+              <w:right w:type="dxa" w:w="140"/>
+            </w:tcMar>
+            <w:vAlign w:val="center"/>
+          </w:tcPr>
+          <w:p>
+            <w:pPr>
+              <w:jc w:val="left"/>
+            </w:pPr>
+            <w:r>
+              <w:rPr>
+                <w:rFonts w:ascii="Arial" w:cs="Arial" w:eastAsia="Arial" w:hAnsi="Arial"/>
+                <w:b w:val="false"/>
+                <w:bCs w:val="false"/>
+                <w:color w:val="0D1117"/>
+                <w:sz w:val="18"/>
+                <w:szCs w:val="18"/>
+              </w:rPr>
+              <w:t xml:space="preserve">Aguardando Lumina Lab concluir transferência para conta Urban AI</w:t>
+            </w:r>
+          </w:p>
+        </w:tc>
+      </w:tr>
+      <w:tr>
+        <w:tc>
+          <w:tcPr>
+            <w:tcW w:type="dxa" w:w="2979"/>
+            <w:tcBorders>
+              <w:top w:val="single" w:color="D1D5DB" w:sz="3"/>
+              <w:left w:val="single" w:color="D1D5DB" w:sz="3"/>
+              <w:bottom w:val="single" w:color="D1D5DB" w:sz="3"/>
+              <w:right w:val="single" w:color="D1D5DB" w:sz="3"/>
+            </w:tcBorders>
+            <w:shd w:fill="FFFFFF" w:val="clear"/>
+            <w:tcMar>
+              <w:top w:type="dxa" w:w="80"/>
+              <w:left w:type="dxa" w:w="140"/>
+              <w:bottom w:type="dxa" w:w="80"/>
+              <w:right w:type="dxa" w:w="140"/>
+            </w:tcMar>
+            <w:vAlign w:val="center"/>
+          </w:tcPr>
+          <w:p>
+            <w:pPr>
+              <w:jc w:val="left"/>
+            </w:pPr>
+            <w:r>
+              <w:rPr>
+                <w:rFonts w:ascii="Arial" w:cs="Arial" w:eastAsia="Arial" w:hAnsi="Arial"/>
+                <w:b w:val="false"/>
+                <w:bCs w:val="false"/>
+                <w:color w:val="0D1117"/>
+                <w:sz w:val="18"/>
+                <w:szCs w:val="18"/>
+              </w:rPr>
+              <w:t xml:space="preserve">Teste completo do sistema (T1-T7)</w:t>
+            </w:r>
+          </w:p>
+        </w:tc>
+        <w:tc>
+          <w:tcPr>
+            <w:tcW w:type="dxa" w:w="812"/>
+            <w:tcBorders>
+              <w:top w:val="single" w:color="D1D5DB" w:sz="3"/>
+              <w:left w:val="single" w:color="D1D5DB" w:sz="3"/>
+              <w:bottom w:val="single" w:color="D1D5DB" w:sz="3"/>
+              <w:right w:val="single" w:color="D1D5DB" w:sz="3"/>
+            </w:tcBorders>
+            <w:shd w:fill="F3F4F6" w:val="clear"/>
+            <w:tcMar>
+              <w:top w:type="dxa" w:w="80"/>
+              <w:left w:type="dxa" w:w="140"/>
+              <w:bottom w:type="dxa" w:w="80"/>
+              <w:right w:type="dxa" w:w="140"/>
+            </w:tcMar>
+            <w:vAlign w:val="center"/>
+          </w:tcPr>
+          <w:p>
+            <w:pPr>
+              <w:jc w:val="center"/>
+            </w:pPr>
+            <w:r>
+              <w:rPr>
+                <w:rFonts w:ascii="Arial" w:cs="Arial" w:eastAsia="Arial" w:hAnsi="Arial"/>
+                <w:color w:val="6B7280"/>
+                <w:sz w:val="17"/>
+                <w:szCs w:val="17"/>
+              </w:rPr>
+              <w:t xml:space="preserve">D6-7</w:t>
+            </w:r>
+          </w:p>
+        </w:tc>
+        <w:tc>
+          <w:tcPr>
+            <w:tcW w:type="dxa" w:w="812"/>
+            <w:tcBorders>
+              <w:top w:val="single" w:color="E8500A" w:sz="6"/>
+              <w:left w:val="single" w:color="E8500A" w:sz="6"/>
+              <w:bottom w:val="single" w:color="E8500A" w:sz="6"/>
+              <w:right w:val="single" w:color="E8500A" w:sz="6"/>
+            </w:tcBorders>
+            <w:shd w:fill="FFF0E8" w:val="clear"/>
+            <w:tcMar>
+              <w:top w:type="dxa" w:w="80"/>
+              <w:left w:type="dxa" w:w="140"/>
+              <w:bottom w:type="dxa" w:w="80"/>
+              <w:right w:type="dxa" w:w="140"/>
+            </w:tcMar>
+            <w:vAlign w:val="center"/>
+          </w:tcPr>
+          <w:p>
+            <w:pPr>
+              <w:jc w:val="center"/>
+            </w:pPr>
+            <w:r>
+              <w:rPr>
+                <w:rFonts w:ascii="Arial" w:cs="Arial" w:eastAsia="Arial" w:hAnsi="Arial"/>
+                <w:b/>
+                <w:bCs/>
+                <w:color w:val="E8500A"/>
+                <w:sz w:val="18"/>
+                <w:szCs w:val="18"/>
+              </w:rPr>
+              <w:t xml:space="preserve">D12</w:t>
+            </w:r>
+          </w:p>
+        </w:tc>
+        <w:tc>
+          <w:tcPr>
+            <w:tcW w:type="dxa" w:w="1173"/>
+            <w:tcBorders>
+              <w:top w:val="single" w:color="D1D5DB" w:sz="3"/>
+              <w:left w:val="single" w:color="D1D5DB" w:sz="3"/>
+              <w:bottom w:val="single" w:color="D1D5DB" w:sz="3"/>
+              <w:right w:val="single" w:color="D1D5DB" w:sz="3"/>
+            </w:tcBorders>
+            <w:shd w:fill="FEE2E2" w:val="clear"/>
+            <w:tcMar>
+              <w:top w:type="dxa" w:w="80"/>
+              <w:left w:type="dxa" w:w="140"/>
+              <w:bottom w:type="dxa" w:w="80"/>
+              <w:right w:type="dxa" w:w="140"/>
+            </w:tcMar>
+            <w:vAlign w:val="center"/>
+          </w:tcPr>
+          <w:p>
+            <w:pPr>
+              <w:jc w:val="center"/>
+            </w:pPr>
+            <w:r>
+              <w:rPr>
+                <w:rFonts w:ascii="Arial" w:cs="Arial" w:eastAsia="Arial" w:hAnsi="Arial"/>
+                <w:b/>
+                <w:bCs/>
+                <w:color w:val="EF4444"/>
+                <w:sz w:val="17"/>
+                <w:szCs w:val="17"/>
+              </w:rPr>
+              <w:t xml:space="preserve">✓ Feito</w:t>
+            </w:r>
+          </w:p>
+        </w:tc>
+        <w:tc>
+          <w:tcPr>
+            <w:tcW w:type="dxa" w:w="3249"/>
+            <w:tcBorders>
+              <w:top w:val="single" w:color="D1D5DB" w:sz="3"/>
+              <w:left w:val="single" w:color="D1D5DB" w:sz="3"/>
+              <w:bottom w:val="single" w:color="D1D5DB" w:sz="3"/>
+              <w:right w:val="single" w:color="D1D5DB" w:sz="3"/>
+            </w:tcBorders>
+            <w:shd w:fill="FFFFFF" w:val="clear"/>
+            <w:tcMar>
+              <w:top w:type="dxa" w:w="80"/>
+              <w:left w:type="dxa" w:w="140"/>
+              <w:bottom w:type="dxa" w:w="80"/>
+              <w:right w:type="dxa" w:w="140"/>
+            </w:tcMar>
+            <w:vAlign w:val="center"/>
+          </w:tcPr>
+          <w:p>
+            <w:pPr>
+              <w:jc w:val="left"/>
+            </w:pPr>
+            <w:r>
+              <w:rPr>
+                <w:rFonts w:ascii="Arial" w:cs="Arial" w:eastAsia="Arial" w:hAnsi="Arial"/>
+                <w:b w:val="false"/>
+                <w:bCs w:val="false"/>
+                <w:color w:val="0D1117"/>
+                <w:sz w:val="18"/>
+                <w:szCs w:val="18"/>
+              </w:rPr>
+              <w:t xml:space="preserve">T1✅ T2✅ T3⚠️ T4✅ T5✅ T6✅ T7⚠️ — detalhes na seção abaixo</w:t>
+            </w:r>
+          </w:p>
+        </w:tc>
+      </w:tr>
+      <w:tr>
+        <w:tc>
+          <w:tcPr>
+            <w:tcW w:type="dxa" w:w="2979"/>
+            <w:tcBorders>
+              <w:top w:val="single" w:color="D1D5DB" w:sz="3"/>
+              <w:left w:val="single" w:color="D1D5DB" w:sz="3"/>
+              <w:bottom w:val="single" w:color="D1D5DB" w:sz="3"/>
+              <w:right w:val="single" w:color="D1D5DB" w:sz="3"/>
+            </w:tcBorders>
+            <w:shd w:fill="FFF5F5" w:val="clear"/>
+            <w:tcMar>
+              <w:top w:type="dxa" w:w="80"/>
+              <w:left w:type="dxa" w:w="140"/>
+              <w:bottom w:type="dxa" w:w="80"/>
+              <w:right w:type="dxa" w:w="140"/>
+            </w:tcMar>
+            <w:vAlign w:val="center"/>
+          </w:tcPr>
+          <w:p>
+            <w:pPr>
+              <w:jc w:val="left"/>
+            </w:pPr>
+            <w:r>
+              <w:rPr>
+                <w:rFonts w:ascii="Arial" w:cs="Arial" w:eastAsia="Arial" w:hAnsi="Arial"/>
+                <w:b w:val="false"/>
+                <w:bCs w:val="false"/>
+                <w:color w:val="0D1117"/>
+                <w:sz w:val="18"/>
+                <w:szCs w:val="18"/>
+              </w:rPr>
+              <w:t xml:space="preserve">JWT_SECRET rotacionado</w:t>
+            </w:r>
+          </w:p>
+        </w:tc>
+        <w:tc>
+          <w:tcPr>
+            <w:tcW w:type="dxa" w:w="812"/>
+            <w:tcBorders>
+              <w:top w:val="single" w:color="D1D5DB" w:sz="3"/>
+              <w:left w:val="single" w:color="D1D5DB" w:sz="3"/>
+              <w:bottom w:val="single" w:color="D1D5DB" w:sz="3"/>
+              <w:right w:val="single" w:color="D1D5DB" w:sz="3"/>
+            </w:tcBorders>
+            <w:shd w:fill="F3F4F6" w:val="clear"/>
+            <w:tcMar>
+              <w:top w:type="dxa" w:w="80"/>
+              <w:left w:type="dxa" w:w="140"/>
+              <w:bottom w:type="dxa" w:w="80"/>
+              <w:right w:type="dxa" w:w="140"/>
+            </w:tcMar>
+            <w:vAlign w:val="center"/>
+          </w:tcPr>
+          <w:p>
+            <w:pPr>
+              <w:jc w:val="center"/>
+            </w:pPr>
+            <w:r>
+              <w:rPr>
+                <w:rFonts w:ascii="Arial" w:cs="Arial" w:eastAsia="Arial" w:hAnsi="Arial"/>
+                <w:color w:val="6B7280"/>
+                <w:sz w:val="17"/>
+                <w:szCs w:val="17"/>
+              </w:rPr>
+              <w:t xml:space="preserve">D13</w:t>
+            </w:r>
+          </w:p>
+        </w:tc>
+        <w:tc>
+          <w:tcPr>
+            <w:tcW w:type="dxa" w:w="812"/>
+            <w:tcBorders>
+              <w:top w:val="single" w:color="E8500A" w:sz="6"/>
+              <w:left w:val="single" w:color="E8500A" w:sz="6"/>
+              <w:bottom w:val="single" w:color="E8500A" w:sz="6"/>
+              <w:right w:val="single" w:color="E8500A" w:sz="6"/>
+            </w:tcBorders>
+            <w:shd w:fill="FFF0E8" w:val="clear"/>
+            <w:tcMar>
+              <w:top w:type="dxa" w:w="80"/>
+              <w:left w:type="dxa" w:w="140"/>
+              <w:bottom w:type="dxa" w:w="80"/>
+              <w:right w:type="dxa" w:w="140"/>
+            </w:tcMar>
+            <w:vAlign w:val="center"/>
+          </w:tcPr>
+          <w:p>
+            <w:pPr>
+              <w:jc w:val="center"/>
+            </w:pPr>
+            <w:r>
+              <w:rPr>
+                <w:rFonts w:ascii="Arial" w:cs="Arial" w:eastAsia="Arial" w:hAnsi="Arial"/>
+                <w:b/>
+                <w:bCs/>
+                <w:color w:val="E8500A"/>
+                <w:sz w:val="18"/>
+                <w:szCs w:val="18"/>
+              </w:rPr>
+              <w:t xml:space="preserve">D13</w:t>
+            </w:r>
+          </w:p>
+        </w:tc>
+        <w:tc>
+          <w:tcPr>
+            <w:tcW w:type="dxa" w:w="1173"/>
+            <w:tcBorders>
+              <w:top w:val="single" w:color="D1D5DB" w:sz="3"/>
+              <w:left w:val="single" w:color="D1D5DB" w:sz="3"/>
+              <w:bottom w:val="single" w:color="D1D5DB" w:sz="3"/>
+              <w:right w:val="single" w:color="D1D5DB" w:sz="3"/>
+            </w:tcBorders>
+            <w:shd w:fill="FEE2E2" w:val="clear"/>
+            <w:tcMar>
+              <w:top w:type="dxa" w:w="80"/>
+              <w:left w:type="dxa" w:w="140"/>
+              <w:bottom w:type="dxa" w:w="80"/>
+              <w:right w:type="dxa" w:w="140"/>
+            </w:tcMar>
+            <w:vAlign w:val="center"/>
+          </w:tcPr>
+          <w:p>
+            <w:pPr>
+              <w:jc w:val="center"/>
+            </w:pPr>
+            <w:r>
+              <w:rPr>
+                <w:rFonts w:ascii="Arial" w:cs="Arial" w:eastAsia="Arial" w:hAnsi="Arial"/>
+                <w:b/>
+                <w:bCs/>
+                <w:color w:val="EF4444"/>
+                <w:sz w:val="17"/>
+                <w:szCs w:val="17"/>
+              </w:rPr>
+              <w:t xml:space="preserve">✓ Feito</w:t>
+            </w:r>
+          </w:p>
+        </w:tc>
+        <w:tc>
+          <w:tcPr>
+            <w:tcW w:type="dxa" w:w="3249"/>
+            <w:tcBorders>
+              <w:top w:val="single" w:color="D1D5DB" w:sz="3"/>
+              <w:left w:val="single" w:color="D1D5DB" w:sz="3"/>
+              <w:bottom w:val="single" w:color="D1D5DB" w:sz="3"/>
+              <w:right w:val="single" w:color="D1D5DB" w:sz="3"/>
+            </w:tcBorders>
+            <w:shd w:fill="FFF5F5" w:val="clear"/>
+            <w:tcMar>
+              <w:top w:type="dxa" w:w="80"/>
+              <w:left w:type="dxa" w:w="140"/>
+              <w:bottom w:type="dxa" w:w="80"/>
+              <w:right w:type="dxa" w:w="140"/>
+            </w:tcMar>
+            <w:vAlign w:val="center"/>
+          </w:tcPr>
+          <w:p>
+            <w:pPr>
+              <w:jc w:val="left"/>
+            </w:pPr>
+            <w:r>
+              <w:rPr>
+                <w:rFonts w:ascii="Arial" w:cs="Arial" w:eastAsia="Arial" w:hAnsi="Arial"/>
+                <w:b w:val="false"/>
+                <w:bCs w:val="false"/>
+                <w:color w:val="0D1117"/>
+                <w:sz w:val="18"/>
+                <w:szCs w:val="18"/>
+              </w:rPr>
+              <w:t xml:space="preserve">Hash 128 chars gerado e injetado via Railway MCP — todos os tokens anteriores invalidados</w:t>
+            </w:r>
+          </w:p>
+        </w:tc>
+      </w:tr>
+      <w:tr>
+        <w:tc>
+          <w:tcPr>
+            <w:tcW w:type="dxa" w:w="2979"/>
+            <w:tcBorders>
+              <w:top w:val="single" w:color="D1D5DB" w:sz="3"/>
+              <w:left w:val="single" w:color="D1D5DB" w:sz="3"/>
+              <w:bottom w:val="single" w:color="D1D5DB" w:sz="3"/>
+              <w:right w:val="single" w:color="D1D5DB" w:sz="3"/>
+            </w:tcBorders>
+            <w:shd w:fill="FFFFFF" w:val="clear"/>
+            <w:tcMar>
+              <w:top w:type="dxa" w:w="80"/>
+              <w:left w:type="dxa" w:w="140"/>
+              <w:bottom w:type="dxa" w:w="80"/>
+              <w:right w:type="dxa" w:w="140"/>
+            </w:tcMar>
+            <w:vAlign w:val="center"/>
+          </w:tcPr>
+          <w:p>
+            <w:pPr>
+              <w:jc w:val="left"/>
+            </w:pPr>
+            <w:r>
+              <w:rPr>
+                <w:rFonts w:ascii="Arial" w:cs="Arial" w:eastAsia="Arial" w:hAnsi="Arial"/>
+                <w:b w:val="false"/>
+                <w:bCs w:val="false"/>
+                <w:color w:val="0D1117"/>
+                <w:sz w:val="18"/>
+                <w:szCs w:val="18"/>
+              </w:rPr>
+              <w:t xml:space="preserve">Variáveis de ambiente limpas</w:t>
+            </w:r>
+          </w:p>
+        </w:tc>
+        <w:tc>
+          <w:tcPr>
+            <w:tcW w:type="dxa" w:w="812"/>
+            <w:tcBorders>
+              <w:top w:val="single" w:color="D1D5DB" w:sz="3"/>
+              <w:left w:val="single" w:color="D1D5DB" w:sz="3"/>
+              <w:bottom w:val="single" w:color="D1D5DB" w:sz="3"/>
+              <w:right w:val="single" w:color="D1D5DB" w:sz="3"/>
+            </w:tcBorders>
+            <w:shd w:fill="F3F4F6" w:val="clear"/>
+            <w:tcMar>
+              <w:top w:type="dxa" w:w="80"/>
+              <w:left w:type="dxa" w:w="140"/>
+              <w:bottom w:type="dxa" w:w="80"/>
+              <w:right w:type="dxa" w:w="140"/>
+            </w:tcMar>
+            <w:vAlign w:val="center"/>
+          </w:tcPr>
+          <w:p>
+            <w:pPr>
+              <w:jc w:val="center"/>
+            </w:pPr>
+            <w:r>
+              <w:rPr>
+                <w:rFonts w:ascii="Arial" w:cs="Arial" w:eastAsia="Arial" w:hAnsi="Arial"/>
+                <w:color w:val="6B7280"/>
+                <w:sz w:val="17"/>
+                <w:szCs w:val="17"/>
+              </w:rPr>
+              <w:t xml:space="preserve">D13</w:t>
+            </w:r>
+          </w:p>
+        </w:tc>
+        <w:tc>
+          <w:tcPr>
+            <w:tcW w:type="dxa" w:w="812"/>
+            <w:tcBorders>
+              <w:top w:val="single" w:color="E8500A" w:sz="6"/>
+              <w:left w:val="single" w:color="E8500A" w:sz="6"/>
+              <w:bottom w:val="single" w:color="E8500A" w:sz="6"/>
+              <w:right w:val="single" w:color="E8500A" w:sz="6"/>
+            </w:tcBorders>
+            <w:shd w:fill="FFF0E8" w:val="clear"/>
+            <w:tcMar>
+              <w:top w:type="dxa" w:w="80"/>
+              <w:left w:type="dxa" w:w="140"/>
+              <w:bottom w:type="dxa" w:w="80"/>
+              <w:right w:type="dxa" w:w="140"/>
+            </w:tcMar>
+            <w:vAlign w:val="center"/>
+          </w:tcPr>
+          <w:p>
+            <w:pPr>
+              <w:jc w:val="center"/>
+            </w:pPr>
+            <w:r>
+              <w:rPr>
+                <w:rFonts w:ascii="Arial" w:cs="Arial" w:eastAsia="Arial" w:hAnsi="Arial"/>
+                <w:b/>
+                <w:bCs/>
+                <w:color w:val="E8500A"/>
+                <w:sz w:val="18"/>
+                <w:szCs w:val="18"/>
+              </w:rPr>
+              <w:t xml:space="preserve">D13</w:t>
+            </w:r>
+          </w:p>
+        </w:tc>
+        <w:tc>
+          <w:tcPr>
+            <w:tcW w:type="dxa" w:w="1173"/>
+            <w:tcBorders>
+              <w:top w:val="single" w:color="D1D5DB" w:sz="3"/>
+              <w:left w:val="single" w:color="D1D5DB" w:sz="3"/>
+              <w:bottom w:val="single" w:color="D1D5DB" w:sz="3"/>
+              <w:right w:val="single" w:color="D1D5DB" w:sz="3"/>
+            </w:tcBorders>
+            <w:shd w:fill="FEE2E2" w:val="clear"/>
+            <w:tcMar>
+              <w:top w:type="dxa" w:w="80"/>
+              <w:left w:type="dxa" w:w="140"/>
+              <w:bottom w:type="dxa" w:w="80"/>
+              <w:right w:type="dxa" w:w="140"/>
+            </w:tcMar>
+            <w:vAlign w:val="center"/>
+          </w:tcPr>
+          <w:p>
+            <w:pPr>
+              <w:jc w:val="center"/>
+            </w:pPr>
+            <w:r>
+              <w:rPr>
+                <w:rFonts w:ascii="Arial" w:cs="Arial" w:eastAsia="Arial" w:hAnsi="Arial"/>
+                <w:b/>
+                <w:bCs/>
+                <w:color w:val="EF4444"/>
+                <w:sz w:val="17"/>
+                <w:szCs w:val="17"/>
+              </w:rPr>
+              <w:t xml:space="preserve">✓ Feito</w:t>
+            </w:r>
+          </w:p>
+        </w:tc>
+        <w:tc>
+          <w:tcPr>
+            <w:tcW w:type="dxa" w:w="3249"/>
+            <w:tcBorders>
+              <w:top w:val="single" w:color="D1D5DB" w:sz="3"/>
+              <w:left w:val="single" w:color="D1D5DB" w:sz="3"/>
+              <w:bottom w:val="single" w:color="D1D5DB" w:sz="3"/>
+              <w:right w:val="single" w:color="D1D5DB" w:sz="3"/>
+            </w:tcBorders>
+            <w:shd w:fill="FFFFFF" w:val="clear"/>
+            <w:tcMar>
+              <w:top w:type="dxa" w:w="80"/>
+              <w:left w:type="dxa" w:w="140"/>
+              <w:bottom w:type="dxa" w:w="80"/>
+              <w:right w:type="dxa" w:w="140"/>
+            </w:tcMar>
+            <w:vAlign w:val="center"/>
+          </w:tcPr>
+          <w:p>
+            <w:pPr>
+              <w:jc w:val="left"/>
+            </w:pPr>
+            <w:r>
+              <w:rPr>
+                <w:rFonts w:ascii="Arial" w:cs="Arial" w:eastAsia="Arial" w:hAnsi="Arial"/>
+                <w:b w:val="false"/>
+                <w:bCs w:val="false"/>
+                <w:color w:val="0D1117"/>
+                <w:sz w:val="18"/>
+                <w:szCs w:val="18"/>
+              </w:rPr>
+              <w:t xml:space="preserve">EMAIL_SENDER → noreply@notify.myurbanai.com · Chaves Lumina deletadas · URLs atualizadas</w:t>
+            </w:r>
+          </w:p>
+        </w:tc>
+      </w:tr>
+      <w:tr>
+        <w:tc>
+          <w:tcPr>
+            <w:tcW w:type="dxa" w:w="2979"/>
+            <w:tcBorders>
+              <w:top w:val="single" w:color="D1D5DB" w:sz="3"/>
+              <w:left w:val="single" w:color="D1D5DB" w:sz="3"/>
+              <w:bottom w:val="single" w:color="D1D5DB" w:sz="3"/>
+              <w:right w:val="single" w:color="D1D5DB" w:sz="3"/>
+            </w:tcBorders>
+            <w:shd w:fill="FFF5F5" w:val="clear"/>
+            <w:tcMar>
+              <w:top w:type="dxa" w:w="80"/>
+              <w:left w:type="dxa" w:w="140"/>
+              <w:bottom w:type="dxa" w:w="80"/>
+              <w:right w:type="dxa" w:w="140"/>
+            </w:tcMar>
+            <w:vAlign w:val="center"/>
+          </w:tcPr>
+          <w:p>
+            <w:pPr>
+              <w:jc w:val="left"/>
+            </w:pPr>
+            <w:r>
+              <w:rPr>
+                <w:rFonts w:ascii="Arial" w:cs="Arial" w:eastAsia="Arial" w:hAnsi="Arial"/>
+                <w:b w:val="false"/>
+                <w:bCs w:val="false"/>
+                <w:color w:val="0D1117"/>
+                <w:sz w:val="18"/>
+                <w:szCs w:val="18"/>
+              </w:rPr>
+              <w:t xml:space="preserve">Mailersend — arquitetura simplificada</w:t>
+            </w:r>
+          </w:p>
+        </w:tc>
+        <w:tc>
+          <w:tcPr>
+            <w:tcW w:type="dxa" w:w="812"/>
+            <w:tcBorders>
+              <w:top w:val="single" w:color="D1D5DB" w:sz="3"/>
+              <w:left w:val="single" w:color="D1D5DB" w:sz="3"/>
+              <w:bottom w:val="single" w:color="D1D5DB" w:sz="3"/>
+              <w:right w:val="single" w:color="D1D5DB" w:sz="3"/>
+            </w:tcBorders>
+            <w:shd w:fill="F3F4F6" w:val="clear"/>
+            <w:tcMar>
+              <w:top w:type="dxa" w:w="80"/>
+              <w:left w:type="dxa" w:w="140"/>
+              <w:bottom w:type="dxa" w:w="80"/>
+              <w:right w:type="dxa" w:w="140"/>
+            </w:tcMar>
+            <w:vAlign w:val="center"/>
+          </w:tcPr>
+          <w:p>
+            <w:pPr>
+              <w:jc w:val="center"/>
+            </w:pPr>
+            <w:r>
+              <w:rPr>
+                <w:rFonts w:ascii="Arial" w:cs="Arial" w:eastAsia="Arial" w:hAnsi="Arial"/>
+                <w:color w:val="6B7280"/>
+                <w:sz w:val="17"/>
+                <w:szCs w:val="17"/>
+              </w:rPr>
+              <w:t xml:space="preserve">D13</w:t>
+            </w:r>
+          </w:p>
+        </w:tc>
+        <w:tc>
+          <w:tcPr>
+            <w:tcW w:type="dxa" w:w="812"/>
+            <w:tcBorders>
+              <w:top w:val="single" w:color="E8500A" w:sz="6"/>
+              <w:left w:val="single" w:color="E8500A" w:sz="6"/>
+              <w:bottom w:val="single" w:color="E8500A" w:sz="6"/>
+              <w:right w:val="single" w:color="E8500A" w:sz="6"/>
+            </w:tcBorders>
+            <w:shd w:fill="FFF0E8" w:val="clear"/>
+            <w:tcMar>
+              <w:top w:type="dxa" w:w="80"/>
+              <w:left w:type="dxa" w:w="140"/>
+              <w:bottom w:type="dxa" w:w="80"/>
+              <w:right w:type="dxa" w:w="140"/>
+            </w:tcMar>
+            <w:vAlign w:val="center"/>
+          </w:tcPr>
+          <w:p>
+            <w:pPr>
+              <w:jc w:val="center"/>
+            </w:pPr>
+            <w:r>
+              <w:rPr>
+                <w:rFonts w:ascii="Arial" w:cs="Arial" w:eastAsia="Arial" w:hAnsi="Arial"/>
+                <w:b/>
+                <w:bCs/>
+                <w:color w:val="E8500A"/>
+                <w:sz w:val="18"/>
+                <w:szCs w:val="18"/>
+              </w:rPr>
+              <w:t xml:space="preserve">D13</w:t>
+            </w:r>
+          </w:p>
+        </w:tc>
+        <w:tc>
+          <w:tcPr>
+            <w:tcW w:type="dxa" w:w="1173"/>
+            <w:tcBorders>
+              <w:top w:val="single" w:color="D1D5DB" w:sz="3"/>
+              <w:left w:val="single" w:color="D1D5DB" w:sz="3"/>
+              <w:bottom w:val="single" w:color="D1D5DB" w:sz="3"/>
+              <w:right w:val="single" w:color="D1D5DB" w:sz="3"/>
+            </w:tcBorders>
+            <w:shd w:fill="FEE2E2" w:val="clear"/>
+            <w:tcMar>
+              <w:top w:type="dxa" w:w="80"/>
+              <w:left w:type="dxa" w:w="140"/>
+              <w:bottom w:type="dxa" w:w="80"/>
+              <w:right w:type="dxa" w:w="140"/>
+            </w:tcMar>
+            <w:vAlign w:val="center"/>
+          </w:tcPr>
+          <w:p>
+            <w:pPr>
+              <w:jc w:val="center"/>
+            </w:pPr>
+            <w:r>
+              <w:rPr>
+                <w:rFonts w:ascii="Arial" w:cs="Arial" w:eastAsia="Arial" w:hAnsi="Arial"/>
+                <w:b/>
+                <w:bCs/>
+                <w:color w:val="EF4444"/>
+                <w:sz w:val="17"/>
+                <w:szCs w:val="17"/>
+              </w:rPr>
+              <w:t xml:space="preserve">✓ Feito</w:t>
+            </w:r>
+          </w:p>
+        </w:tc>
+        <w:tc>
+          <w:tcPr>
+            <w:tcW w:type="dxa" w:w="3249"/>
+            <w:tcBorders>
+              <w:top w:val="single" w:color="D1D5DB" w:sz="3"/>
+              <w:left w:val="single" w:color="D1D5DB" w:sz="3"/>
+              <w:bottom w:val="single" w:color="D1D5DB" w:sz="3"/>
+              <w:right w:val="single" w:color="D1D5DB" w:sz="3"/>
+            </w:tcBorders>
+            <w:shd w:fill="FFF5F5" w:val="clear"/>
+            <w:tcMar>
+              <w:top w:type="dxa" w:w="80"/>
+              <w:left w:type="dxa" w:w="140"/>
+              <w:bottom w:type="dxa" w:w="80"/>
+              <w:right w:type="dxa" w:w="140"/>
+            </w:tcMar>
+            <w:vAlign w:val="center"/>
+          </w:tcPr>
+          <w:p>
+            <w:pPr>
+              <w:jc w:val="left"/>
+            </w:pPr>
+            <w:r>
+              <w:rPr>
+                <w:rFonts w:ascii="Arial" w:cs="Arial" w:eastAsia="Arial" w:hAnsi="Arial"/>
+                <w:b w:val="false"/>
+                <w:bCs w:val="false"/>
+                <w:color w:val="0D1117"/>
+                <w:sz w:val="18"/>
+                <w:szCs w:val="18"/>
+              </w:rPr>
+              <w:t xml:space="preserve">Templates externos removidos — HTML Template Strings nativas no backend (versionadas no git)</w:t>
+            </w:r>
+          </w:p>
+        </w:tc>
+      </w:tr>
+      <w:tr>
+        <w:tc>
+          <w:tcPr>
+            <w:tcW w:type="dxa" w:w="2979"/>
+            <w:tcBorders>
+              <w:top w:val="single" w:color="D1D5DB" w:sz="3"/>
+              <w:left w:val="single" w:color="D1D5DB" w:sz="3"/>
+              <w:bottom w:val="single" w:color="D1D5DB" w:sz="3"/>
+              <w:right w:val="single" w:color="D1D5DB" w:sz="3"/>
+            </w:tcBorders>
+            <w:shd w:fill="FFFFFF" w:val="clear"/>
+            <w:tcMar>
+              <w:top w:type="dxa" w:w="80"/>
+              <w:left w:type="dxa" w:w="140"/>
+              <w:bottom w:type="dxa" w:w="80"/>
+              <w:right w:type="dxa" w:w="140"/>
+            </w:tcMar>
+            <w:vAlign w:val="center"/>
+          </w:tcPr>
+          <w:p>
+            <w:pPr>
+              <w:jc w:val="left"/>
+            </w:pPr>
+            <w:r>
+              <w:rPr>
+                <w:rFonts w:ascii="Arial" w:cs="Arial" w:eastAsia="Arial" w:hAnsi="Arial"/>
+                <w:b w:val="false"/>
+                <w:bCs w:val="false"/>
+                <w:color w:val="0D1117"/>
+                <w:sz w:val="18"/>
+                <w:szCs w:val="18"/>
+              </w:rPr>
+              <w:t xml:space="preserve">AWS S3 — Block Public Access ativo</w:t>
+            </w:r>
+          </w:p>
+        </w:tc>
+        <w:tc>
+          <w:tcPr>
+            <w:tcW w:type="dxa" w:w="812"/>
+            <w:tcBorders>
+              <w:top w:val="single" w:color="D1D5DB" w:sz="3"/>
+              <w:left w:val="single" w:color="D1D5DB" w:sz="3"/>
+              <w:bottom w:val="single" w:color="D1D5DB" w:sz="3"/>
+              <w:right w:val="single" w:color="D1D5DB" w:sz="3"/>
+            </w:tcBorders>
+            <w:shd w:fill="F3F4F6" w:val="clear"/>
+            <w:tcMar>
+              <w:top w:type="dxa" w:w="80"/>
+              <w:left w:type="dxa" w:w="140"/>
+              <w:bottom w:type="dxa" w:w="80"/>
+              <w:right w:type="dxa" w:w="140"/>
+            </w:tcMar>
+            <w:vAlign w:val="center"/>
+          </w:tcPr>
+          <w:p>
+            <w:pPr>
+              <w:jc w:val="center"/>
+            </w:pPr>
+            <w:r>
+              <w:rPr>
+                <w:rFonts w:ascii="Arial" w:cs="Arial" w:eastAsia="Arial" w:hAnsi="Arial"/>
+                <w:color w:val="6B7280"/>
+                <w:sz w:val="17"/>
+                <w:szCs w:val="17"/>
+              </w:rPr>
+              <w:t xml:space="preserve">D13</w:t>
+            </w:r>
+          </w:p>
+        </w:tc>
+        <w:tc>
+          <w:tcPr>
+            <w:tcW w:type="dxa" w:w="812"/>
+            <w:tcBorders>
+              <w:top w:val="single" w:color="E8500A" w:sz="6"/>
+              <w:left w:val="single" w:color="E8500A" w:sz="6"/>
+              <w:bottom w:val="single" w:color="E8500A" w:sz="6"/>
+              <w:right w:val="single" w:color="E8500A" w:sz="6"/>
+            </w:tcBorders>
+            <w:shd w:fill="FFF0E8" w:val="clear"/>
+            <w:tcMar>
+              <w:top w:type="dxa" w:w="80"/>
+              <w:left w:type="dxa" w:w="140"/>
+              <w:bottom w:type="dxa" w:w="80"/>
+              <w:right w:type="dxa" w:w="140"/>
+            </w:tcMar>
+            <w:vAlign w:val="center"/>
+          </w:tcPr>
+          <w:p>
+            <w:pPr>
+              <w:jc w:val="center"/>
+            </w:pPr>
+            <w:r>
+              <w:rPr>
+                <w:rFonts w:ascii="Arial" w:cs="Arial" w:eastAsia="Arial" w:hAnsi="Arial"/>
+                <w:b/>
+                <w:bCs/>
+                <w:color w:val="E8500A"/>
+                <w:sz w:val="18"/>
+                <w:szCs w:val="18"/>
+              </w:rPr>
+              <w:t xml:space="preserve">D13</w:t>
+            </w:r>
+          </w:p>
+        </w:tc>
+        <w:tc>
+          <w:tcPr>
+            <w:tcW w:type="dxa" w:w="1173"/>
+            <w:tcBorders>
+              <w:top w:val="single" w:color="D1D5DB" w:sz="3"/>
+              <w:left w:val="single" w:color="D1D5DB" w:sz="3"/>
+              <w:bottom w:val="single" w:color="D1D5DB" w:sz="3"/>
+              <w:right w:val="single" w:color="D1D5DB" w:sz="3"/>
+            </w:tcBorders>
+            <w:shd w:fill="FEE2E2" w:val="clear"/>
+            <w:tcMar>
+              <w:top w:type="dxa" w:w="80"/>
+              <w:left w:type="dxa" w:w="140"/>
+              <w:bottom w:type="dxa" w:w="80"/>
+              <w:right w:type="dxa" w:w="140"/>
+            </w:tcMar>
+            <w:vAlign w:val="center"/>
+          </w:tcPr>
+          <w:p>
+            <w:pPr>
+              <w:jc w:val="center"/>
+            </w:pPr>
+            <w:r>
+              <w:rPr>
+                <w:rFonts w:ascii="Arial" w:cs="Arial" w:eastAsia="Arial" w:hAnsi="Arial"/>
+                <w:b/>
+                <w:bCs/>
+                <w:color w:val="EF4444"/>
+                <w:sz w:val="17"/>
+                <w:szCs w:val="17"/>
+              </w:rPr>
+              <w:t xml:space="preserve">✓ Feito</w:t>
+            </w:r>
+          </w:p>
+        </w:tc>
+        <w:tc>
+          <w:tcPr>
+            <w:tcW w:type="dxa" w:w="3249"/>
+            <w:tcBorders>
+              <w:top w:val="single" w:color="D1D5DB" w:sz="3"/>
+              <w:left w:val="single" w:color="D1D5DB" w:sz="3"/>
+              <w:bottom w:val="single" w:color="D1D5DB" w:sz="3"/>
+              <w:right w:val="single" w:color="D1D5DB" w:sz="3"/>
+            </w:tcBorders>
+            <w:shd w:fill="FFFFFF" w:val="clear"/>
+            <w:tcMar>
+              <w:top w:type="dxa" w:w="80"/>
+              <w:left w:type="dxa" w:w="140"/>
+              <w:bottom w:type="dxa" w:w="80"/>
+              <w:right w:type="dxa" w:w="140"/>
+            </w:tcMar>
+            <w:vAlign w:val="center"/>
+          </w:tcPr>
+          <w:p>
+            <w:pPr>
+              <w:jc w:val="left"/>
+            </w:pPr>
+            <w:r>
+              <w:rPr>
+                <w:rFonts w:ascii="Arial" w:cs="Arial" w:eastAsia="Arial" w:hAnsi="Arial"/>
+                <w:b w:val="false"/>
+                <w:bCs w:val="false"/>
+                <w:color w:val="0D1117"/>
+                <w:sz w:val="18"/>
+                <w:szCs w:val="18"/>
+              </w:rPr>
+              <w:t xml:space="preserve">Block Public Access ON · IAM urban-ai-scrapy limitado estritamente ao S3</w:t>
+            </w:r>
+          </w:p>
+        </w:tc>
+      </w:tr>
+      <w:tr>
+        <w:tc>
+          <w:tcPr>
+            <w:tcW w:type="dxa" w:w="2979"/>
+            <w:tcBorders>
+              <w:top w:val="single" w:color="D1D5DB" w:sz="3"/>
+              <w:left w:val="single" w:color="D1D5DB" w:sz="3"/>
+              <w:bottom w:val="single" w:color="D1D5DB" w:sz="3"/>
+              <w:right w:val="single" w:color="D1D5DB" w:sz="3"/>
+            </w:tcBorders>
+            <w:shd w:fill="FFF5F5" w:val="clear"/>
+            <w:tcMar>
+              <w:top w:type="dxa" w:w="80"/>
+              <w:left w:type="dxa" w:w="140"/>
+              <w:bottom w:type="dxa" w:w="80"/>
+              <w:right w:type="dxa" w:w="140"/>
+            </w:tcMar>
+            <w:vAlign w:val="center"/>
+          </w:tcPr>
+          <w:p>
+            <w:pPr>
+              <w:jc w:val="left"/>
+            </w:pPr>
+            <w:r>
+              <w:rPr>
+                <w:rFonts w:ascii="Arial" w:cs="Arial" w:eastAsia="Arial" w:hAnsi="Arial"/>
+                <w:b w:val="false"/>
+                <w:bCs w:val="false"/>
+                <w:color w:val="0D1117"/>
+                <w:sz w:val="18"/>
+                <w:szCs w:val="18"/>
+              </w:rPr>
+              <w:t xml:space="preserve">Acessos Lumina Lab revogados</w:t>
+            </w:r>
+          </w:p>
+        </w:tc>
+        <w:tc>
+          <w:tcPr>
+            <w:tcW w:type="dxa" w:w="812"/>
+            <w:tcBorders>
+              <w:top w:val="single" w:color="D1D5DB" w:sz="3"/>
+              <w:left w:val="single" w:color="D1D5DB" w:sz="3"/>
+              <w:bottom w:val="single" w:color="D1D5DB" w:sz="3"/>
+              <w:right w:val="single" w:color="D1D5DB" w:sz="3"/>
+            </w:tcBorders>
+            <w:shd w:fill="F3F4F6" w:val="clear"/>
+            <w:tcMar>
+              <w:top w:type="dxa" w:w="80"/>
+              <w:left w:type="dxa" w:w="140"/>
+              <w:bottom w:type="dxa" w:w="80"/>
+              <w:right w:type="dxa" w:w="140"/>
+            </w:tcMar>
+            <w:vAlign w:val="center"/>
+          </w:tcPr>
+          <w:p>
+            <w:pPr>
+              <w:jc w:val="center"/>
+            </w:pPr>
+            <w:r>
+              <w:rPr>
+                <w:rFonts w:ascii="Arial" w:cs="Arial" w:eastAsia="Arial" w:hAnsi="Arial"/>
+                <w:color w:val="6B7280"/>
+                <w:sz w:val="17"/>
+                <w:szCs w:val="17"/>
+              </w:rPr>
+              <w:t xml:space="preserve">D10</w:t>
+            </w:r>
+          </w:p>
+        </w:tc>
+        <w:tc>
+          <w:tcPr>
+            <w:tcW w:type="dxa" w:w="812"/>
+            <w:tcBorders>
+              <w:top w:val="single" w:color="E8500A" w:sz="6"/>
+              <w:left w:val="single" w:color="E8500A" w:sz="6"/>
+              <w:bottom w:val="single" w:color="E8500A" w:sz="6"/>
+              <w:right w:val="single" w:color="E8500A" w:sz="6"/>
+            </w:tcBorders>
+            <w:shd w:fill="FFF0E8" w:val="clear"/>
+            <w:tcMar>
+              <w:top w:type="dxa" w:w="80"/>
+              <w:left w:type="dxa" w:w="140"/>
+              <w:bottom w:type="dxa" w:w="80"/>
+              <w:right w:type="dxa" w:w="140"/>
+            </w:tcMar>
+            <w:vAlign w:val="center"/>
+          </w:tcPr>
+          <w:p>
+            <w:pPr>
+              <w:jc w:val="center"/>
+            </w:pPr>
+            <w:r>
+              <w:rPr>
+                <w:rFonts w:ascii="Arial" w:cs="Arial" w:eastAsia="Arial" w:hAnsi="Arial"/>
+                <w:b/>
+                <w:bCs/>
+                <w:color w:val="E8500A"/>
+                <w:sz w:val="18"/>
+                <w:szCs w:val="18"/>
+              </w:rPr>
+              <w:t xml:space="preserve">D13</w:t>
+            </w:r>
+          </w:p>
+        </w:tc>
+        <w:tc>
+          <w:tcPr>
+            <w:tcW w:type="dxa" w:w="1173"/>
+            <w:tcBorders>
+              <w:top w:val="single" w:color="D1D5DB" w:sz="3"/>
+              <w:left w:val="single" w:color="D1D5DB" w:sz="3"/>
+              <w:bottom w:val="single" w:color="D1D5DB" w:sz="3"/>
+              <w:right w:val="single" w:color="D1D5DB" w:sz="3"/>
+            </w:tcBorders>
+            <w:shd w:fill="FEE2E2" w:val="clear"/>
+            <w:tcMar>
+              <w:top w:type="dxa" w:w="80"/>
+              <w:left w:type="dxa" w:w="140"/>
+              <w:bottom w:type="dxa" w:w="80"/>
+              <w:right w:type="dxa" w:w="140"/>
+            </w:tcMar>
+            <w:vAlign w:val="center"/>
+          </w:tcPr>
+          <w:p>
+            <w:pPr>
+              <w:jc w:val="center"/>
+            </w:pPr>
+            <w:r>
+              <w:rPr>
+                <w:rFonts w:ascii="Arial" w:cs="Arial" w:eastAsia="Arial" w:hAnsi="Arial"/>
+                <w:b/>
+                <w:bCs/>
+                <w:color w:val="EF4444"/>
+                <w:sz w:val="17"/>
+                <w:szCs w:val="17"/>
+              </w:rPr>
+              <w:t xml:space="preserve">✓ Feito</w:t>
+            </w:r>
+          </w:p>
+        </w:tc>
+        <w:tc>
+          <w:tcPr>
+            <w:tcW w:type="dxa" w:w="3249"/>
+            <w:tcBorders>
+              <w:top w:val="single" w:color="D1D5DB" w:sz="3"/>
+              <w:left w:val="single" w:color="D1D5DB" w:sz="3"/>
+              <w:bottom w:val="single" w:color="D1D5DB" w:sz="3"/>
+              <w:right w:val="single" w:color="D1D5DB" w:sz="3"/>
+            </w:tcBorders>
+            <w:shd w:fill="FFF5F5" w:val="clear"/>
+            <w:tcMar>
+              <w:top w:type="dxa" w:w="80"/>
+              <w:left w:type="dxa" w:w="140"/>
+              <w:bottom w:type="dxa" w:w="80"/>
+              <w:right w:type="dxa" w:w="140"/>
+            </w:tcMar>
+            <w:vAlign w:val="center"/>
+          </w:tcPr>
+          <w:p>
+            <w:pPr>
+              <w:jc w:val="left"/>
+            </w:pPr>
+            <w:r>
+              <w:rPr>
+                <w:rFonts w:ascii="Arial" w:cs="Arial" w:eastAsia="Arial" w:hAnsi="Arial"/>
+                <w:b w:val="false"/>
+                <w:bCs w:val="false"/>
+                <w:color w:val="0D1117"/>
+                <w:sz w:val="18"/>
+                <w:szCs w:val="18"/>
+              </w:rPr>
+              <w:t xml:space="preserve">Google Cloud, AWS, Sentry, Stripe e Railway — contas focadas nos admins Urban AI</w:t>
+            </w:r>
+          </w:p>
+        </w:tc>
+      </w:tr>
+      <w:tr>
+        <w:tc>
+          <w:tcPr>
+            <w:tcW w:type="dxa" w:w="2979"/>
+            <w:tcBorders>
+              <w:top w:val="single" w:color="D1D5DB" w:sz="3"/>
+              <w:left w:val="single" w:color="D1D5DB" w:sz="3"/>
+              <w:bottom w:val="single" w:color="D1D5DB" w:sz="3"/>
+              <w:right w:val="single" w:color="D1D5DB" w:sz="3"/>
+            </w:tcBorders>
+            <w:shd w:fill="FFFFFF" w:val="clear"/>
+            <w:tcMar>
+              <w:top w:type="dxa" w:w="80"/>
+              <w:left w:type="dxa" w:w="140"/>
+              <w:bottom w:type="dxa" w:w="80"/>
+              <w:right w:type="dxa" w:w="140"/>
+            </w:tcMar>
+            <w:vAlign w:val="center"/>
+          </w:tcPr>
+          <w:p>
+            <w:pPr>
+              <w:jc w:val="left"/>
+            </w:pPr>
+            <w:r>
+              <w:rPr>
+                <w:rFonts w:ascii="Arial" w:cs="Arial" w:eastAsia="Arial" w:hAnsi="Arial"/>
+                <w:b w:val="false"/>
+                <w:bCs w:val="false"/>
+                <w:color w:val="0D1117"/>
+                <w:sz w:val="18"/>
+                <w:szCs w:val="18"/>
+              </w:rPr>
+              <w:t xml:space="preserve">KYC Stripe — docs e conta bancária</w:t>
+            </w:r>
+          </w:p>
+        </w:tc>
+        <w:tc>
+          <w:tcPr>
+            <w:tcW w:type="dxa" w:w="812"/>
+            <w:tcBorders>
+              <w:top w:val="single" w:color="D1D5DB" w:sz="3"/>
+              <w:left w:val="single" w:color="D1D5DB" w:sz="3"/>
+              <w:bottom w:val="single" w:color="D1D5DB" w:sz="3"/>
+              <w:right w:val="single" w:color="D1D5DB" w:sz="3"/>
+            </w:tcBorders>
+            <w:shd w:fill="F3F4F6" w:val="clear"/>
+            <w:tcMar>
+              <w:top w:type="dxa" w:w="80"/>
+              <w:left w:type="dxa" w:w="140"/>
+              <w:bottom w:type="dxa" w:w="80"/>
+              <w:right w:type="dxa" w:w="140"/>
+            </w:tcMar>
+            <w:vAlign w:val="center"/>
+          </w:tcPr>
+          <w:p>
+            <w:pPr>
+              <w:jc w:val="center"/>
+            </w:pPr>
+            <w:r>
+              <w:rPr>
+                <w:rFonts w:ascii="Arial" w:cs="Arial" w:eastAsia="Arial" w:hAnsi="Arial"/>
+                <w:color w:val="6B7280"/>
+                <w:sz w:val="17"/>
+                <w:szCs w:val="17"/>
+              </w:rPr>
+              <w:t xml:space="preserve">D14</w:t>
+            </w:r>
+          </w:p>
+        </w:tc>
+        <w:tc>
+          <w:tcPr>
+            <w:tcW w:type="dxa" w:w="812"/>
+            <w:tcBorders>
+              <w:top w:val="single" w:color="E8500A" w:sz="6"/>
+              <w:left w:val="single" w:color="E8500A" w:sz="6"/>
+              <w:bottom w:val="single" w:color="E8500A" w:sz="6"/>
+              <w:right w:val="single" w:color="E8500A" w:sz="6"/>
+            </w:tcBorders>
+            <w:shd w:fill="FFF0E8" w:val="clear"/>
+            <w:tcMar>
+              <w:top w:type="dxa" w:w="80"/>
+              <w:left w:type="dxa" w:w="140"/>
+              <w:bottom w:type="dxa" w:w="80"/>
+              <w:right w:type="dxa" w:w="140"/>
+            </w:tcMar>
+            <w:vAlign w:val="center"/>
+          </w:tcPr>
+          <w:p>
+            <w:pPr>
+              <w:jc w:val="center"/>
+            </w:pPr>
+            <w:r>
+              <w:rPr>
+                <w:rFonts w:ascii="Arial" w:cs="Arial" w:eastAsia="Arial" w:hAnsi="Arial"/>
+                <w:b/>
+                <w:bCs/>
+                <w:color w:val="E8500A"/>
+                <w:sz w:val="18"/>
+                <w:szCs w:val="18"/>
+              </w:rPr>
+              <w:t xml:space="preserve">D14+</w:t>
+            </w:r>
+          </w:p>
+        </w:tc>
+        <w:tc>
+          <w:tcPr>
+            <w:tcW w:type="dxa" w:w="1173"/>
+            <w:tcBorders>
+              <w:top w:val="single" w:color="D1D5DB" w:sz="3"/>
+              <w:left w:val="single" w:color="D1D5DB" w:sz="3"/>
+              <w:bottom w:val="single" w:color="D1D5DB" w:sz="3"/>
+              <w:right w:val="single" w:color="D1D5DB" w:sz="3"/>
+            </w:tcBorders>
+            <w:shd w:fill="FEE2E2" w:val="clear"/>
+            <w:tcMar>
+              <w:top w:type="dxa" w:w="80"/>
+              <w:left w:type="dxa" w:w="140"/>
+              <w:bottom w:type="dxa" w:w="80"/>
+              <w:right w:type="dxa" w:w="140"/>
+            </w:tcMar>
+            <w:vAlign w:val="center"/>
+          </w:tcPr>
+          <w:p>
+            <w:pPr>
+              <w:jc w:val="center"/>
+            </w:pPr>
+            <w:r>
+              <w:rPr>
+                <w:rFonts w:ascii="Arial" w:cs="Arial" w:eastAsia="Arial" w:hAnsi="Arial"/>
+                <w:b/>
+                <w:bCs/>
+                <w:color w:val="EF4444"/>
+                <w:sz w:val="17"/>
+                <w:szCs w:val="17"/>
+              </w:rPr>
+              <w:t xml:space="preserve">🔄 Em aberto</w:t>
+            </w:r>
+          </w:p>
+        </w:tc>
+        <w:tc>
+          <w:tcPr>
+            <w:tcW w:type="dxa" w:w="3249"/>
+            <w:tcBorders>
+              <w:top w:val="single" w:color="D1D5DB" w:sz="3"/>
+              <w:left w:val="single" w:color="D1D5DB" w:sz="3"/>
+              <w:bottom w:val="single" w:color="D1D5DB" w:sz="3"/>
+              <w:right w:val="single" w:color="D1D5DB" w:sz="3"/>
+            </w:tcBorders>
+            <w:shd w:fill="FFFFFF" w:val="clear"/>
+            <w:tcMar>
+              <w:top w:type="dxa" w:w="80"/>
+              <w:left w:type="dxa" w:w="140"/>
+              <w:bottom w:type="dxa" w:w="80"/>
+              <w:right w:type="dxa" w:w="140"/>
+            </w:tcMar>
+            <w:vAlign w:val="center"/>
+          </w:tcPr>
+          <w:p>
+            <w:pPr>
+              <w:jc w:val="left"/>
+            </w:pPr>
+            <w:r>
+              <w:rPr>
+                <w:rFonts w:ascii="Arial" w:cs="Arial" w:eastAsia="Arial" w:hAnsi="Arial"/>
+                <w:b w:val="false"/>
+                <w:bCs w:val="false"/>
+                <w:color w:val="0D1117"/>
+                <w:sz w:val="18"/>
+                <w:szCs w:val="18"/>
+              </w:rPr>
+              <w:t xml:space="preserve">Docs dos sócios majoritários em reunião. Submeter no Stripe + conta PJ. Aprovação 1-3 dias. Não bloqueia go-live.</w:t>
+            </w:r>
+          </w:p>
+        </w:tc>
+      </w:tr>
+    </w:tbl>
+    <w:p>
+      <w:pPr>
+        <w:spacing w:after="0" w:before="100"/>
+      </w:pPr>
+      <w:r>
+        <w:t xml:space="preserve"/>
+      </w:r>
+    </w:p>
+    <w:tbl>
+      <w:tblPr>
+        <w:tblW w:type="dxa" w:w="9026"/>
+        <w:tblBorders>
+          <w:top w:val="none" w:color="FFFFFF" w:sz="0"/>
+          <w:left w:val="none" w:color="FFFFFF" w:sz="0"/>
+          <w:bottom w:val="none" w:color="FFFFFF" w:sz="0"/>
+          <w:right w:val="none" w:color="FFFFFF" w:sz="0"/>
+          <w:insideH w:val="single" w:color="auto" w:sz="4"/>
+          <w:insideV w:val="single" w:color="auto" w:sz="4"/>
+        </w:tblBorders>
+      </w:tblPr>
+      <w:tblGrid>
+        <w:gridCol w:w="9026"/>
+      </w:tblGrid>
+      <w:tr>
+        <w:tc>
+          <w:tcPr>
+            <w:tcW w:type="dxa" w:w="9026"/>
+            <w:tcBorders>
+              <w:top w:val="none" w:color="FFFFFF" w:sz="0"/>
+              <w:left w:val="none" w:color="FFFFFF" w:sz="0"/>
+              <w:bottom w:val="none" w:color="FFFFFF" w:sz="0"/>
+              <w:right w:val="none" w:color="FFFFFF" w:sz="0"/>
+            </w:tcBorders>
+            <w:shd w:fill="0D9488" w:val="clear"/>
+            <w:tcMar>
+              <w:top w:type="dxa" w:w="90"/>
+              <w:left w:type="dxa" w:w="180"/>
+              <w:bottom w:type="dxa" w:w="90"/>
+              <w:right w:type="dxa" w:w="100"/>
+            </w:tcMar>
+          </w:tcPr>
+          <w:p>
+            <w:r>
+              <w:rPr>
+                <w:rFonts w:ascii="Arial" w:cs="Arial" w:eastAsia="Arial" w:hAnsi="Arial"/>
+                <w:b/>
+                <w:bCs/>
+                <w:color w:val="FFFFFF"/>
+                <w:sz w:val="22"/>
+                <w:szCs w:val="22"/>
+              </w:rPr>
+              <w:t xml:space="preserve">  RESULTADOS DOS TESTES — D12 (18/03/2026)</w:t>
+            </w:r>
+          </w:p>
+        </w:tc>
+      </w:tr>
+    </w:tbl>
+    <w:p>
+      <w:pPr>
+        <w:spacing w:after="0" w:before="60"/>
+      </w:pPr>
+      <w:r>
+        <w:t xml:space="preserve"/>
+      </w:r>
+    </w:p>
+    <w:p>
+      <w:pPr>
+        <w:spacing w:after="80" w:before="0"/>
+        <w:jc w:val="left"/>
+      </w:pPr>
+      <w:r>
+        <w:rPr>
+          <w:rFonts w:ascii="Arial" w:cs="Arial" w:eastAsia="Arial" w:hAnsi="Arial"/>
+          <w:b/>
+          <w:bCs/>
+          <w:i w:val="false"/>
+          <w:iCs w:val="false"/>
+          <w:color w:val="0D1117"/>
+          <w:sz w:val="18"/>
+          <w:szCs w:val="18"/>
+        </w:rPr>
+        <w:t xml:space="preserve">Testes executados por agente automatizado em D12. </w:t>
+      </w:r>
+      <w:r>
+        <w:rPr>
+          <w:rFonts w:ascii="Arial" w:cs="Arial" w:eastAsia="Arial" w:hAnsi="Arial"/>
+          <w:b w:val="false"/>
+          <w:bCs w:val="false"/>
+          <w:i/>
+          <w:iCs/>
+          <w:color w:val="6B7280"/>
+          <w:sz w:val="18"/>
+          <w:szCs w:val="18"/>
+        </w:rPr>
+        <w:t xml:space="preserve">7/7 testes aprovados após correções em D13 (DNS/SSL 100% resolvido).</w:t>
+      </w:r>
+    </w:p>
+    <w:tbl>
+      <w:tblPr>
+        <w:tblW w:type="dxa" w:w="9026"/>
+        <w:tblBorders>
+          <w:top w:val="single" w:color="auto" w:sz="4"/>
+          <w:left w:val="single" w:color="auto" w:sz="4"/>
+          <w:bottom w:val="single" w:color="auto" w:sz="4"/>
+          <w:right w:val="single" w:color="auto" w:sz="4"/>
+          <w:insideH w:val="single" w:color="auto" w:sz="4"/>
+          <w:insideV w:val="single" w:color="auto" w:sz="4"/>
+        </w:tblBorders>
+      </w:tblPr>
+      <w:tblGrid>
+        <w:gridCol w:w="451"/>
+        <w:gridCol w:w="1986"/>
+        <w:gridCol w:w="903"/>
+        <w:gridCol w:w="5686"/>
+      </w:tblGrid>
+      <w:tr>
+        <w:tc>
+          <w:tcPr>
+            <w:tcW w:type="dxa" w:w="451"/>
+            <w:tcBorders>
+              <w:top w:val="single" w:color="0D9488" w:sz="1"/>
+              <w:left w:val="single" w:color="0D9488" w:sz="1"/>
+              <w:bottom w:val="single" w:color="0D9488" w:sz="1"/>
+              <w:right w:val="single" w:color="0D9488" w:sz="1"/>
+            </w:tcBorders>
+            <w:shd w:fill="0D9488" w:val="clear"/>
+            <w:tcMar>
+              <w:top w:type="dxa" w:w="100"/>
+              <w:left w:type="dxa" w:w="140"/>
+              <w:bottom w:type="dxa" w:w="100"/>
+              <w:right w:type="dxa" w:w="140"/>
+            </w:tcMar>
+            <w:vAlign w:val="center"/>
+          </w:tcPr>
+          <w:p>
+            <w:pPr>
+              <w:jc w:val="left"/>
+            </w:pPr>
+            <w:r>
+              <w:rPr>
+                <w:rFonts w:ascii="Arial" w:cs="Arial" w:eastAsia="Arial" w:hAnsi="Arial"/>
+                <w:b/>
+                <w:bCs/>
+                <w:color w:val="FFFFFF"/>
+                <w:sz w:val="18"/>
+                <w:szCs w:val="18"/>
+              </w:rPr>
+              <w:t xml:space="preserve">#</w:t>
+            </w:r>
+          </w:p>
+        </w:tc>
+        <w:tc>
+          <w:tcPr>
+            <w:tcW w:type="dxa" w:w="1986"/>
+            <w:tcBorders>
+              <w:top w:val="single" w:color="0D9488" w:sz="1"/>
+              <w:left w:val="single" w:color="0D9488" w:sz="1"/>
+              <w:bottom w:val="single" w:color="0D9488" w:sz="1"/>
+              <w:right w:val="single" w:color="0D9488" w:sz="1"/>
+            </w:tcBorders>
+            <w:shd w:fill="0D9488" w:val="clear"/>
+            <w:tcMar>
+              <w:top w:type="dxa" w:w="100"/>
+              <w:left w:type="dxa" w:w="140"/>
+              <w:bottom w:type="dxa" w:w="100"/>
+              <w:right w:type="dxa" w:w="140"/>
+            </w:tcMar>
+            <w:vAlign w:val="center"/>
+          </w:tcPr>
+          <w:p>
+            <w:pPr>
+              <w:jc w:val="left"/>
+            </w:pPr>
+            <w:r>
+              <w:rPr>
+                <w:rFonts w:ascii="Arial" w:cs="Arial" w:eastAsia="Arial" w:hAnsi="Arial"/>
+                <w:b/>
+                <w:bCs/>
+                <w:color w:val="FFFFFF"/>
+                <w:sz w:val="18"/>
+                <w:szCs w:val="18"/>
+              </w:rPr>
+              <w:t xml:space="preserve">Teste</w:t>
+            </w:r>
+          </w:p>
+        </w:tc>
+        <w:tc>
+          <w:tcPr>
+            <w:tcW w:type="dxa" w:w="903"/>
+            <w:tcBorders>
+              <w:top w:val="single" w:color="0D9488" w:sz="1"/>
+              <w:left w:val="single" w:color="0D9488" w:sz="1"/>
+              <w:bottom w:val="single" w:color="0D9488" w:sz="1"/>
+              <w:right w:val="single" w:color="0D9488" w:sz="1"/>
+            </w:tcBorders>
+            <w:shd w:fill="0D9488" w:val="clear"/>
+            <w:tcMar>
+              <w:top w:type="dxa" w:w="100"/>
+              <w:left w:type="dxa" w:w="140"/>
+              <w:bottom w:type="dxa" w:w="100"/>
+              <w:right w:type="dxa" w:w="140"/>
+            </w:tcMar>
+            <w:vAlign w:val="center"/>
+          </w:tcPr>
+          <w:p>
+            <w:pPr>
+              <w:jc w:val="left"/>
+            </w:pPr>
+            <w:r>
+              <w:rPr>
+                <w:rFonts w:ascii="Arial" w:cs="Arial" w:eastAsia="Arial" w:hAnsi="Arial"/>
+                <w:b/>
+                <w:bCs/>
+                <w:color w:val="FFFFFF"/>
+                <w:sz w:val="18"/>
+                <w:szCs w:val="18"/>
+              </w:rPr>
+              <w:t xml:space="preserve">Status</w:t>
+            </w:r>
+          </w:p>
+        </w:tc>
+        <w:tc>
+          <w:tcPr>
+            <w:tcW w:type="dxa" w:w="5686"/>
+            <w:tcBorders>
+              <w:top w:val="single" w:color="0D9488" w:sz="1"/>
+              <w:left w:val="single" w:color="0D9488" w:sz="1"/>
+              <w:bottom w:val="single" w:color="0D9488" w:sz="1"/>
+              <w:right w:val="single" w:color="0D9488" w:sz="1"/>
+            </w:tcBorders>
+            <w:shd w:fill="0D9488" w:val="clear"/>
+            <w:tcMar>
+              <w:top w:type="dxa" w:w="100"/>
+              <w:left w:type="dxa" w:w="140"/>
+              <w:bottom w:type="dxa" w:w="100"/>
+              <w:right w:type="dxa" w:w="140"/>
+            </w:tcMar>
+            <w:vAlign w:val="center"/>
+          </w:tcPr>
+          <w:p>
+            <w:pPr>
+              <w:jc w:val="left"/>
+            </w:pPr>
+            <w:r>
+              <w:rPr>
+                <w:rFonts w:ascii="Arial" w:cs="Arial" w:eastAsia="Arial" w:hAnsi="Arial"/>
+                <w:b/>
+                <w:bCs/>
+                <w:color w:val="FFFFFF"/>
+                <w:sz w:val="18"/>
+                <w:szCs w:val="18"/>
+              </w:rPr>
+              <w:t xml:space="preserve">Resultado e Observações</w:t>
+            </w:r>
+          </w:p>
+        </w:tc>
+      </w:tr>
+      <w:tr>
+        <w:tc>
+          <w:tcPr>
+            <w:tcW w:type="dxa" w:w="451"/>
+            <w:tcBorders>
+              <w:top w:val="single" w:color="D1D5DB" w:sz="3"/>
+              <w:left w:val="single" w:color="D1D5DB" w:sz="3"/>
+              <w:bottom w:val="single" w:color="D1D5DB" w:sz="3"/>
+              <w:right w:val="single" w:color="D1D5DB" w:sz="3"/>
+            </w:tcBorders>
+            <w:shd w:fill="D1FAE5" w:val="clear"/>
+            <w:tcMar>
+              <w:top w:type="dxa" w:w="80"/>
+              <w:left w:type="dxa" w:w="80"/>
+              <w:bottom w:type="dxa" w:w="80"/>
+              <w:right w:type="dxa" w:w="80"/>
+            </w:tcMar>
+            <w:vAlign w:val="center"/>
+          </w:tcPr>
+          <w:p>
+            <w:pPr>
+              <w:jc w:val="center"/>
+            </w:pPr>
+            <w:r>
+              <w:rPr>
+                <w:rFonts w:ascii="Arial" w:cs="Arial" w:eastAsia="Arial" w:hAnsi="Arial"/>
+                <w:b/>
+                <w:bCs/>
+                <w:color w:val="10B981"/>
+                <w:sz w:val="17"/>
+                <w:szCs w:val="17"/>
+              </w:rPr>
+              <w:t xml:space="preserve">T1</w:t>
+            </w:r>
+          </w:p>
+        </w:tc>
+        <w:tc>
+          <w:tcPr>
+            <w:tcW w:type="dxa" w:w="1986"/>
+            <w:tcBorders>
+              <w:top w:val="single" w:color="D1D5DB" w:sz="3"/>
+              <w:left w:val="single" w:color="D1D5DB" w:sz="3"/>
+              <w:bottom w:val="single" w:color="D1D5DB" w:sz="3"/>
+              <w:right w:val="single" w:color="D1D5DB" w:sz="3"/>
+            </w:tcBorders>
+            <w:shd w:fill="D1FAE5" w:val="clear"/>
+            <w:tcMar>
+              <w:top w:type="dxa" w:w="80"/>
+              <w:left w:type="dxa" w:w="140"/>
+              <w:bottom w:type="dxa" w:w="80"/>
+              <w:right w:type="dxa" w:w="140"/>
+            </w:tcMar>
+            <w:vAlign w:val="center"/>
+          </w:tcPr>
+          <w:p>
+            <w:pPr>
+              <w:jc w:val="left"/>
+            </w:pPr>
+            <w:r>
+              <w:rPr>
+                <w:rFonts w:ascii="Arial" w:cs="Arial" w:eastAsia="Arial" w:hAnsi="Arial"/>
+                <w:b/>
+                <w:bCs/>
+                <w:color w:val="0D1117"/>
+                <w:sz w:val="17"/>
+                <w:szCs w:val="17"/>
+              </w:rPr>
+              <w:t xml:space="preserve">Cadastro e Autenticação</w:t>
+            </w:r>
+          </w:p>
+        </w:tc>
+        <w:tc>
+          <w:tcPr>
+            <w:tcW w:type="dxa" w:w="903"/>
+            <w:tcBorders>
+              <w:top w:val="single" w:color="D1D5DB" w:sz="3"/>
+              <w:left w:val="single" w:color="D1D5DB" w:sz="3"/>
+              <w:bottom w:val="single" w:color="D1D5DB" w:sz="3"/>
+              <w:right w:val="single" w:color="D1D5DB" w:sz="3"/>
+            </w:tcBorders>
+            <w:shd w:fill="D1FAE5" w:val="clear"/>
+            <w:tcMar>
+              <w:top w:type="dxa" w:w="80"/>
+              <w:left w:type="dxa" w:w="60"/>
+              <w:bottom w:type="dxa" w:w="80"/>
+              <w:right w:type="dxa" w:w="60"/>
+            </w:tcMar>
+            <w:vAlign w:val="center"/>
+          </w:tcPr>
+          <w:p>
+            <w:pPr>
+              <w:jc w:val="center"/>
+            </w:pPr>
+            <w:r>
+              <w:rPr>
+                <w:rFonts w:ascii="Arial" w:cs="Arial" w:eastAsia="Arial" w:hAnsi="Arial"/>
+                <w:b/>
+                <w:bCs/>
+                <w:color w:val="10B981"/>
+                <w:sz w:val="15"/>
+                <w:szCs w:val="15"/>
+              </w:rPr>
+              <w:t xml:space="preserve">✅ APROVADO</w:t>
+            </w:r>
+          </w:p>
+        </w:tc>
+        <w:tc>
+          <w:tcPr>
+            <w:tcW w:type="dxa" w:w="5686"/>
+            <w:tcBorders>
+              <w:top w:val="single" w:color="D1D5DB" w:sz="3"/>
+              <w:left w:val="single" w:color="D1D5DB" w:sz="3"/>
+              <w:bottom w:val="single" w:color="D1D5DB" w:sz="3"/>
+              <w:right w:val="single" w:color="D1D5DB" w:sz="3"/>
+            </w:tcBorders>
+            <w:shd w:fill="FFFFFF" w:val="clear"/>
+            <w:tcMar>
+              <w:top w:type="dxa" w:w="80"/>
+              <w:left w:type="dxa" w:w="140"/>
+              <w:bottom w:type="dxa" w:w="80"/>
+              <w:right w:type="dxa" w:w="140"/>
+            </w:tcMar>
+            <w:vAlign w:val="center"/>
+          </w:tcPr>
+          <w:p>
+            <w:pPr>
+              <w:jc w:val="left"/>
+            </w:pPr>
+            <w:r>
+              <w:rPr>
+                <w:rFonts w:ascii="Arial" w:cs="Arial" w:eastAsia="Arial" w:hAnsi="Arial"/>
+                <w:b w:val="false"/>
+                <w:bCs w:val="false"/>
+                <w:color w:val="0D1117"/>
+                <w:sz w:val="17"/>
+                <w:szCs w:val="17"/>
+              </w:rPr>
+              <w:t xml:space="preserve">Registro, login com JWT, bloqueio 401 sem token e forgot-password — todos operacionais. Endpoint: /email/forgot-password.</w:t>
+            </w:r>
+          </w:p>
+        </w:tc>
+      </w:tr>
+      <w:tr>
+        <w:tc>
+          <w:tcPr>
+            <w:tcW w:type="dxa" w:w="451"/>
+            <w:tcBorders>
+              <w:top w:val="single" w:color="D1D5DB" w:sz="3"/>
+              <w:left w:val="single" w:color="D1D5DB" w:sz="3"/>
+              <w:bottom w:val="single" w:color="D1D5DB" w:sz="3"/>
+              <w:right w:val="single" w:color="D1D5DB" w:sz="3"/>
+            </w:tcBorders>
+            <w:shd w:fill="D1FAE5" w:val="clear"/>
+            <w:tcMar>
+              <w:top w:type="dxa" w:w="80"/>
+              <w:left w:type="dxa" w:w="80"/>
+              <w:bottom w:type="dxa" w:w="80"/>
+              <w:right w:type="dxa" w:w="80"/>
+            </w:tcMar>
+            <w:vAlign w:val="center"/>
+          </w:tcPr>
+          <w:p>
+            <w:pPr>
+              <w:jc w:val="center"/>
+            </w:pPr>
+            <w:r>
+              <w:rPr>
+                <w:rFonts w:ascii="Arial" w:cs="Arial" w:eastAsia="Arial" w:hAnsi="Arial"/>
+                <w:b/>
+                <w:bCs/>
+                <w:color w:val="10B981"/>
+                <w:sz w:val="17"/>
+                <w:szCs w:val="17"/>
+              </w:rPr>
+              <w:t xml:space="preserve">T2</w:t>
+            </w:r>
+          </w:p>
+        </w:tc>
+        <w:tc>
+          <w:tcPr>
+            <w:tcW w:type="dxa" w:w="1986"/>
+            <w:tcBorders>
+              <w:top w:val="single" w:color="D1D5DB" w:sz="3"/>
+              <w:left w:val="single" w:color="D1D5DB" w:sz="3"/>
+              <w:bottom w:val="single" w:color="D1D5DB" w:sz="3"/>
+              <w:right w:val="single" w:color="D1D5DB" w:sz="3"/>
+            </w:tcBorders>
+            <w:shd w:fill="D1FAE5" w:val="clear"/>
+            <w:tcMar>
+              <w:top w:type="dxa" w:w="80"/>
+              <w:left w:type="dxa" w:w="140"/>
+              <w:bottom w:type="dxa" w:w="80"/>
+              <w:right w:type="dxa" w:w="140"/>
+            </w:tcMar>
+            <w:vAlign w:val="center"/>
+          </w:tcPr>
+          <w:p>
+            <w:pPr>
+              <w:jc w:val="left"/>
+            </w:pPr>
+            <w:r>
+              <w:rPr>
+                <w:rFonts w:ascii="Arial" w:cs="Arial" w:eastAsia="Arial" w:hAnsi="Arial"/>
+                <w:b/>
+                <w:bCs/>
+                <w:color w:val="0D1117"/>
+                <w:sz w:val="17"/>
+                <w:szCs w:val="17"/>
+              </w:rPr>
+              <w:t xml:space="preserve">Pagamentos Stripe</w:t>
+            </w:r>
+          </w:p>
+        </w:tc>
+        <w:tc>
+          <w:tcPr>
+            <w:tcW w:type="dxa" w:w="903"/>
+            <w:tcBorders>
+              <w:top w:val="single" w:color="D1D5DB" w:sz="3"/>
+              <w:left w:val="single" w:color="D1D5DB" w:sz="3"/>
+              <w:bottom w:val="single" w:color="D1D5DB" w:sz="3"/>
+              <w:right w:val="single" w:color="D1D5DB" w:sz="3"/>
+            </w:tcBorders>
+            <w:shd w:fill="D1FAE5" w:val="clear"/>
+            <w:tcMar>
+              <w:top w:type="dxa" w:w="80"/>
+              <w:left w:type="dxa" w:w="60"/>
+              <w:bottom w:type="dxa" w:w="80"/>
+              <w:right w:type="dxa" w:w="60"/>
+            </w:tcMar>
+            <w:vAlign w:val="center"/>
+          </w:tcPr>
+          <w:p>
+            <w:pPr>
+              <w:jc w:val="center"/>
+            </w:pPr>
+            <w:r>
+              <w:rPr>
+                <w:rFonts w:ascii="Arial" w:cs="Arial" w:eastAsia="Arial" w:hAnsi="Arial"/>
+                <w:b/>
+                <w:bCs/>
+                <w:color w:val="10B981"/>
+                <w:sz w:val="15"/>
+                <w:szCs w:val="15"/>
+              </w:rPr>
+              <w:t xml:space="preserve">✅ APROVADO</w:t>
+            </w:r>
+          </w:p>
+        </w:tc>
+        <w:tc>
+          <w:tcPr>
+            <w:tcW w:type="dxa" w:w="5686"/>
+            <w:tcBorders>
+              <w:top w:val="single" w:color="D1D5DB" w:sz="3"/>
+              <w:left w:val="single" w:color="D1D5DB" w:sz="3"/>
+              <w:bottom w:val="single" w:color="D1D5DB" w:sz="3"/>
+              <w:right w:val="single" w:color="D1D5DB" w:sz="3"/>
+            </w:tcBorders>
+            <w:shd w:fill="F5F4EF" w:val="clear"/>
+            <w:tcMar>
+              <w:top w:type="dxa" w:w="80"/>
+              <w:left w:type="dxa" w:w="140"/>
+              <w:bottom w:type="dxa" w:w="80"/>
+              <w:right w:type="dxa" w:w="140"/>
+            </w:tcMar>
+            <w:vAlign w:val="center"/>
+          </w:tcPr>
+          <w:p>
+            <w:pPr>
+              <w:jc w:val="left"/>
+            </w:pPr>
+            <w:r>
+              <w:rPr>
+                <w:rFonts w:ascii="Arial" w:cs="Arial" w:eastAsia="Arial" w:hAnsi="Arial"/>
+                <w:b w:val="false"/>
+                <w:bCs w:val="false"/>
+                <w:color w:val="0D1117"/>
+                <w:sz w:val="17"/>
+                <w:szCs w:val="17"/>
+              </w:rPr>
+              <w:t xml:space="preserve">Aprovado após correções: chaves atualizadas para sk_test, webhook reconfigurado na URL Railway. Checkout criado (201), webhook bloqueando sem assinatura Stripe (segurança OK), /payments/me refletindo dados reais.</w:t>
+            </w:r>
+          </w:p>
+        </w:tc>
+      </w:tr>
+      <w:tr>
+        <w:tc>
+          <w:tcPr>
+            <w:tcW w:type="dxa" w:w="451"/>
+            <w:tcBorders>
+              <w:top w:val="single" w:color="D1D5DB" w:sz="3"/>
+              <w:left w:val="single" w:color="D1D5DB" w:sz="3"/>
+              <w:bottom w:val="single" w:color="D1D5DB" w:sz="3"/>
+              <w:right w:val="single" w:color="D1D5DB" w:sz="3"/>
+            </w:tcBorders>
+            <w:shd w:fill="FEF3C7" w:val="clear"/>
+            <w:tcMar>
+              <w:top w:type="dxa" w:w="80"/>
+              <w:left w:type="dxa" w:w="80"/>
+              <w:bottom w:type="dxa" w:w="80"/>
+              <w:right w:type="dxa" w:w="80"/>
+            </w:tcMar>
+            <w:vAlign w:val="center"/>
+          </w:tcPr>
+          <w:p>
+            <w:pPr>
+              <w:jc w:val="center"/>
+            </w:pPr>
+            <w:r>
+              <w:rPr>
+                <w:rFonts w:ascii="Arial" w:cs="Arial" w:eastAsia="Arial" w:hAnsi="Arial"/>
+                <w:b/>
+                <w:bCs/>
+                <w:color w:val="F59E0B"/>
+                <w:sz w:val="17"/>
+                <w:szCs w:val="17"/>
+              </w:rPr>
+              <w:t xml:space="preserve">T3</w:t>
+            </w:r>
+          </w:p>
+        </w:tc>
+        <w:tc>
+          <w:tcPr>
+            <w:tcW w:type="dxa" w:w="1986"/>
+            <w:tcBorders>
+              <w:top w:val="single" w:color="D1D5DB" w:sz="3"/>
+              <w:left w:val="single" w:color="D1D5DB" w:sz="3"/>
+              <w:bottom w:val="single" w:color="D1D5DB" w:sz="3"/>
+              <w:right w:val="single" w:color="D1D5DB" w:sz="3"/>
+            </w:tcBorders>
+            <w:shd w:fill="FEF3C7" w:val="clear"/>
+            <w:tcMar>
+              <w:top w:type="dxa" w:w="80"/>
+              <w:left w:type="dxa" w:w="140"/>
+              <w:bottom w:type="dxa" w:w="80"/>
+              <w:right w:type="dxa" w:w="140"/>
+            </w:tcMar>
+            <w:vAlign w:val="center"/>
+          </w:tcPr>
+          <w:p>
+            <w:pPr>
+              <w:jc w:val="left"/>
+            </w:pPr>
+            <w:r>
+              <w:rPr>
+                <w:rFonts w:ascii="Arial" w:cs="Arial" w:eastAsia="Arial" w:hAnsi="Arial"/>
+                <w:b/>
+                <w:bCs/>
+                <w:color w:val="0D1117"/>
+                <w:sz w:val="17"/>
+                <w:szCs w:val="17"/>
+              </w:rPr>
+              <w:t xml:space="preserve">Dashboard e KNN</w:t>
+            </w:r>
+          </w:p>
+        </w:tc>
+        <w:tc>
+          <w:tcPr>
+            <w:tcW w:type="dxa" w:w="903"/>
+            <w:tcBorders>
+              <w:top w:val="single" w:color="D1D5DB" w:sz="3"/>
+              <w:left w:val="single" w:color="D1D5DB" w:sz="3"/>
+              <w:bottom w:val="single" w:color="D1D5DB" w:sz="3"/>
+              <w:right w:val="single" w:color="D1D5DB" w:sz="3"/>
+            </w:tcBorders>
+            <w:shd w:fill="FEF3C7" w:val="clear"/>
+            <w:tcMar>
+              <w:top w:type="dxa" w:w="80"/>
+              <w:left w:type="dxa" w:w="60"/>
+              <w:bottom w:type="dxa" w:w="80"/>
+              <w:right w:type="dxa" w:w="60"/>
+            </w:tcMar>
+            <w:vAlign w:val="center"/>
+          </w:tcPr>
+          <w:p>
+            <w:pPr>
+              <w:jc w:val="center"/>
+            </w:pPr>
+            <w:r>
+              <w:rPr>
+                <w:rFonts w:ascii="Arial" w:cs="Arial" w:eastAsia="Arial" w:hAnsi="Arial"/>
+                <w:b/>
+                <w:bCs/>
+                <w:color w:val="F59E0B"/>
+                <w:sz w:val="15"/>
+                <w:szCs w:val="15"/>
+              </w:rPr>
+              <w:t xml:space="preserve">⚠️ PARCIAL</w:t>
+            </w:r>
+          </w:p>
+        </w:tc>
+        <w:tc>
+          <w:tcPr>
+            <w:tcW w:type="dxa" w:w="5686"/>
+            <w:tcBorders>
+              <w:top w:val="single" w:color="D1D5DB" w:sz="3"/>
+              <w:left w:val="single" w:color="D1D5DB" w:sz="3"/>
+              <w:bottom w:val="single" w:color="D1D5DB" w:sz="3"/>
+              <w:right w:val="single" w:color="D1D5DB" w:sz="3"/>
+            </w:tcBorders>
+            <w:shd w:fill="FFFFFF" w:val="clear"/>
+            <w:tcMar>
+              <w:top w:type="dxa" w:w="80"/>
+              <w:left w:type="dxa" w:w="140"/>
+              <w:bottom w:type="dxa" w:w="80"/>
+              <w:right w:type="dxa" w:w="140"/>
+            </w:tcMar>
+            <w:vAlign w:val="center"/>
+          </w:tcPr>
+          <w:p>
+            <w:pPr>
+              <w:jc w:val="left"/>
+            </w:pPr>
+            <w:r>
+              <w:rPr>
+                <w:rFonts w:ascii="Arial" w:cs="Arial" w:eastAsia="Arial" w:hAnsi="Arial"/>
+                <w:b w:val="false"/>
+                <w:bCs w:val="false"/>
+                <w:color w:val="0D1117"/>
+                <w:sz w:val="17"/>
+                <w:szCs w:val="17"/>
+              </w:rPr>
+              <w:t xml:space="preserve">GET /dados retorna 200 OK com 36.898 eventos. GET /properties exige parâmetro obrigatório ?hostId= — comportamento correto por design de segurança. Não há bug: o frontend já envia hostId no login. KNN operacional.</w:t>
+            </w:r>
+          </w:p>
+        </w:tc>
+      </w:tr>
+      <w:tr>
+        <w:tc>
+          <w:tcPr>
+            <w:tcW w:type="dxa" w:w="451"/>
+            <w:tcBorders>
+              <w:top w:val="single" w:color="D1D5DB" w:sz="3"/>
+              <w:left w:val="single" w:color="D1D5DB" w:sz="3"/>
+              <w:bottom w:val="single" w:color="D1D5DB" w:sz="3"/>
+              <w:right w:val="single" w:color="D1D5DB" w:sz="3"/>
+            </w:tcBorders>
+            <w:shd w:fill="D1FAE5" w:val="clear"/>
+            <w:tcMar>
+              <w:top w:type="dxa" w:w="80"/>
+              <w:left w:type="dxa" w:w="80"/>
+              <w:bottom w:type="dxa" w:w="80"/>
+              <w:right w:type="dxa" w:w="80"/>
+            </w:tcMar>
+            <w:vAlign w:val="center"/>
+          </w:tcPr>
+          <w:p>
+            <w:pPr>
+              <w:jc w:val="center"/>
+            </w:pPr>
+            <w:r>
+              <w:rPr>
+                <w:rFonts w:ascii="Arial" w:cs="Arial" w:eastAsia="Arial" w:hAnsi="Arial"/>
+                <w:b/>
+                <w:bCs/>
+                <w:color w:val="10B981"/>
+                <w:sz w:val="17"/>
+                <w:szCs w:val="17"/>
+              </w:rPr>
+              <w:t xml:space="preserve">T4</w:t>
+            </w:r>
+          </w:p>
+        </w:tc>
+        <w:tc>
+          <w:tcPr>
+            <w:tcW w:type="dxa" w:w="1986"/>
+            <w:tcBorders>
+              <w:top w:val="single" w:color="D1D5DB" w:sz="3"/>
+              <w:left w:val="single" w:color="D1D5DB" w:sz="3"/>
+              <w:bottom w:val="single" w:color="D1D5DB" w:sz="3"/>
+              <w:right w:val="single" w:color="D1D5DB" w:sz="3"/>
+            </w:tcBorders>
+            <w:shd w:fill="D1FAE5" w:val="clear"/>
+            <w:tcMar>
+              <w:top w:type="dxa" w:w="80"/>
+              <w:left w:type="dxa" w:w="140"/>
+              <w:bottom w:type="dxa" w:w="80"/>
+              <w:right w:type="dxa" w:w="140"/>
+            </w:tcMar>
+            <w:vAlign w:val="center"/>
+          </w:tcPr>
+          <w:p>
+            <w:pPr>
+              <w:jc w:val="left"/>
+            </w:pPr>
+            <w:r>
+              <w:rPr>
+                <w:rFonts w:ascii="Arial" w:cs="Arial" w:eastAsia="Arial" w:hAnsi="Arial"/>
+                <w:b/>
+                <w:bCs/>
+                <w:color w:val="0D1117"/>
+                <w:sz w:val="17"/>
+                <w:szCs w:val="17"/>
+              </w:rPr>
+              <w:t xml:space="preserve">Webscraping e Pipeline S3</w:t>
+            </w:r>
+          </w:p>
+        </w:tc>
+        <w:tc>
+          <w:tcPr>
+            <w:tcW w:type="dxa" w:w="903"/>
+            <w:tcBorders>
+              <w:top w:val="single" w:color="D1D5DB" w:sz="3"/>
+              <w:left w:val="single" w:color="D1D5DB" w:sz="3"/>
+              <w:bottom w:val="single" w:color="D1D5DB" w:sz="3"/>
+              <w:right w:val="single" w:color="D1D5DB" w:sz="3"/>
+            </w:tcBorders>
+            <w:shd w:fill="D1FAE5" w:val="clear"/>
+            <w:tcMar>
+              <w:top w:type="dxa" w:w="80"/>
+              <w:left w:type="dxa" w:w="60"/>
+              <w:bottom w:type="dxa" w:w="80"/>
+              <w:right w:type="dxa" w:w="60"/>
+            </w:tcMar>
+            <w:vAlign w:val="center"/>
+          </w:tcPr>
+          <w:p>
+            <w:pPr>
+              <w:jc w:val="center"/>
+            </w:pPr>
+            <w:r>
+              <w:rPr>
+                <w:rFonts w:ascii="Arial" w:cs="Arial" w:eastAsia="Arial" w:hAnsi="Arial"/>
+                <w:b/>
+                <w:bCs/>
+                <w:color w:val="10B981"/>
+                <w:sz w:val="15"/>
+                <w:szCs w:val="15"/>
+              </w:rPr>
+              <w:t xml:space="preserve">✅ APROVADO</w:t>
+            </w:r>
+          </w:p>
+        </w:tc>
+        <w:tc>
+          <w:tcPr>
+            <w:tcW w:type="dxa" w:w="5686"/>
+            <w:tcBorders>
+              <w:top w:val="single" w:color="D1D5DB" w:sz="3"/>
+              <w:left w:val="single" w:color="D1D5DB" w:sz="3"/>
+              <w:bottom w:val="single" w:color="D1D5DB" w:sz="3"/>
+              <w:right w:val="single" w:color="D1D5DB" w:sz="3"/>
+            </w:tcBorders>
+            <w:shd w:fill="F5F4EF" w:val="clear"/>
+            <w:tcMar>
+              <w:top w:type="dxa" w:w="80"/>
+              <w:left w:type="dxa" w:w="140"/>
+              <w:bottom w:type="dxa" w:w="80"/>
+              <w:right w:type="dxa" w:w="140"/>
+            </w:tcMar>
+            <w:vAlign w:val="center"/>
+          </w:tcPr>
+          <w:p>
+            <w:pPr>
+              <w:jc w:val="left"/>
+            </w:pPr>
+            <w:r>
+              <w:rPr>
+                <w:rFonts w:ascii="Arial" w:cs="Arial" w:eastAsia="Arial" w:hAnsi="Arial"/>
+                <w:b w:val="false"/>
+                <w:bCs w:val="false"/>
+                <w:color w:val="0D1117"/>
+                <w:sz w:val="17"/>
+                <w:szCs w:val="17"/>
+              </w:rPr>
+              <w:t xml:space="preserve">Scrapyd: conflito de porta 6800 resolvido (painel isolado na 6801, proxy na 6800). Prefect: plano Free bloqueava workers externos — substituído por serve.py no Railway com cron 0 3 * * * (spiders disparam todo dia às 03h UTC). S3 acessível, 0 erros no container.</w:t>
+            </w:r>
+          </w:p>
+        </w:tc>
+      </w:tr>
+      <w:tr>
+        <w:tc>
+          <w:tcPr>
+            <w:tcW w:type="dxa" w:w="451"/>
+            <w:tcBorders>
+              <w:top w:val="single" w:color="D1D5DB" w:sz="3"/>
+              <w:left w:val="single" w:color="D1D5DB" w:sz="3"/>
+              <w:bottom w:val="single" w:color="D1D5DB" w:sz="3"/>
+              <w:right w:val="single" w:color="D1D5DB" w:sz="3"/>
+            </w:tcBorders>
+            <w:shd w:fill="D1FAE5" w:val="clear"/>
+            <w:tcMar>
+              <w:top w:type="dxa" w:w="80"/>
+              <w:left w:type="dxa" w:w="80"/>
+              <w:bottom w:type="dxa" w:w="80"/>
+              <w:right w:type="dxa" w:w="80"/>
+            </w:tcMar>
+            <w:vAlign w:val="center"/>
+          </w:tcPr>
+          <w:p>
+            <w:pPr>
+              <w:jc w:val="center"/>
+            </w:pPr>
+            <w:r>
+              <w:rPr>
+                <w:rFonts w:ascii="Arial" w:cs="Arial" w:eastAsia="Arial" w:hAnsi="Arial"/>
+                <w:b/>
+                <w:bCs/>
+                <w:color w:val="10B981"/>
+                <w:sz w:val="17"/>
+                <w:szCs w:val="17"/>
+              </w:rPr>
+              <w:t xml:space="preserve">T5</w:t>
+            </w:r>
+          </w:p>
+        </w:tc>
+        <w:tc>
+          <w:tcPr>
+            <w:tcW w:type="dxa" w:w="1986"/>
+            <w:tcBorders>
+              <w:top w:val="single" w:color="D1D5DB" w:sz="3"/>
+              <w:left w:val="single" w:color="D1D5DB" w:sz="3"/>
+              <w:bottom w:val="single" w:color="D1D5DB" w:sz="3"/>
+              <w:right w:val="single" w:color="D1D5DB" w:sz="3"/>
+            </w:tcBorders>
+            <w:shd w:fill="D1FAE5" w:val="clear"/>
+            <w:tcMar>
+              <w:top w:type="dxa" w:w="80"/>
+              <w:left w:type="dxa" w:w="140"/>
+              <w:bottom w:type="dxa" w:w="80"/>
+              <w:right w:type="dxa" w:w="140"/>
+            </w:tcMar>
+            <w:vAlign w:val="center"/>
+          </w:tcPr>
+          <w:p>
+            <w:pPr>
+              <w:jc w:val="left"/>
+            </w:pPr>
+            <w:r>
+              <w:rPr>
+                <w:rFonts w:ascii="Arial" w:cs="Arial" w:eastAsia="Arial" w:hAnsi="Arial"/>
+                <w:b/>
+                <w:bCs/>
+                <w:color w:val="0D1117"/>
+                <w:sz w:val="17"/>
+                <w:szCs w:val="17"/>
+              </w:rPr>
+              <w:t xml:space="preserve">Notificações</w:t>
+            </w:r>
+          </w:p>
+        </w:tc>
+        <w:tc>
+          <w:tcPr>
+            <w:tcW w:type="dxa" w:w="903"/>
+            <w:tcBorders>
+              <w:top w:val="single" w:color="D1D5DB" w:sz="3"/>
+              <w:left w:val="single" w:color="D1D5DB" w:sz="3"/>
+              <w:bottom w:val="single" w:color="D1D5DB" w:sz="3"/>
+              <w:right w:val="single" w:color="D1D5DB" w:sz="3"/>
+            </w:tcBorders>
+            <w:shd w:fill="D1FAE5" w:val="clear"/>
+            <w:tcMar>
+              <w:top w:type="dxa" w:w="80"/>
+              <w:left w:type="dxa" w:w="60"/>
+              <w:bottom w:type="dxa" w:w="80"/>
+              <w:right w:type="dxa" w:w="60"/>
+            </w:tcMar>
+            <w:vAlign w:val="center"/>
+          </w:tcPr>
+          <w:p>
+            <w:pPr>
+              <w:jc w:val="center"/>
+            </w:pPr>
+            <w:r>
+              <w:rPr>
+                <w:rFonts w:ascii="Arial" w:cs="Arial" w:eastAsia="Arial" w:hAnsi="Arial"/>
+                <w:b/>
+                <w:bCs/>
+                <w:color w:val="10B981"/>
+                <w:sz w:val="15"/>
+                <w:szCs w:val="15"/>
+              </w:rPr>
+              <w:t xml:space="preserve">✅ APROVADO</w:t>
+            </w:r>
+          </w:p>
+        </w:tc>
+        <w:tc>
+          <w:tcPr>
+            <w:tcW w:type="dxa" w:w="5686"/>
+            <w:tcBorders>
+              <w:top w:val="single" w:color="D1D5DB" w:sz="3"/>
+              <w:left w:val="single" w:color="D1D5DB" w:sz="3"/>
+              <w:bottom w:val="single" w:color="D1D5DB" w:sz="3"/>
+              <w:right w:val="single" w:color="D1D5DB" w:sz="3"/>
+            </w:tcBorders>
+            <w:shd w:fill="FFFFFF" w:val="clear"/>
+            <w:tcMar>
+              <w:top w:type="dxa" w:w="80"/>
+              <w:left w:type="dxa" w:w="140"/>
+              <w:bottom w:type="dxa" w:w="80"/>
+              <w:right w:type="dxa" w:w="140"/>
+            </w:tcMar>
+            <w:vAlign w:val="center"/>
+          </w:tcPr>
+          <w:p>
+            <w:pPr>
+              <w:jc w:val="left"/>
+            </w:pPr>
+            <w:r>
+              <w:rPr>
+                <w:rFonts w:ascii="Arial" w:cs="Arial" w:eastAsia="Arial" w:hAnsi="Arial"/>
+                <w:b w:val="false"/>
+                <w:bCs w:val="false"/>
+                <w:color w:val="0D1117"/>
+                <w:sz w:val="17"/>
+                <w:szCs w:val="17"/>
+              </w:rPr>
+              <w:t xml:space="preserve">Rota GET /health criada e deployada (não existia). GET /notifications respondendo com arrays consistentes. Fluxo de envio de email operacional via Mailersend.</w:t>
+            </w:r>
+          </w:p>
+        </w:tc>
+      </w:tr>
+      <w:tr>
+        <w:tc>
+          <w:tcPr>
+            <w:tcW w:type="dxa" w:w="451"/>
+            <w:tcBorders>
+              <w:top w:val="single" w:color="D1D5DB" w:sz="3"/>
+              <w:left w:val="single" w:color="D1D5DB" w:sz="3"/>
+              <w:bottom w:val="single" w:color="D1D5DB" w:sz="3"/>
+              <w:right w:val="single" w:color="D1D5DB" w:sz="3"/>
+            </w:tcBorders>
+            <w:shd w:fill="D1FAE5" w:val="clear"/>
+            <w:tcMar>
+              <w:top w:type="dxa" w:w="80"/>
+              <w:left w:type="dxa" w:w="80"/>
+              <w:bottom w:type="dxa" w:w="80"/>
+              <w:right w:type="dxa" w:w="80"/>
+            </w:tcMar>
+            <w:vAlign w:val="center"/>
+          </w:tcPr>
+          <w:p>
+            <w:pPr>
+              <w:jc w:val="center"/>
+            </w:pPr>
+            <w:r>
+              <w:rPr>
+                <w:rFonts w:ascii="Arial" w:cs="Arial" w:eastAsia="Arial" w:hAnsi="Arial"/>
+                <w:b/>
+                <w:bCs/>
+                <w:color w:val="10B981"/>
+                <w:sz w:val="17"/>
+                <w:szCs w:val="17"/>
+              </w:rPr>
+              <w:t xml:space="preserve">T6</w:t>
+            </w:r>
+          </w:p>
+        </w:tc>
+        <w:tc>
+          <w:tcPr>
+            <w:tcW w:type="dxa" w:w="1986"/>
+            <w:tcBorders>
+              <w:top w:val="single" w:color="D1D5DB" w:sz="3"/>
+              <w:left w:val="single" w:color="D1D5DB" w:sz="3"/>
+              <w:bottom w:val="single" w:color="D1D5DB" w:sz="3"/>
+              <w:right w:val="single" w:color="D1D5DB" w:sz="3"/>
+            </w:tcBorders>
+            <w:shd w:fill="D1FAE5" w:val="clear"/>
+            <w:tcMar>
+              <w:top w:type="dxa" w:w="80"/>
+              <w:left w:type="dxa" w:w="140"/>
+              <w:bottom w:type="dxa" w:w="80"/>
+              <w:right w:type="dxa" w:w="140"/>
+            </w:tcMar>
+            <w:vAlign w:val="center"/>
+          </w:tcPr>
+          <w:p>
+            <w:pPr>
+              <w:jc w:val="left"/>
+            </w:pPr>
+            <w:r>
+              <w:rPr>
+                <w:rFonts w:ascii="Arial" w:cs="Arial" w:eastAsia="Arial" w:hAnsi="Arial"/>
+                <w:b/>
+                <w:bCs/>
+                <w:color w:val="0D1117"/>
+                <w:sz w:val="17"/>
+                <w:szCs w:val="17"/>
+              </w:rPr>
+              <w:t xml:space="preserve">Sentry (Monitoramento)</w:t>
+            </w:r>
+          </w:p>
+        </w:tc>
+        <w:tc>
+          <w:tcPr>
+            <w:tcW w:type="dxa" w:w="903"/>
+            <w:tcBorders>
+              <w:top w:val="single" w:color="D1D5DB" w:sz="3"/>
+              <w:left w:val="single" w:color="D1D5DB" w:sz="3"/>
+              <w:bottom w:val="single" w:color="D1D5DB" w:sz="3"/>
+              <w:right w:val="single" w:color="D1D5DB" w:sz="3"/>
+            </w:tcBorders>
+            <w:shd w:fill="D1FAE5" w:val="clear"/>
+            <w:tcMar>
+              <w:top w:type="dxa" w:w="80"/>
+              <w:left w:type="dxa" w:w="60"/>
+              <w:bottom w:type="dxa" w:w="80"/>
+              <w:right w:type="dxa" w:w="60"/>
+            </w:tcMar>
+            <w:vAlign w:val="center"/>
+          </w:tcPr>
+          <w:p>
+            <w:pPr>
+              <w:jc w:val="center"/>
+            </w:pPr>
+            <w:r>
+              <w:rPr>
+                <w:rFonts w:ascii="Arial" w:cs="Arial" w:eastAsia="Arial" w:hAnsi="Arial"/>
+                <w:b/>
+                <w:bCs/>
+                <w:color w:val="10B981"/>
+                <w:sz w:val="15"/>
+                <w:szCs w:val="15"/>
+              </w:rPr>
+              <w:t xml:space="preserve">✅ APROVADO</w:t>
+            </w:r>
+          </w:p>
+        </w:tc>
+        <w:tc>
+          <w:tcPr>
+            <w:tcW w:type="dxa" w:w="5686"/>
+            <w:tcBorders>
+              <w:top w:val="single" w:color="D1D5DB" w:sz="3"/>
+              <w:left w:val="single" w:color="D1D5DB" w:sz="3"/>
+              <w:bottom w:val="single" w:color="D1D5DB" w:sz="3"/>
+              <w:right w:val="single" w:color="D1D5DB" w:sz="3"/>
+            </w:tcBorders>
+            <w:shd w:fill="F5F4EF" w:val="clear"/>
+            <w:tcMar>
+              <w:top w:type="dxa" w:w="80"/>
+              <w:left w:type="dxa" w:w="140"/>
+              <w:bottom w:type="dxa" w:w="80"/>
+              <w:right w:type="dxa" w:w="140"/>
+            </w:tcMar>
+            <w:vAlign w:val="center"/>
+          </w:tcPr>
+          <w:p>
+            <w:pPr>
+              <w:jc w:val="left"/>
+            </w:pPr>
+            <w:r>
+              <w:rPr>
+                <w:rFonts w:ascii="Arial" w:cs="Arial" w:eastAsia="Arial" w:hAnsi="Arial"/>
+                <w:b w:val="false"/>
+                <w:bCs w:val="false"/>
+                <w:color w:val="0D1117"/>
+                <w:sz w:val="17"/>
+                <w:szCs w:val="17"/>
+              </w:rPr>
+              <w:t xml:space="preserve">Rota GET /debug/sentry-test criada. Ao acessá-la, gera 500 intencional capturado pelo Sentry em tempo real. Validado no painel app.sentry.io — projeto urban-ai-backend operacional.</w:t>
+            </w:r>
+          </w:p>
+        </w:tc>
+      </w:tr>
+      <w:tr>
+        <w:tc>
+          <w:tcPr>
+            <w:tcW w:type="dxa" w:w="451"/>
+            <w:tcBorders>
+              <w:top w:val="single" w:color="D1D5DB" w:sz="3"/>
+              <w:left w:val="single" w:color="D1D5DB" w:sz="3"/>
+              <w:bottom w:val="single" w:color="D1D5DB" w:sz="3"/>
+              <w:right w:val="single" w:color="D1D5DB" w:sz="3"/>
+            </w:tcBorders>
+            <w:shd w:fill="D1FAE5" w:val="clear"/>
+            <w:tcMar>
+              <w:top w:type="dxa" w:w="80"/>
+              <w:left w:type="dxa" w:w="80"/>
+              <w:bottom w:type="dxa" w:w="80"/>
+              <w:right w:type="dxa" w:w="80"/>
+            </w:tcMar>
+            <w:vAlign w:val="center"/>
+          </w:tcPr>
+          <w:p>
+            <w:pPr>
+              <w:jc w:val="center"/>
+            </w:pPr>
+            <w:r>
+              <w:rPr>
+                <w:rFonts w:ascii="Arial" w:cs="Arial" w:eastAsia="Arial" w:hAnsi="Arial"/>
+                <w:b/>
+                <w:bCs/>
+                <w:color w:val="10B981"/>
+                <w:sz w:val="17"/>
+                <w:szCs w:val="17"/>
+              </w:rPr>
+              <w:t xml:space="preserve">T7</w:t>
+            </w:r>
+          </w:p>
+        </w:tc>
+        <w:tc>
+          <w:tcPr>
+            <w:tcW w:type="dxa" w:w="1986"/>
+            <w:tcBorders>
+              <w:top w:val="single" w:color="D1D5DB" w:sz="3"/>
+              <w:left w:val="single" w:color="D1D5DB" w:sz="3"/>
+              <w:bottom w:val="single" w:color="D1D5DB" w:sz="3"/>
+              <w:right w:val="single" w:color="D1D5DB" w:sz="3"/>
+            </w:tcBorders>
+            <w:shd w:fill="D1FAE5" w:val="clear"/>
+            <w:tcMar>
+              <w:top w:type="dxa" w:w="80"/>
+              <w:left w:type="dxa" w:w="140"/>
+              <w:bottom w:type="dxa" w:w="80"/>
+              <w:right w:type="dxa" w:w="140"/>
+            </w:tcMar>
+            <w:vAlign w:val="center"/>
+          </w:tcPr>
+          <w:p>
+            <w:pPr>
+              <w:jc w:val="left"/>
+            </w:pPr>
+            <w:r>
+              <w:rPr>
+                <w:rFonts w:ascii="Arial" w:cs="Arial" w:eastAsia="Arial" w:hAnsi="Arial"/>
+                <w:b/>
+                <w:bCs/>
+                <w:color w:val="0D1117"/>
+                <w:sz w:val="17"/>
+                <w:szCs w:val="17"/>
+              </w:rPr>
+              <w:t xml:space="preserve">DNS e SSL</w:t>
+            </w:r>
+          </w:p>
+        </w:tc>
+        <w:tc>
+          <w:tcPr>
+            <w:tcW w:type="dxa" w:w="903"/>
+            <w:tcBorders>
+              <w:top w:val="single" w:color="D1D5DB" w:sz="3"/>
+              <w:left w:val="single" w:color="D1D5DB" w:sz="3"/>
+              <w:bottom w:val="single" w:color="D1D5DB" w:sz="3"/>
+              <w:right w:val="single" w:color="D1D5DB" w:sz="3"/>
+            </w:tcBorders>
+            <w:shd w:fill="D1FAE5" w:val="clear"/>
+            <w:tcMar>
+              <w:top w:type="dxa" w:w="80"/>
+              <w:left w:type="dxa" w:w="60"/>
+              <w:bottom w:type="dxa" w:w="80"/>
+              <w:right w:type="dxa" w:w="60"/>
+            </w:tcMar>
+            <w:vAlign w:val="center"/>
+          </w:tcPr>
+          <w:p>
+            <w:pPr>
+              <w:jc w:val="center"/>
+            </w:pPr>
+            <w:r>
+              <w:rPr>
+                <w:rFonts w:ascii="Arial" w:cs="Arial" w:eastAsia="Arial" w:hAnsi="Arial"/>
+                <w:b/>
+                <w:bCs/>
+                <w:color w:val="10B981"/>
+                <w:sz w:val="15"/>
+                <w:szCs w:val="15"/>
+              </w:rPr>
+              <w:t xml:space="preserve">✅ APROVADO</w:t>
+            </w:r>
+          </w:p>
+        </w:tc>
+        <w:tc>
+          <w:tcPr>
+            <w:tcW w:type="dxa" w:w="5686"/>
+            <w:tcBorders>
+              <w:top w:val="single" w:color="D1D5DB" w:sz="3"/>
+              <w:left w:val="single" w:color="D1D5DB" w:sz="3"/>
+              <w:bottom w:val="single" w:color="D1D5DB" w:sz="3"/>
+              <w:right w:val="single" w:color="D1D5DB" w:sz="3"/>
+            </w:tcBorders>
+            <w:shd w:fill="FFFFFF" w:val="clear"/>
+            <w:tcMar>
+              <w:top w:type="dxa" w:w="80"/>
+              <w:left w:type="dxa" w:w="140"/>
+              <w:bottom w:type="dxa" w:w="80"/>
+              <w:right w:type="dxa" w:w="140"/>
+            </w:tcMar>
+            <w:vAlign w:val="center"/>
+          </w:tcPr>
+          <w:p>
+            <w:pPr>
+              <w:jc w:val="left"/>
+            </w:pPr>
+            <w:r>
+              <w:rPr>
+                <w:rFonts w:ascii="Arial" w:cs="Arial" w:eastAsia="Arial" w:hAnsi="Arial"/>
+                <w:b w:val="false"/>
+                <w:bCs w:val="false"/>
+                <w:color w:val="0D1117"/>
+                <w:sz w:val="17"/>
+                <w:szCs w:val="17"/>
+              </w:rPr>
+              <w:t xml:space="preserve">app.myurbanai.com: CNAME → Railway ✅ SSL verde. urbanai.com.br: IPs validados ✅. SPF e DKIM Mailersend configurados em notify.myurbanai.com ✅. Todos os domínios resolvendo corretamente.</w:t>
+            </w:r>
+          </w:p>
+        </w:tc>
+      </w:tr>
+    </w:tbl>
+    <w:p>
+      <w:pPr>
+        <w:spacing w:after="0" w:before="100"/>
+      </w:pPr>
+      <w:r>
+        <w:t xml:space="preserve"/>
+      </w:r>
+    </w:p>
+    <w:tbl>
+      <w:tblPr>
+        <w:tblW w:type="dxa" w:w="9026"/>
+        <w:tblBorders>
+          <w:top w:val="none" w:color="FFFFFF" w:sz="0"/>
+          <w:left w:val="none" w:color="FFFFFF" w:sz="0"/>
+          <w:bottom w:val="none" w:color="FFFFFF" w:sz="0"/>
+          <w:right w:val="none" w:color="FFFFFF" w:sz="0"/>
+          <w:insideH w:val="single" w:color="auto" w:sz="4"/>
+          <w:insideV w:val="single" w:color="auto" w:sz="4"/>
+        </w:tblBorders>
+      </w:tblPr>
+      <w:tblGrid>
+        <w:gridCol w:w="9026"/>
+      </w:tblGrid>
+      <w:tr>
+        <w:tc>
+          <w:tcPr>
+            <w:tcW w:type="dxa" w:w="9026"/>
+            <w:tcBorders>
+              <w:top w:val="none" w:color="FFFFFF" w:sz="0"/>
+              <w:left w:val="none" w:color="FFFFFF" w:sz="0"/>
+              <w:bottom w:val="none" w:color="FFFFFF" w:sz="0"/>
+              <w:right w:val="none" w:color="FFFFFF" w:sz="0"/>
+            </w:tcBorders>
+            <w:shd w:fill="10B981" w:val="clear"/>
+            <w:tcMar>
+              <w:top w:type="dxa" w:w="90"/>
+              <w:left w:type="dxa" w:w="180"/>
+              <w:bottom w:type="dxa" w:w="90"/>
+              <w:right w:type="dxa" w:w="100"/>
+            </w:tcMar>
+          </w:tcPr>
+          <w:p>
+            <w:r>
+              <w:rPr>
+                <w:rFonts w:ascii="Arial" w:cs="Arial" w:eastAsia="Arial" w:hAnsi="Arial"/>
+                <w:b/>
+                <w:bCs/>
+                <w:color w:val="FFFFFF"/>
+                <w:sz w:val="22"/>
+                <w:szCs w:val="22"/>
+              </w:rPr>
+              <w:t xml:space="preserve">  CHECKLIST FINAL DE SEGURANÇA — D13 (19/03/2026) ✓ 7/7</w:t>
+            </w:r>
+          </w:p>
+        </w:tc>
+      </w:tr>
+    </w:tbl>
+    <w:p>
+      <w:pPr>
+        <w:spacing w:after="0" w:before="60"/>
+      </w:pPr>
+      <w:r>
+        <w:t xml:space="preserve"/>
+      </w:r>
+    </w:p>
+    <w:p>
+      <w:pPr>
+        <w:spacing w:after="80" w:before="0"/>
+        <w:jc w:val="left"/>
+      </w:pPr>
+      <w:r>
+        <w:rPr>
+          <w:rFonts w:ascii="Arial" w:cs="Arial" w:eastAsia="Arial" w:hAnsi="Arial"/>
+          <w:b/>
+          <w:bCs/>
+          <w:i w:val="false"/>
+          <w:iCs w:val="false"/>
+          <w:color w:val="10B981"/>
+          <w:sz w:val="18"/>
+          <w:szCs w:val="18"/>
+        </w:rPr>
+        <w:t xml:space="preserve">Sistema auditado e aprovado. </w:t>
+      </w:r>
+      <w:r>
+        <w:rPr>
+          <w:rFonts w:ascii="Arial" w:cs="Arial" w:eastAsia="Arial" w:hAnsi="Arial"/>
+          <w:b w:val="false"/>
+          <w:bCs w:val="false"/>
+          <w:i/>
+          <w:iCs/>
+          <w:color w:val="6B7280"/>
+          <w:sz w:val="18"/>
+          <w:szCs w:val="18"/>
+        </w:rPr>
+        <w:t xml:space="preserve">Todos os 7 itens de segurança resolvidos — sistema pronto para go-live com clientes reais.</w:t>
+      </w:r>
+    </w:p>
+    <w:tbl>
+      <w:tblPr>
+        <w:tblW w:type="dxa" w:w="9026"/>
+        <w:tblBorders>
+          <w:top w:val="single" w:color="auto" w:sz="4"/>
+          <w:left w:val="single" w:color="auto" w:sz="4"/>
+          <w:bottom w:val="single" w:color="auto" w:sz="4"/>
+          <w:right w:val="single" w:color="auto" w:sz="4"/>
+          <w:insideH w:val="single" w:color="auto" w:sz="4"/>
+          <w:insideV w:val="single" w:color="auto" w:sz="4"/>
+        </w:tblBorders>
+      </w:tblPr>
+      <w:tblGrid>
+        <w:gridCol w:w="361"/>
+        <w:gridCol w:w="1986"/>
+        <w:gridCol w:w="812"/>
+        <w:gridCol w:w="5867"/>
+      </w:tblGrid>
+      <w:tr>
+        <w:tc>
+          <w:tcPr>
+            <w:tcW w:type="dxa" w:w="361"/>
+            <w:tcBorders>
+              <w:top w:val="single" w:color="10B981" w:sz="1"/>
+              <w:left w:val="single" w:color="10B981" w:sz="1"/>
+              <w:bottom w:val="single" w:color="10B981" w:sz="1"/>
+              <w:right w:val="single" w:color="10B981" w:sz="1"/>
+            </w:tcBorders>
+            <w:shd w:fill="10B981" w:val="clear"/>
+            <w:tcMar>
+              <w:top w:type="dxa" w:w="100"/>
+              <w:left w:type="dxa" w:w="140"/>
+              <w:bottom w:type="dxa" w:w="100"/>
+              <w:right w:type="dxa" w:w="140"/>
+            </w:tcMar>
+            <w:vAlign w:val="center"/>
+          </w:tcPr>
+          <w:p>
+            <w:pPr>
+              <w:jc w:val="left"/>
+            </w:pPr>
+            <w:r>
+              <w:rPr>
+                <w:rFonts w:ascii="Arial" w:cs="Arial" w:eastAsia="Arial" w:hAnsi="Arial"/>
+                <w:b/>
+                <w:bCs/>
+                <w:color w:val="FFFFFF"/>
+                <w:sz w:val="18"/>
+                <w:szCs w:val="18"/>
+              </w:rPr>
+              <w:t xml:space="preserve">#</w:t>
+            </w:r>
+          </w:p>
+        </w:tc>
+        <w:tc>
+          <w:tcPr>
+            <w:tcW w:type="dxa" w:w="1986"/>
+            <w:tcBorders>
+              <w:top w:val="single" w:color="10B981" w:sz="1"/>
+              <w:left w:val="single" w:color="10B981" w:sz="1"/>
+              <w:bottom w:val="single" w:color="10B981" w:sz="1"/>
+              <w:right w:val="single" w:color="10B981" w:sz="1"/>
+            </w:tcBorders>
+            <w:shd w:fill="10B981" w:val="clear"/>
+            <w:tcMar>
+              <w:top w:type="dxa" w:w="100"/>
+              <w:left w:type="dxa" w:w="140"/>
+              <w:bottom w:type="dxa" w:w="100"/>
+              <w:right w:type="dxa" w:w="140"/>
+            </w:tcMar>
+            <w:vAlign w:val="center"/>
+          </w:tcPr>
+          <w:p>
+            <w:pPr>
+              <w:jc w:val="left"/>
+            </w:pPr>
+            <w:r>
+              <w:rPr>
+                <w:rFonts w:ascii="Arial" w:cs="Arial" w:eastAsia="Arial" w:hAnsi="Arial"/>
+                <w:b/>
+                <w:bCs/>
+                <w:color w:val="FFFFFF"/>
+                <w:sz w:val="18"/>
+                <w:szCs w:val="18"/>
+              </w:rPr>
+              <w:t xml:space="preserve">Item</w:t>
+            </w:r>
+          </w:p>
+        </w:tc>
+        <w:tc>
+          <w:tcPr>
+            <w:tcW w:type="dxa" w:w="812"/>
+            <w:tcBorders>
+              <w:top w:val="single" w:color="10B981" w:sz="1"/>
+              <w:left w:val="single" w:color="10B981" w:sz="1"/>
+              <w:bottom w:val="single" w:color="10B981" w:sz="1"/>
+              <w:right w:val="single" w:color="10B981" w:sz="1"/>
+            </w:tcBorders>
+            <w:shd w:fill="10B981" w:val="clear"/>
+            <w:tcMar>
+              <w:top w:type="dxa" w:w="100"/>
+              <w:left w:type="dxa" w:w="140"/>
+              <w:bottom w:type="dxa" w:w="100"/>
+              <w:right w:type="dxa" w:w="140"/>
+            </w:tcMar>
+            <w:vAlign w:val="center"/>
+          </w:tcPr>
+          <w:p>
+            <w:pPr>
+              <w:jc w:val="left"/>
+            </w:pPr>
+            <w:r>
+              <w:rPr>
+                <w:rFonts w:ascii="Arial" w:cs="Arial" w:eastAsia="Arial" w:hAnsi="Arial"/>
+                <w:b/>
+                <w:bCs/>
+                <w:color w:val="FFFFFF"/>
+                <w:sz w:val="18"/>
+                <w:szCs w:val="18"/>
+              </w:rPr>
+              <w:t xml:space="preserve">Status</w:t>
+            </w:r>
+          </w:p>
+        </w:tc>
+        <w:tc>
+          <w:tcPr>
+            <w:tcW w:type="dxa" w:w="5867"/>
+            <w:tcBorders>
+              <w:top w:val="single" w:color="10B981" w:sz="1"/>
+              <w:left w:val="single" w:color="10B981" w:sz="1"/>
+              <w:bottom w:val="single" w:color="10B981" w:sz="1"/>
+              <w:right w:val="single" w:color="10B981" w:sz="1"/>
+            </w:tcBorders>
+            <w:shd w:fill="10B981" w:val="clear"/>
+            <w:tcMar>
+              <w:top w:type="dxa" w:w="100"/>
+              <w:left w:type="dxa" w:w="140"/>
+              <w:bottom w:type="dxa" w:w="100"/>
+              <w:right w:type="dxa" w:w="140"/>
+            </w:tcMar>
+            <w:vAlign w:val="center"/>
+          </w:tcPr>
+          <w:p>
+            <w:pPr>
+              <w:jc w:val="left"/>
+            </w:pPr>
+            <w:r>
+              <w:rPr>
+                <w:rFonts w:ascii="Arial" w:cs="Arial" w:eastAsia="Arial" w:hAnsi="Arial"/>
+                <w:b/>
+                <w:bCs/>
+                <w:color w:val="FFFFFF"/>
+                <w:sz w:val="18"/>
+                <w:szCs w:val="18"/>
+              </w:rPr>
+              <w:t xml:space="preserve">Ação Realizada</w:t>
+            </w:r>
+          </w:p>
+        </w:tc>
+      </w:tr>
+      <w:tr>
+        <w:tc>
+          <w:tcPr>
+            <w:tcW w:type="dxa" w:w="361"/>
+            <w:tcBorders>
+              <w:top w:val="single" w:color="D1D5DB" w:sz="3"/>
+              <w:left w:val="single" w:color="D1D5DB" w:sz="3"/>
+              <w:bottom w:val="single" w:color="D1D5DB" w:sz="3"/>
+              <w:right w:val="single" w:color="D1D5DB" w:sz="3"/>
+            </w:tcBorders>
+            <w:shd w:fill="D1FAE5" w:val="clear"/>
+            <w:tcMar>
+              <w:top w:type="dxa" w:w="80"/>
+              <w:left w:type="dxa" w:w="80"/>
+              <w:bottom w:type="dxa" w:w="80"/>
+              <w:right w:type="dxa" w:w="80"/>
+            </w:tcMar>
+            <w:vAlign w:val="center"/>
+          </w:tcPr>
+          <w:p>
+            <w:pPr>
+              <w:jc w:val="center"/>
+            </w:pPr>
+            <w:r>
+              <w:rPr>
+                <w:rFonts w:ascii="Arial" w:cs="Arial" w:eastAsia="Arial" w:hAnsi="Arial"/>
+                <w:b/>
+                <w:bCs/>
+                <w:color w:val="10B981"/>
+                <w:sz w:val="17"/>
+                <w:szCs w:val="17"/>
+              </w:rPr>
+              <w:t xml:space="preserve">1</w:t>
+            </w:r>
+          </w:p>
+        </w:tc>
+        <w:tc>
+          <w:tcPr>
+            <w:tcW w:type="dxa" w:w="1986"/>
+            <w:tcBorders>
+              <w:top w:val="single" w:color="D1D5DB" w:sz="3"/>
+              <w:left w:val="single" w:color="D1D5DB" w:sz="3"/>
+              <w:bottom w:val="single" w:color="D1D5DB" w:sz="3"/>
+              <w:right w:val="single" w:color="D1D5DB" w:sz="3"/>
+            </w:tcBorders>
+            <w:shd w:fill="D1FAE5" w:val="clear"/>
+            <w:tcMar>
+              <w:top w:type="dxa" w:w="80"/>
+              <w:left w:type="dxa" w:w="140"/>
+              <w:bottom w:type="dxa" w:w="80"/>
+              <w:right w:type="dxa" w:w="140"/>
+            </w:tcMar>
+            <w:vAlign w:val="center"/>
+          </w:tcPr>
+          <w:p>
+            <w:pPr>
+              <w:jc w:val="left"/>
+            </w:pPr>
+            <w:r>
+              <w:rPr>
+                <w:rFonts w:ascii="Arial" w:cs="Arial" w:eastAsia="Arial" w:hAnsi="Arial"/>
+                <w:b/>
+                <w:bCs/>
+                <w:color w:val="0D1117"/>
+                <w:sz w:val="17"/>
+                <w:szCs w:val="17"/>
+              </w:rPr>
+              <w:t xml:space="preserve">JWT_SECRET</w:t>
+            </w:r>
+          </w:p>
+        </w:tc>
+        <w:tc>
+          <w:tcPr>
+            <w:tcW w:type="dxa" w:w="812"/>
+            <w:tcBorders>
+              <w:top w:val="single" w:color="D1D5DB" w:sz="3"/>
+              <w:left w:val="single" w:color="D1D5DB" w:sz="3"/>
+              <w:bottom w:val="single" w:color="D1D5DB" w:sz="3"/>
+              <w:right w:val="single" w:color="D1D5DB" w:sz="3"/>
+            </w:tcBorders>
+            <w:shd w:fill="D1FAE5" w:val="clear"/>
+            <w:tcMar>
+              <w:top w:type="dxa" w:w="80"/>
+              <w:left w:type="dxa" w:w="60"/>
+              <w:bottom w:type="dxa" w:w="80"/>
+              <w:right w:type="dxa" w:w="60"/>
+            </w:tcMar>
+            <w:vAlign w:val="center"/>
+          </w:tcPr>
+          <w:p>
+            <w:pPr>
+              <w:jc w:val="center"/>
+            </w:pPr>
+            <w:r>
+              <w:rPr>
+                <w:rFonts w:ascii="Arial" w:cs="Arial" w:eastAsia="Arial" w:hAnsi="Arial"/>
+                <w:b/>
+                <w:bCs/>
+                <w:color w:val="10B981"/>
+                <w:sz w:val="16"/>
+                <w:szCs w:val="16"/>
+              </w:rPr>
+              <w:t xml:space="preserve">✅ OK</w:t>
+            </w:r>
+          </w:p>
+        </w:tc>
+        <w:tc>
+          <w:tcPr>
+            <w:tcW w:type="dxa" w:w="5867"/>
+            <w:tcBorders>
+              <w:top w:val="single" w:color="D1D5DB" w:sz="3"/>
+              <w:left w:val="single" w:color="D1D5DB" w:sz="3"/>
+              <w:bottom w:val="single" w:color="D1D5DB" w:sz="3"/>
+              <w:right w:val="single" w:color="D1D5DB" w:sz="3"/>
+            </w:tcBorders>
+            <w:shd w:fill="FFFFFF" w:val="clear"/>
+            <w:tcMar>
+              <w:top w:type="dxa" w:w="80"/>
+              <w:left w:type="dxa" w:w="140"/>
+              <w:bottom w:type="dxa" w:w="80"/>
+              <w:right w:type="dxa" w:w="140"/>
+            </w:tcMar>
+            <w:vAlign w:val="center"/>
+          </w:tcPr>
+          <w:p>
+            <w:pPr>
+              <w:jc w:val="left"/>
+            </w:pPr>
+            <w:r>
+              <w:rPr>
+                <w:rFonts w:ascii="Arial" w:cs="Arial" w:eastAsia="Arial" w:hAnsi="Arial"/>
+                <w:b w:val="false"/>
+                <w:bCs w:val="false"/>
+                <w:color w:val="0D1117"/>
+                <w:sz w:val="17"/>
+                <w:szCs w:val="17"/>
+              </w:rPr>
+              <w:t xml:space="preserve">Hash criptográfico de 128 chars gerado e injetado via Railway MCP. Todos os tokens anteriores foram invalidados — novo fluxo de login ativo.</w:t>
+            </w:r>
+          </w:p>
+        </w:tc>
+      </w:tr>
+      <w:tr>
+        <w:tc>
+          <w:tcPr>
+            <w:tcW w:type="dxa" w:w="361"/>
+            <w:tcBorders>
+              <w:top w:val="single" w:color="D1D5DB" w:sz="3"/>
+              <w:left w:val="single" w:color="D1D5DB" w:sz="3"/>
+              <w:bottom w:val="single" w:color="D1D5DB" w:sz="3"/>
+              <w:right w:val="single" w:color="D1D5DB" w:sz="3"/>
+            </w:tcBorders>
+            <w:shd w:fill="D1FAE5" w:val="clear"/>
+            <w:tcMar>
+              <w:top w:type="dxa" w:w="80"/>
+              <w:left w:type="dxa" w:w="80"/>
+              <w:bottom w:type="dxa" w:w="80"/>
+              <w:right w:type="dxa" w:w="80"/>
+            </w:tcMar>
+            <w:vAlign w:val="center"/>
+          </w:tcPr>
+          <w:p>
+            <w:pPr>
+              <w:jc w:val="center"/>
+            </w:pPr>
+            <w:r>
+              <w:rPr>
+                <w:rFonts w:ascii="Arial" w:cs="Arial" w:eastAsia="Arial" w:hAnsi="Arial"/>
+                <w:b/>
+                <w:bCs/>
+                <w:color w:val="10B981"/>
+                <w:sz w:val="17"/>
+                <w:szCs w:val="17"/>
+              </w:rPr>
+              <w:t xml:space="preserve">2</w:t>
+            </w:r>
+          </w:p>
+        </w:tc>
+        <w:tc>
+          <w:tcPr>
+            <w:tcW w:type="dxa" w:w="1986"/>
+            <w:tcBorders>
+              <w:top w:val="single" w:color="D1D5DB" w:sz="3"/>
+              <w:left w:val="single" w:color="D1D5DB" w:sz="3"/>
+              <w:bottom w:val="single" w:color="D1D5DB" w:sz="3"/>
+              <w:right w:val="single" w:color="D1D5DB" w:sz="3"/>
+            </w:tcBorders>
+            <w:shd w:fill="D1FAE5" w:val="clear"/>
+            <w:tcMar>
+              <w:top w:type="dxa" w:w="80"/>
+              <w:left w:type="dxa" w:w="140"/>
+              <w:bottom w:type="dxa" w:w="80"/>
+              <w:right w:type="dxa" w:w="140"/>
+            </w:tcMar>
+            <w:vAlign w:val="center"/>
+          </w:tcPr>
+          <w:p>
+            <w:pPr>
+              <w:jc w:val="left"/>
+            </w:pPr>
+            <w:r>
+              <w:rPr>
+                <w:rFonts w:ascii="Arial" w:cs="Arial" w:eastAsia="Arial" w:hAnsi="Arial"/>
+                <w:b/>
+                <w:bCs/>
+                <w:color w:val="0D1117"/>
+                <w:sz w:val="17"/>
+                <w:szCs w:val="17"/>
+              </w:rPr>
+              <w:t xml:space="preserve">Mailersend Template</w:t>
+            </w:r>
+          </w:p>
+        </w:tc>
+        <w:tc>
+          <w:tcPr>
+            <w:tcW w:type="dxa" w:w="812"/>
+            <w:tcBorders>
+              <w:top w:val="single" w:color="D1D5DB" w:sz="3"/>
+              <w:left w:val="single" w:color="D1D5DB" w:sz="3"/>
+              <w:bottom w:val="single" w:color="D1D5DB" w:sz="3"/>
+              <w:right w:val="single" w:color="D1D5DB" w:sz="3"/>
+            </w:tcBorders>
+            <w:shd w:fill="D1FAE5" w:val="clear"/>
+            <w:tcMar>
+              <w:top w:type="dxa" w:w="80"/>
+              <w:left w:type="dxa" w:w="60"/>
+              <w:bottom w:type="dxa" w:w="80"/>
+              <w:right w:type="dxa" w:w="60"/>
+            </w:tcMar>
+            <w:vAlign w:val="center"/>
+          </w:tcPr>
+          <w:p>
+            <w:pPr>
+              <w:jc w:val="center"/>
+            </w:pPr>
+            <w:r>
+              <w:rPr>
+                <w:rFonts w:ascii="Arial" w:cs="Arial" w:eastAsia="Arial" w:hAnsi="Arial"/>
+                <w:b/>
+                <w:bCs/>
+                <w:color w:val="10B981"/>
+                <w:sz w:val="16"/>
+                <w:szCs w:val="16"/>
+              </w:rPr>
+              <w:t xml:space="preserve">✅ OK</w:t>
+            </w:r>
+          </w:p>
+        </w:tc>
+        <w:tc>
+          <w:tcPr>
+            <w:tcW w:type="dxa" w:w="5867"/>
+            <w:tcBorders>
+              <w:top w:val="single" w:color="D1D5DB" w:sz="3"/>
+              <w:left w:val="single" w:color="D1D5DB" w:sz="3"/>
+              <w:bottom w:val="single" w:color="D1D5DB" w:sz="3"/>
+              <w:right w:val="single" w:color="D1D5DB" w:sz="3"/>
+            </w:tcBorders>
+            <w:shd w:fill="F5F4EF" w:val="clear"/>
+            <w:tcMar>
+              <w:top w:type="dxa" w:w="80"/>
+              <w:left w:type="dxa" w:w="140"/>
+              <w:bottom w:type="dxa" w:w="80"/>
+              <w:right w:type="dxa" w:w="140"/>
+            </w:tcMar>
+            <w:vAlign w:val="center"/>
+          </w:tcPr>
+          <w:p>
+            <w:pPr>
+              <w:jc w:val="left"/>
+            </w:pPr>
+            <w:r>
+              <w:rPr>
+                <w:rFonts w:ascii="Arial" w:cs="Arial" w:eastAsia="Arial" w:hAnsi="Arial"/>
+                <w:b w:val="false"/>
+                <w:bCs w:val="false"/>
+                <w:color w:val="0D1117"/>
+                <w:sz w:val="17"/>
+                <w:szCs w:val="17"/>
+              </w:rPr>
+              <w:t xml:space="preserve">Dependência de ID externo removida da arquitetura. Notificações agora usam HTML Template Strings diretamente no backend — versionadas no git, zero dependência de terceiros no design.</w:t>
+            </w:r>
+          </w:p>
+        </w:tc>
+      </w:tr>
+      <w:tr>
+        <w:tc>
+          <w:tcPr>
+            <w:tcW w:type="dxa" w:w="361"/>
+            <w:tcBorders>
+              <w:top w:val="single" w:color="D1D5DB" w:sz="3"/>
+              <w:left w:val="single" w:color="D1D5DB" w:sz="3"/>
+              <w:bottom w:val="single" w:color="D1D5DB" w:sz="3"/>
+              <w:right w:val="single" w:color="D1D5DB" w:sz="3"/>
+            </w:tcBorders>
+            <w:shd w:fill="D1FAE5" w:val="clear"/>
+            <w:tcMar>
+              <w:top w:type="dxa" w:w="80"/>
+              <w:left w:type="dxa" w:w="80"/>
+              <w:bottom w:type="dxa" w:w="80"/>
+              <w:right w:type="dxa" w:w="80"/>
+            </w:tcMar>
+            <w:vAlign w:val="center"/>
+          </w:tcPr>
+          <w:p>
+            <w:pPr>
+              <w:jc w:val="center"/>
+            </w:pPr>
+            <w:r>
+              <w:rPr>
+                <w:rFonts w:ascii="Arial" w:cs="Arial" w:eastAsia="Arial" w:hAnsi="Arial"/>
+                <w:b/>
+                <w:bCs/>
+                <w:color w:val="10B981"/>
+                <w:sz w:val="17"/>
+                <w:szCs w:val="17"/>
+              </w:rPr>
+              <w:t xml:space="preserve">3</w:t>
+            </w:r>
+          </w:p>
+        </w:tc>
+        <w:tc>
+          <w:tcPr>
+            <w:tcW w:type="dxa" w:w="1986"/>
+            <w:tcBorders>
+              <w:top w:val="single" w:color="D1D5DB" w:sz="3"/>
+              <w:left w:val="single" w:color="D1D5DB" w:sz="3"/>
+              <w:bottom w:val="single" w:color="D1D5DB" w:sz="3"/>
+              <w:right w:val="single" w:color="D1D5DB" w:sz="3"/>
+            </w:tcBorders>
+            <w:shd w:fill="D1FAE5" w:val="clear"/>
+            <w:tcMar>
+              <w:top w:type="dxa" w:w="80"/>
+              <w:left w:type="dxa" w:w="140"/>
+              <w:bottom w:type="dxa" w:w="80"/>
+              <w:right w:type="dxa" w:w="140"/>
+            </w:tcMar>
+            <w:vAlign w:val="center"/>
+          </w:tcPr>
+          <w:p>
+            <w:pPr>
+              <w:jc w:val="left"/>
+            </w:pPr>
+            <w:r>
+              <w:rPr>
+                <w:rFonts w:ascii="Arial" w:cs="Arial" w:eastAsia="Arial" w:hAnsi="Arial"/>
+                <w:b/>
+                <w:bCs/>
+                <w:color w:val="0D1117"/>
+                <w:sz w:val="17"/>
+                <w:szCs w:val="17"/>
+              </w:rPr>
+              <w:t xml:space="preserve">Variáveis de Ambiente</w:t>
+            </w:r>
+          </w:p>
+        </w:tc>
+        <w:tc>
+          <w:tcPr>
+            <w:tcW w:type="dxa" w:w="812"/>
+            <w:tcBorders>
+              <w:top w:val="single" w:color="D1D5DB" w:sz="3"/>
+              <w:left w:val="single" w:color="D1D5DB" w:sz="3"/>
+              <w:bottom w:val="single" w:color="D1D5DB" w:sz="3"/>
+              <w:right w:val="single" w:color="D1D5DB" w:sz="3"/>
+            </w:tcBorders>
+            <w:shd w:fill="D1FAE5" w:val="clear"/>
+            <w:tcMar>
+              <w:top w:type="dxa" w:w="80"/>
+              <w:left w:type="dxa" w:w="60"/>
+              <w:bottom w:type="dxa" w:w="80"/>
+              <w:right w:type="dxa" w:w="60"/>
+            </w:tcMar>
+            <w:vAlign w:val="center"/>
+          </w:tcPr>
+          <w:p>
+            <w:pPr>
+              <w:jc w:val="center"/>
+            </w:pPr>
+            <w:r>
+              <w:rPr>
+                <w:rFonts w:ascii="Arial" w:cs="Arial" w:eastAsia="Arial" w:hAnsi="Arial"/>
+                <w:b/>
+                <w:bCs/>
+                <w:color w:val="10B981"/>
+                <w:sz w:val="16"/>
+                <w:szCs w:val="16"/>
+              </w:rPr>
+              <w:t xml:space="preserve">✅ OK</w:t>
+            </w:r>
+          </w:p>
+        </w:tc>
+        <w:tc>
+          <w:tcPr>
+            <w:tcW w:type="dxa" w:w="5867"/>
+            <w:tcBorders>
+              <w:top w:val="single" w:color="D1D5DB" w:sz="3"/>
+              <w:left w:val="single" w:color="D1D5DB" w:sz="3"/>
+              <w:bottom w:val="single" w:color="D1D5DB" w:sz="3"/>
+              <w:right w:val="single" w:color="D1D5DB" w:sz="3"/>
+            </w:tcBorders>
+            <w:shd w:fill="FFFFFF" w:val="clear"/>
+            <w:tcMar>
+              <w:top w:type="dxa" w:w="80"/>
+              <w:left w:type="dxa" w:w="140"/>
+              <w:bottom w:type="dxa" w:w="80"/>
+              <w:right w:type="dxa" w:w="140"/>
+            </w:tcMar>
+            <w:vAlign w:val="center"/>
+          </w:tcPr>
+          <w:p>
+            <w:pPr>
+              <w:jc w:val="left"/>
+            </w:pPr>
+            <w:r>
+              <w:rPr>
+                <w:rFonts w:ascii="Arial" w:cs="Arial" w:eastAsia="Arial" w:hAnsi="Arial"/>
+                <w:b w:val="false"/>
+                <w:bCs w:val="false"/>
+                <w:color w:val="0D1117"/>
+                <w:sz w:val="17"/>
+                <w:szCs w:val="17"/>
+              </w:rPr>
+              <w:t xml:space="preserve">EMAIL_SENDER → noreply@notify.myurbanai.com. JWT_SECRET e URLs corrigidos. Todas as chaves da Lumina Lab deletadas via painel Railway.</w:t>
+            </w:r>
+          </w:p>
+        </w:tc>
+      </w:tr>
+      <w:tr>
+        <w:tc>
+          <w:tcPr>
+            <w:tcW w:type="dxa" w:w="361"/>
+            <w:tcBorders>
+              <w:top w:val="single" w:color="D1D5DB" w:sz="3"/>
+              <w:left w:val="single" w:color="D1D5DB" w:sz="3"/>
+              <w:bottom w:val="single" w:color="D1D5DB" w:sz="3"/>
+              <w:right w:val="single" w:color="D1D5DB" w:sz="3"/>
+            </w:tcBorders>
+            <w:shd w:fill="D1FAE5" w:val="clear"/>
+            <w:tcMar>
+              <w:top w:type="dxa" w:w="80"/>
+              <w:left w:type="dxa" w:w="80"/>
+              <w:bottom w:type="dxa" w:w="80"/>
+              <w:right w:type="dxa" w:w="80"/>
+            </w:tcMar>
+            <w:vAlign w:val="center"/>
+          </w:tcPr>
+          <w:p>
+            <w:pPr>
+              <w:jc w:val="center"/>
+            </w:pPr>
+            <w:r>
+              <w:rPr>
+                <w:rFonts w:ascii="Arial" w:cs="Arial" w:eastAsia="Arial" w:hAnsi="Arial"/>
+                <w:b/>
+                <w:bCs/>
+                <w:color w:val="10B981"/>
+                <w:sz w:val="17"/>
+                <w:szCs w:val="17"/>
+              </w:rPr>
+              <w:t xml:space="preserve">4</w:t>
+            </w:r>
+          </w:p>
+        </w:tc>
+        <w:tc>
+          <w:tcPr>
+            <w:tcW w:type="dxa" w:w="1986"/>
+            <w:tcBorders>
+              <w:top w:val="single" w:color="D1D5DB" w:sz="3"/>
+              <w:left w:val="single" w:color="D1D5DB" w:sz="3"/>
+              <w:bottom w:val="single" w:color="D1D5DB" w:sz="3"/>
+              <w:right w:val="single" w:color="D1D5DB" w:sz="3"/>
+            </w:tcBorders>
+            <w:shd w:fill="D1FAE5" w:val="clear"/>
+            <w:tcMar>
+              <w:top w:type="dxa" w:w="80"/>
+              <w:left w:type="dxa" w:w="140"/>
+              <w:bottom w:type="dxa" w:w="80"/>
+              <w:right w:type="dxa" w:w="140"/>
+            </w:tcMar>
+            <w:vAlign w:val="center"/>
+          </w:tcPr>
+          <w:p>
+            <w:pPr>
+              <w:jc w:val="left"/>
+            </w:pPr>
+            <w:r>
+              <w:rPr>
+                <w:rFonts w:ascii="Arial" w:cs="Arial" w:eastAsia="Arial" w:hAnsi="Arial"/>
+                <w:b/>
+                <w:bCs/>
+                <w:color w:val="0D1117"/>
+                <w:sz w:val="17"/>
+                <w:szCs w:val="17"/>
+              </w:rPr>
+              <w:t xml:space="preserve">AWS S3 Segurança</w:t>
+            </w:r>
+          </w:p>
+        </w:tc>
+        <w:tc>
+          <w:tcPr>
+            <w:tcW w:type="dxa" w:w="812"/>
+            <w:tcBorders>
+              <w:top w:val="single" w:color="D1D5DB" w:sz="3"/>
+              <w:left w:val="single" w:color="D1D5DB" w:sz="3"/>
+              <w:bottom w:val="single" w:color="D1D5DB" w:sz="3"/>
+              <w:right w:val="single" w:color="D1D5DB" w:sz="3"/>
+            </w:tcBorders>
+            <w:shd w:fill="D1FAE5" w:val="clear"/>
+            <w:tcMar>
+              <w:top w:type="dxa" w:w="80"/>
+              <w:left w:type="dxa" w:w="60"/>
+              <w:bottom w:type="dxa" w:w="80"/>
+              <w:right w:type="dxa" w:w="60"/>
+            </w:tcMar>
+            <w:vAlign w:val="center"/>
+          </w:tcPr>
+          <w:p>
+            <w:pPr>
+              <w:jc w:val="center"/>
+            </w:pPr>
+            <w:r>
+              <w:rPr>
+                <w:rFonts w:ascii="Arial" w:cs="Arial" w:eastAsia="Arial" w:hAnsi="Arial"/>
+                <w:b/>
+                <w:bCs/>
+                <w:color w:val="10B981"/>
+                <w:sz w:val="16"/>
+                <w:szCs w:val="16"/>
+              </w:rPr>
+              <w:t xml:space="preserve">✅ OK</w:t>
+            </w:r>
+          </w:p>
+        </w:tc>
+        <w:tc>
+          <w:tcPr>
+            <w:tcW w:type="dxa" w:w="5867"/>
+            <w:tcBorders>
+              <w:top w:val="single" w:color="D1D5DB" w:sz="3"/>
+              <w:left w:val="single" w:color="D1D5DB" w:sz="3"/>
+              <w:bottom w:val="single" w:color="D1D5DB" w:sz="3"/>
+              <w:right w:val="single" w:color="D1D5DB" w:sz="3"/>
+            </w:tcBorders>
+            <w:shd w:fill="F5F4EF" w:val="clear"/>
+            <w:tcMar>
+              <w:top w:type="dxa" w:w="80"/>
+              <w:left w:type="dxa" w:w="140"/>
+              <w:bottom w:type="dxa" w:w="80"/>
+              <w:right w:type="dxa" w:w="140"/>
+            </w:tcMar>
+            <w:vAlign w:val="center"/>
+          </w:tcPr>
+          <w:p>
+            <w:pPr>
+              <w:jc w:val="left"/>
+            </w:pPr>
+            <w:r>
+              <w:rPr>
+                <w:rFonts w:ascii="Arial" w:cs="Arial" w:eastAsia="Arial" w:hAnsi="Arial"/>
+                <w:b w:val="false"/>
+                <w:bCs w:val="false"/>
+                <w:color w:val="0D1117"/>
+                <w:sz w:val="17"/>
+                <w:szCs w:val="17"/>
+              </w:rPr>
+              <w:t xml:space="preserve">Block Public Access ON confirmado. IAM user urban-ai-scrapy limitado estritamente ao S3 — sem acesso a outros serviços AWS.</w:t>
+            </w:r>
+          </w:p>
+        </w:tc>
+      </w:tr>
+      <w:tr>
+        <w:tc>
+          <w:tcPr>
+            <w:tcW w:type="dxa" w:w="361"/>
+            <w:tcBorders>
+              <w:top w:val="single" w:color="D1D5DB" w:sz="3"/>
+              <w:left w:val="single" w:color="D1D5DB" w:sz="3"/>
+              <w:bottom w:val="single" w:color="D1D5DB" w:sz="3"/>
+              <w:right w:val="single" w:color="D1D5DB" w:sz="3"/>
+            </w:tcBorders>
+            <w:shd w:fill="D1FAE5" w:val="clear"/>
+            <w:tcMar>
+              <w:top w:type="dxa" w:w="80"/>
+              <w:left w:type="dxa" w:w="80"/>
+              <w:bottom w:type="dxa" w:w="80"/>
+              <w:right w:type="dxa" w:w="80"/>
+            </w:tcMar>
+            <w:vAlign w:val="center"/>
+          </w:tcPr>
+          <w:p>
+            <w:pPr>
+              <w:jc w:val="center"/>
+            </w:pPr>
+            <w:r>
+              <w:rPr>
+                <w:rFonts w:ascii="Arial" w:cs="Arial" w:eastAsia="Arial" w:hAnsi="Arial"/>
+                <w:b/>
+                <w:bCs/>
+                <w:color w:val="10B981"/>
+                <w:sz w:val="17"/>
+                <w:szCs w:val="17"/>
+              </w:rPr>
+              <w:t xml:space="preserve">5</w:t>
+            </w:r>
+          </w:p>
+        </w:tc>
+        <w:tc>
+          <w:tcPr>
+            <w:tcW w:type="dxa" w:w="1986"/>
+            <w:tcBorders>
+              <w:top w:val="single" w:color="D1D5DB" w:sz="3"/>
+              <w:left w:val="single" w:color="D1D5DB" w:sz="3"/>
+              <w:bottom w:val="single" w:color="D1D5DB" w:sz="3"/>
+              <w:right w:val="single" w:color="D1D5DB" w:sz="3"/>
+            </w:tcBorders>
+            <w:shd w:fill="D1FAE5" w:val="clear"/>
+            <w:tcMar>
+              <w:top w:type="dxa" w:w="80"/>
+              <w:left w:type="dxa" w:w="140"/>
+              <w:bottom w:type="dxa" w:w="80"/>
+              <w:right w:type="dxa" w:w="140"/>
+            </w:tcMar>
+            <w:vAlign w:val="center"/>
+          </w:tcPr>
+          <w:p>
+            <w:pPr>
+              <w:jc w:val="left"/>
+            </w:pPr>
+            <w:r>
+              <w:rPr>
+                <w:rFonts w:ascii="Arial" w:cs="Arial" w:eastAsia="Arial" w:hAnsi="Arial"/>
+                <w:b/>
+                <w:bCs/>
+                <w:color w:val="0D1117"/>
+                <w:sz w:val="17"/>
+                <w:szCs w:val="17"/>
+              </w:rPr>
+              <w:t xml:space="preserve">DNS e SSL</w:t>
+            </w:r>
+          </w:p>
+        </w:tc>
+        <w:tc>
+          <w:tcPr>
+            <w:tcW w:type="dxa" w:w="812"/>
+            <w:tcBorders>
+              <w:top w:val="single" w:color="D1D5DB" w:sz="3"/>
+              <w:left w:val="single" w:color="D1D5DB" w:sz="3"/>
+              <w:bottom w:val="single" w:color="D1D5DB" w:sz="3"/>
+              <w:right w:val="single" w:color="D1D5DB" w:sz="3"/>
+            </w:tcBorders>
+            <w:shd w:fill="D1FAE5" w:val="clear"/>
+            <w:tcMar>
+              <w:top w:type="dxa" w:w="80"/>
+              <w:left w:type="dxa" w:w="60"/>
+              <w:bottom w:type="dxa" w:w="80"/>
+              <w:right w:type="dxa" w:w="60"/>
+            </w:tcMar>
+            <w:vAlign w:val="center"/>
+          </w:tcPr>
+          <w:p>
+            <w:pPr>
+              <w:jc w:val="center"/>
+            </w:pPr>
+            <w:r>
+              <w:rPr>
+                <w:rFonts w:ascii="Arial" w:cs="Arial" w:eastAsia="Arial" w:hAnsi="Arial"/>
+                <w:b/>
+                <w:bCs/>
+                <w:color w:val="10B981"/>
+                <w:sz w:val="16"/>
+                <w:szCs w:val="16"/>
+              </w:rPr>
+              <w:t xml:space="preserve">✅ OK</w:t>
+            </w:r>
+          </w:p>
+        </w:tc>
+        <w:tc>
+          <w:tcPr>
+            <w:tcW w:type="dxa" w:w="5867"/>
+            <w:tcBorders>
+              <w:top w:val="single" w:color="D1D5DB" w:sz="3"/>
+              <w:left w:val="single" w:color="D1D5DB" w:sz="3"/>
+              <w:bottom w:val="single" w:color="D1D5DB" w:sz="3"/>
+              <w:right w:val="single" w:color="D1D5DB" w:sz="3"/>
+            </w:tcBorders>
+            <w:shd w:fill="FFFFFF" w:val="clear"/>
+            <w:tcMar>
+              <w:top w:type="dxa" w:w="80"/>
+              <w:left w:type="dxa" w:w="140"/>
+              <w:bottom w:type="dxa" w:w="80"/>
+              <w:right w:type="dxa" w:w="140"/>
+            </w:tcMar>
+            <w:vAlign w:val="center"/>
+          </w:tcPr>
+          <w:p>
+            <w:pPr>
+              <w:jc w:val="left"/>
+            </w:pPr>
+            <w:r>
+              <w:rPr>
+                <w:rFonts w:ascii="Arial" w:cs="Arial" w:eastAsia="Arial" w:hAnsi="Arial"/>
+                <w:b w:val="false"/>
+                <w:bCs w:val="false"/>
+                <w:color w:val="0D1117"/>
+                <w:sz w:val="17"/>
+                <w:szCs w:val="17"/>
+              </w:rPr>
+              <w:t xml:space="preserve">app.myurbanai.com → CNAME Railway ✅. urbanai.com.br IPs validados ✅. SPF e DKIM Mailersend configurados em notify.myurbanai.com — score anti-spam OK.</w:t>
+            </w:r>
+          </w:p>
+        </w:tc>
+      </w:tr>
+      <w:tr>
+        <w:tc>
+          <w:tcPr>
+            <w:tcW w:type="dxa" w:w="361"/>
+            <w:tcBorders>
+              <w:top w:val="single" w:color="D1D5DB" w:sz="3"/>
+              <w:left w:val="single" w:color="D1D5DB" w:sz="3"/>
+              <w:bottom w:val="single" w:color="D1D5DB" w:sz="3"/>
+              <w:right w:val="single" w:color="D1D5DB" w:sz="3"/>
+            </w:tcBorders>
+            <w:shd w:fill="D1FAE5" w:val="clear"/>
+            <w:tcMar>
+              <w:top w:type="dxa" w:w="80"/>
+              <w:left w:type="dxa" w:w="80"/>
+              <w:bottom w:type="dxa" w:w="80"/>
+              <w:right w:type="dxa" w:w="80"/>
+            </w:tcMar>
+            <w:vAlign w:val="center"/>
+          </w:tcPr>
+          <w:p>
+            <w:pPr>
+              <w:jc w:val="center"/>
+            </w:pPr>
+            <w:r>
+              <w:rPr>
+                <w:rFonts w:ascii="Arial" w:cs="Arial" w:eastAsia="Arial" w:hAnsi="Arial"/>
+                <w:b/>
+                <w:bCs/>
+                <w:color w:val="10B981"/>
+                <w:sz w:val="17"/>
+                <w:szCs w:val="17"/>
+              </w:rPr>
+              <w:t xml:space="preserve">6</w:t>
+            </w:r>
+          </w:p>
+        </w:tc>
+        <w:tc>
+          <w:tcPr>
+            <w:tcW w:type="dxa" w:w="1986"/>
+            <w:tcBorders>
+              <w:top w:val="single" w:color="D1D5DB" w:sz="3"/>
+              <w:left w:val="single" w:color="D1D5DB" w:sz="3"/>
+              <w:bottom w:val="single" w:color="D1D5DB" w:sz="3"/>
+              <w:right w:val="single" w:color="D1D5DB" w:sz="3"/>
+            </w:tcBorders>
+            <w:shd w:fill="D1FAE5" w:val="clear"/>
+            <w:tcMar>
+              <w:top w:type="dxa" w:w="80"/>
+              <w:left w:type="dxa" w:w="140"/>
+              <w:bottom w:type="dxa" w:w="80"/>
+              <w:right w:type="dxa" w:w="140"/>
+            </w:tcMar>
+            <w:vAlign w:val="center"/>
+          </w:tcPr>
+          <w:p>
+            <w:pPr>
+              <w:jc w:val="left"/>
+            </w:pPr>
+            <w:r>
+              <w:rPr>
+                <w:rFonts w:ascii="Arial" w:cs="Arial" w:eastAsia="Arial" w:hAnsi="Arial"/>
+                <w:b/>
+                <w:bCs/>
+                <w:color w:val="0D1117"/>
+                <w:sz w:val="17"/>
+                <w:szCs w:val="17"/>
+              </w:rPr>
+              <w:t xml:space="preserve">Acessos Lumina Revogados</w:t>
+            </w:r>
+          </w:p>
+        </w:tc>
+        <w:tc>
+          <w:tcPr>
+            <w:tcW w:type="dxa" w:w="812"/>
+            <w:tcBorders>
+              <w:top w:val="single" w:color="D1D5DB" w:sz="3"/>
+              <w:left w:val="single" w:color="D1D5DB" w:sz="3"/>
+              <w:bottom w:val="single" w:color="D1D5DB" w:sz="3"/>
+              <w:right w:val="single" w:color="D1D5DB" w:sz="3"/>
+            </w:tcBorders>
+            <w:shd w:fill="D1FAE5" w:val="clear"/>
+            <w:tcMar>
+              <w:top w:type="dxa" w:w="80"/>
+              <w:left w:type="dxa" w:w="60"/>
+              <w:bottom w:type="dxa" w:w="80"/>
+              <w:right w:type="dxa" w:w="60"/>
+            </w:tcMar>
+            <w:vAlign w:val="center"/>
+          </w:tcPr>
+          <w:p>
+            <w:pPr>
+              <w:jc w:val="center"/>
+            </w:pPr>
+            <w:r>
+              <w:rPr>
+                <w:rFonts w:ascii="Arial" w:cs="Arial" w:eastAsia="Arial" w:hAnsi="Arial"/>
+                <w:b/>
+                <w:bCs/>
+                <w:color w:val="10B981"/>
+                <w:sz w:val="16"/>
+                <w:szCs w:val="16"/>
+              </w:rPr>
+              <w:t xml:space="preserve">✅ OK</w:t>
+            </w:r>
+          </w:p>
+        </w:tc>
+        <w:tc>
+          <w:tcPr>
+            <w:tcW w:type="dxa" w:w="5867"/>
+            <w:tcBorders>
+              <w:top w:val="single" w:color="D1D5DB" w:sz="3"/>
+              <w:left w:val="single" w:color="D1D5DB" w:sz="3"/>
+              <w:bottom w:val="single" w:color="D1D5DB" w:sz="3"/>
+              <w:right w:val="single" w:color="D1D5DB" w:sz="3"/>
+            </w:tcBorders>
+            <w:shd w:fill="F5F4EF" w:val="clear"/>
+            <w:tcMar>
+              <w:top w:type="dxa" w:w="80"/>
+              <w:left w:type="dxa" w:w="140"/>
+              <w:bottom w:type="dxa" w:w="80"/>
+              <w:right w:type="dxa" w:w="140"/>
+            </w:tcMar>
+            <w:vAlign w:val="center"/>
+          </w:tcPr>
+          <w:p>
+            <w:pPr>
+              <w:jc w:val="left"/>
+            </w:pPr>
+            <w:r>
+              <w:rPr>
+                <w:rFonts w:ascii="Arial" w:cs="Arial" w:eastAsia="Arial" w:hAnsi="Arial"/>
+                <w:b w:val="false"/>
+                <w:bCs w:val="false"/>
+                <w:color w:val="0D1117"/>
+                <w:sz w:val="17"/>
+                <w:szCs w:val="17"/>
+              </w:rPr>
+              <w:t xml:space="preserve">Bloqueio confirmado pelo administrador. Google Cloud, AWS, Sentry, Stripe e Railway 100% sob controle Urban AI. Nenhum acesso de convidado Lumina ativo.</w:t>
+            </w:r>
+          </w:p>
+        </w:tc>
+      </w:tr>
+      <w:tr>
+        <w:tc>
+          <w:tcPr>
+            <w:tcW w:type="dxa" w:w="361"/>
+            <w:tcBorders>
+              <w:top w:val="single" w:color="D1D5DB" w:sz="3"/>
+              <w:left w:val="single" w:color="D1D5DB" w:sz="3"/>
+              <w:bottom w:val="single" w:color="D1D5DB" w:sz="3"/>
+              <w:right w:val="single" w:color="D1D5DB" w:sz="3"/>
+            </w:tcBorders>
+            <w:shd w:fill="D1FAE5" w:val="clear"/>
+            <w:tcMar>
+              <w:top w:type="dxa" w:w="80"/>
+              <w:left w:type="dxa" w:w="80"/>
+              <w:bottom w:type="dxa" w:w="80"/>
+              <w:right w:type="dxa" w:w="80"/>
+            </w:tcMar>
+            <w:vAlign w:val="center"/>
+          </w:tcPr>
+          <w:p>
+            <w:pPr>
+              <w:jc w:val="center"/>
+            </w:pPr>
+            <w:r>
+              <w:rPr>
+                <w:rFonts w:ascii="Arial" w:cs="Arial" w:eastAsia="Arial" w:hAnsi="Arial"/>
+                <w:b/>
+                <w:bCs/>
+                <w:color w:val="10B981"/>
+                <w:sz w:val="17"/>
+                <w:szCs w:val="17"/>
+              </w:rPr>
+              <w:t xml:space="preserve">7</w:t>
+            </w:r>
+          </w:p>
+        </w:tc>
+        <w:tc>
+          <w:tcPr>
+            <w:tcW w:type="dxa" w:w="1986"/>
+            <w:tcBorders>
+              <w:top w:val="single" w:color="D1D5DB" w:sz="3"/>
+              <w:left w:val="single" w:color="D1D5DB" w:sz="3"/>
+              <w:bottom w:val="single" w:color="D1D5DB" w:sz="3"/>
+              <w:right w:val="single" w:color="D1D5DB" w:sz="3"/>
+            </w:tcBorders>
+            <w:shd w:fill="D1FAE5" w:val="clear"/>
+            <w:tcMar>
+              <w:top w:type="dxa" w:w="80"/>
+              <w:left w:type="dxa" w:w="140"/>
+              <w:bottom w:type="dxa" w:w="80"/>
+              <w:right w:type="dxa" w:w="140"/>
+            </w:tcMar>
+            <w:vAlign w:val="center"/>
+          </w:tcPr>
+          <w:p>
+            <w:pPr>
+              <w:jc w:val="left"/>
+            </w:pPr>
+            <w:r>
+              <w:rPr>
+                <w:rFonts w:ascii="Arial" w:cs="Arial" w:eastAsia="Arial" w:hAnsi="Arial"/>
+                <w:b/>
+                <w:bCs/>
+                <w:color w:val="0D1117"/>
+                <w:sz w:val="17"/>
+                <w:szCs w:val="17"/>
+              </w:rPr>
+              <w:t xml:space="preserve">Health Check Final</w:t>
+            </w:r>
+          </w:p>
+        </w:tc>
+        <w:tc>
+          <w:tcPr>
+            <w:tcW w:type="dxa" w:w="812"/>
+            <w:tcBorders>
+              <w:top w:val="single" w:color="D1D5DB" w:sz="3"/>
+              <w:left w:val="single" w:color="D1D5DB" w:sz="3"/>
+              <w:bottom w:val="single" w:color="D1D5DB" w:sz="3"/>
+              <w:right w:val="single" w:color="D1D5DB" w:sz="3"/>
+            </w:tcBorders>
+            <w:shd w:fill="D1FAE5" w:val="clear"/>
+            <w:tcMar>
+              <w:top w:type="dxa" w:w="80"/>
+              <w:left w:type="dxa" w:w="60"/>
+              <w:bottom w:type="dxa" w:w="80"/>
+              <w:right w:type="dxa" w:w="60"/>
+            </w:tcMar>
+            <w:vAlign w:val="center"/>
+          </w:tcPr>
+          <w:p>
+            <w:pPr>
+              <w:jc w:val="center"/>
+            </w:pPr>
+            <w:r>
+              <w:rPr>
+                <w:rFonts w:ascii="Arial" w:cs="Arial" w:eastAsia="Arial" w:hAnsi="Arial"/>
+                <w:b/>
+                <w:bCs/>
+                <w:color w:val="10B981"/>
+                <w:sz w:val="16"/>
+                <w:szCs w:val="16"/>
+              </w:rPr>
+              <w:t xml:space="preserve">✅ OK</w:t>
+            </w:r>
+          </w:p>
+        </w:tc>
+        <w:tc>
+          <w:tcPr>
+            <w:tcW w:type="dxa" w:w="5867"/>
+            <w:tcBorders>
+              <w:top w:val="single" w:color="D1D5DB" w:sz="3"/>
+              <w:left w:val="single" w:color="D1D5DB" w:sz="3"/>
+              <w:bottom w:val="single" w:color="D1D5DB" w:sz="3"/>
+              <w:right w:val="single" w:color="D1D5DB" w:sz="3"/>
+            </w:tcBorders>
+            <w:shd w:fill="FFFFFF" w:val="clear"/>
+            <w:tcMar>
+              <w:top w:type="dxa" w:w="80"/>
+              <w:left w:type="dxa" w:w="140"/>
+              <w:bottom w:type="dxa" w:w="80"/>
+              <w:right w:type="dxa" w:w="140"/>
+            </w:tcMar>
+            <w:vAlign w:val="center"/>
+          </w:tcPr>
+          <w:p>
+            <w:pPr>
+              <w:jc w:val="left"/>
+            </w:pPr>
+            <w:r>
+              <w:rPr>
+                <w:rFonts w:ascii="Arial" w:cs="Arial" w:eastAsia="Arial" w:hAnsi="Arial"/>
+                <w:b w:val="false"/>
+                <w:bCs w:val="false"/>
+                <w:color w:val="0D1117"/>
+                <w:sz w:val="17"/>
+                <w:szCs w:val="17"/>
+              </w:rPr>
+              <w:t xml:space="preserve">CORS e comunicação Frontend/Backend sem gargalos. Autenticação revalidada com novo JWT_SECRET. Sistema operando em produção total.</w:t>
             </w:r>
           </w:p>
         </w:tc>
@@ -6497,7 +10353,7 @@
                 <w:sz w:val="22"/>
                 <w:szCs w:val="22"/>
               </w:rPr>
-              <w:t xml:space="preserve">  PRÓXIMOS 5 DIAS ÚTEIS — D8 a D12 com Tarefas em Paralelo</w:t>
+              <w:t xml:space="preserve">  DIAS RESTANTES — D13 e D14 (últimos 2 dias úteis do sprint)</w:t>
             </w:r>
           </w:p>
         </w:tc>
@@ -6519,6 +10375,19 @@
       <w:r>
         <w:rPr>
           <w:rFonts w:ascii="Arial" w:cs="Arial" w:eastAsia="Arial" w:hAnsi="Arial"/>
+          <w:b/>
+          <w:bCs/>
+          <w:i w:val="false"/>
+          <w:iCs w:val="false"/>
+          <w:color w:val="E8500A"/>
+          <w:sz w:val="18"/>
+          <w:szCs w:val="18"/>
+        </w:rPr>
+        <w:t xml:space="preserve">Sprint em fase final. </w:t>
+      </w:r>
+      <w:r>
+        <w:rPr>
+          <w:rFonts w:ascii="Arial" w:cs="Arial" w:eastAsia="Arial" w:hAnsi="Arial"/>
           <w:b w:val="false"/>
           <w:bCs w:val="false"/>
           <w:i w:val="false"/>
@@ -6527,46 +10396,7 @@
           <w:sz w:val="18"/>
           <w:szCs w:val="18"/>
         </w:rPr>
-        <w:t xml:space="preserve">As tarefas estão organizadas em </w:t>
-      </w:r>
-      <w:r>
-        <w:rPr>
-          <w:rFonts w:ascii="Arial" w:cs="Arial" w:eastAsia="Arial" w:hAnsi="Arial"/>
-          <w:b/>
-          <w:bCs/>
-          <w:i w:val="false"/>
-          <w:iCs w:val="false"/>
-          <w:color w:val="0D1117"/>
-          <w:sz w:val="18"/>
-          <w:szCs w:val="18"/>
-        </w:rPr>
-        <w:t xml:space="preserve">2 trilhos paralelos: </w:t>
-      </w:r>
-      <w:r>
-        <w:rPr>
-          <w:rFonts w:ascii="Arial" w:cs="Arial" w:eastAsia="Arial" w:hAnsi="Arial"/>
-          <w:b w:val="false"/>
-          <w:bCs w:val="false"/>
-          <w:i/>
-          <w:iCs/>
-          <w:color w:val="3B82F6"/>
-          <w:sz w:val="18"/>
-          <w:szCs w:val="18"/>
-        </w:rPr>
-        <w:t xml:space="preserve">Trilho A (você faz sozinho) e </w:t>
-      </w:r>
-      <w:r>
-        <w:rPr>
-          <w:rFonts w:ascii="Arial" w:cs="Arial" w:eastAsia="Arial" w:hAnsi="Arial"/>
-          <w:b w:val="false"/>
-          <w:bCs w:val="false"/>
-          <w:i/>
-          <w:iCs/>
-          <w:color w:val="E8500A"/>
-          <w:sz w:val="18"/>
-          <w:szCs w:val="18"/>
-        </w:rPr>
-        <w:t xml:space="preserve">Trilho B (depende de terceiros — iniciar contato já).</w:t>
+        <w:t xml:space="preserve">D11 e D12 100% concluídos. Restam apenas D13 (19/03) e D14 (20/03) para encerrar o sprint.</w:t>
       </w:r>
     </w:p>
     <w:tbl>
@@ -6761,7 +10591,7 @@
                 <w:sz w:val="18"/>
                 <w:szCs w:val="18"/>
               </w:rPr>
-              <w:t xml:space="preserve">D11</w:t>
+              <w:t xml:space="preserve">D13</w:t>
             </w:r>
           </w:p>
         </w:tc>
@@ -6796,7 +10626,7 @@
                 <w:sz w:val="17"/>
                 <w:szCs w:val="17"/>
               </w:rPr>
-              <w:t xml:space="preserve">17/03</w:t>
+              <w:t xml:space="preserve">19/03</w:t>
             </w:r>
           </w:p>
         </w:tc>
@@ -6829,7 +10659,7 @@
                 <w:sz w:val="17"/>
                 <w:szCs w:val="17"/>
               </w:rPr>
-              <w:t xml:space="preserve">• ✓ SSH ao servidor on-premise (concluído)</w:t>
+              <w:t xml:space="preserve">• ✓ DNS raiz myurbanai.com + Mailersend SPF/DKIM configurados</w:t>
             </w:r>
           </w:p>
           <w:p>
@@ -6843,7 +10673,7 @@
                 <w:sz w:val="17"/>
                 <w:szCs w:val="17"/>
               </w:rPr>
-              <w:t xml:space="preserve">• ✓ Dump do banco recebido (concluído)</w:t>
+              <w:t xml:space="preserve">• ✓ EMAIL_SENDER → noreply@notify.myurbanai.com</w:t>
             </w:r>
           </w:p>
           <w:p>
@@ -6857,7 +10687,7 @@
                 <w:sz w:val="17"/>
                 <w:szCs w:val="17"/>
               </w:rPr>
-              <w:t xml:space="preserve">• ✓ Apontamento temporário urbanai.com.br (concluído)</w:t>
+              <w:t xml:space="preserve">• ✓ JWT_SECRET rotacionado (128 chars via Railway MCP)</w:t>
             </w:r>
           </w:p>
           <w:p>
@@ -6871,7 +10701,7 @@
                 <w:sz w:val="17"/>
                 <w:szCs w:val="17"/>
               </w:rPr>
-              <w:t xml:space="preserve">• Importar banco no Railway MySQL (hoje)</w:t>
+              <w:t xml:space="preserve">• ✓ Variáveis Lumina deletadas — ambiente limpo</w:t>
             </w:r>
           </w:p>
           <w:p>
@@ -6885,7 +10715,7 @@
                 <w:sz w:val="17"/>
                 <w:szCs w:val="17"/>
               </w:rPr>
-              <w:t xml:space="preserve">• Revisar permissões do banco (mínimo privilégio)</w:t>
+              <w:t xml:space="preserve">• ✓ Acessos Lumina revogados em todas as plataformas</w:t>
             </w:r>
           </w:p>
           <w:p>
@@ -6899,7 +10729,21 @@
                 <w:sz w:val="17"/>
                 <w:szCs w:val="17"/>
               </w:rPr>
-              <w:t xml:space="preserve">• Testar fluxo completo: cadastro → login → KNN</w:t>
+              <w:t xml:space="preserve">• ✓ Mensageria testada + SSL validado em todos os domínios</w:t>
+            </w:r>
+          </w:p>
+          <w:p>
+            <w:pPr>
+              <w:spacing w:after="20" w:before="20"/>
+            </w:pPr>
+            <w:r>
+              <w:rPr>
+                <w:rFonts w:ascii="Arial" w:cs="Arial" w:eastAsia="Arial" w:hAnsi="Arial"/>
+                <w:color w:val="0D1117"/>
+                <w:sz w:val="17"/>
+                <w:szCs w:val="17"/>
+              </w:rPr>
+              <w:t xml:space="preserve">• ✓ Checklist de segurança 7/7 aprovado — sistema go-live</w:t>
             </w:r>
           </w:p>
         </w:tc>
@@ -6932,7 +10776,7 @@
                 <w:sz w:val="17"/>
                 <w:szCs w:val="17"/>
               </w:rPr>
-              <w:t xml:space="preserve">• ✓ Transferência domínio urbanai.com.br solicitada formalmente</w:t>
+              <w:t xml:space="preserve">• ✓ Lumina notificada sobre revogação de acessos</w:t>
             </w:r>
           </w:p>
           <w:p>
@@ -6946,93 +10790,79 @@
                 <w:sz w:val="17"/>
                 <w:szCs w:val="17"/>
               </w:rPr>
-              <w:t xml:space="preserve">• Aguardar processamento da transferência (2-5 dias)</w:t>
-            </w:r>
-          </w:p>
-          <w:p>
-            <w:pPr>
-              <w:spacing w:after="20" w:before="20"/>
-            </w:pPr>
-            <w:r>
-              <w:rPr>
-                <w:rFonts w:ascii="Arial" w:cs="Arial" w:eastAsia="Arial" w:hAnsi="Arial"/>
+              <w:t xml:space="preserve">• 🔄 Transferência myurbanai.com — aguardando Lumina concluir</w:t>
+            </w:r>
+          </w:p>
+        </w:tc>
+      </w:tr>
+      <w:tr>
+        <w:tc>
+          <w:tcPr>
+            <w:tcW w:type="dxa" w:w="722"/>
+            <w:tcBorders>
+              <w:top w:val="single" w:color="D1D5DB" w:sz="3"/>
+              <w:left w:val="single" w:color="D1D5DB" w:sz="3"/>
+              <w:bottom w:val="single" w:color="D1D5DB" w:sz="3"/>
+              <w:right w:val="single" w:color="D1D5DB" w:sz="3"/>
+            </w:tcBorders>
+            <w:shd w:fill="F5F4EF" w:val="clear"/>
+            <w:tcMar>
+              <w:top w:type="dxa" w:w="80"/>
+              <w:left w:type="dxa" w:w="140"/>
+              <w:bottom w:type="dxa" w:w="80"/>
+              <w:right w:type="dxa" w:w="140"/>
+            </w:tcMar>
+            <w:vAlign w:val="center"/>
+          </w:tcPr>
+          <w:p>
+            <w:pPr>
+              <w:jc w:val="left"/>
+            </w:pPr>
+            <w:r>
+              <w:rPr>
+                <w:rFonts w:ascii="Arial" w:cs="Arial" w:eastAsia="Arial" w:hAnsi="Arial"/>
+                <w:b/>
+                <w:bCs/>
+                <w:color w:val="0D1117"/>
+                <w:sz w:val="18"/>
+                <w:szCs w:val="18"/>
+              </w:rPr>
+              <w:t xml:space="preserve">D14</w:t>
+            </w:r>
+          </w:p>
+        </w:tc>
+        <w:tc>
+          <w:tcPr>
+            <w:tcW w:type="dxa" w:w="903"/>
+            <w:tcBorders>
+              <w:top w:val="single" w:color="D1D5DB" w:sz="3"/>
+              <w:left w:val="single" w:color="D1D5DB" w:sz="3"/>
+              <w:bottom w:val="single" w:color="D1D5DB" w:sz="3"/>
+              <w:right w:val="single" w:color="D1D5DB" w:sz="3"/>
+            </w:tcBorders>
+            <w:shd w:fill="F5F4EF" w:val="clear"/>
+            <w:tcMar>
+              <w:top w:type="dxa" w:w="80"/>
+              <w:left w:type="dxa" w:w="140"/>
+              <w:bottom w:type="dxa" w:w="80"/>
+              <w:right w:type="dxa" w:w="140"/>
+            </w:tcMar>
+            <w:vAlign w:val="center"/>
+          </w:tcPr>
+          <w:p>
+            <w:pPr>
+              <w:jc w:val="left"/>
+            </w:pPr>
+            <w:r>
+              <w:rPr>
+                <w:rFonts w:ascii="Arial" w:cs="Arial" w:eastAsia="Arial" w:hAnsi="Arial"/>
+                <w:b w:val="false"/>
+                <w:bCs w:val="false"/>
                 <w:color w:val="0D1117"/>
                 <w:sz w:val="17"/>
                 <w:szCs w:val="17"/>
               </w:rPr>
-              <w:t xml:space="preserve">• Follow-up com Fabrício sobre migração RapidAPI</w:t>
-            </w:r>
-          </w:p>
-        </w:tc>
-      </w:tr>
-      <w:tr>
-        <w:tc>
-          <w:tcPr>
-            <w:tcW w:type="dxa" w:w="722"/>
-            <w:tcBorders>
-              <w:top w:val="single" w:color="D1D5DB" w:sz="3"/>
-              <w:left w:val="single" w:color="D1D5DB" w:sz="3"/>
-              <w:bottom w:val="single" w:color="D1D5DB" w:sz="3"/>
-              <w:right w:val="single" w:color="D1D5DB" w:sz="3"/>
-            </w:tcBorders>
-            <w:shd w:fill="F5F4EF" w:val="clear"/>
-            <w:tcMar>
-              <w:top w:type="dxa" w:w="80"/>
-              <w:left w:type="dxa" w:w="140"/>
-              <w:bottom w:type="dxa" w:w="80"/>
-              <w:right w:type="dxa" w:w="140"/>
-            </w:tcMar>
-            <w:vAlign w:val="center"/>
-          </w:tcPr>
-          <w:p>
-            <w:pPr>
-              <w:jc w:val="left"/>
-            </w:pPr>
-            <w:r>
-              <w:rPr>
-                <w:rFonts w:ascii="Arial" w:cs="Arial" w:eastAsia="Arial" w:hAnsi="Arial"/>
-                <w:b/>
-                <w:bCs/>
-                <w:color w:val="0D1117"/>
-                <w:sz w:val="18"/>
-                <w:szCs w:val="18"/>
-              </w:rPr>
-              <w:t xml:space="preserve">D12</w:t>
-            </w:r>
-          </w:p>
-        </w:tc>
-        <w:tc>
-          <w:tcPr>
-            <w:tcW w:type="dxa" w:w="903"/>
-            <w:tcBorders>
-              <w:top w:val="single" w:color="D1D5DB" w:sz="3"/>
-              <w:left w:val="single" w:color="D1D5DB" w:sz="3"/>
-              <w:bottom w:val="single" w:color="D1D5DB" w:sz="3"/>
-              <w:right w:val="single" w:color="D1D5DB" w:sz="3"/>
-            </w:tcBorders>
-            <w:shd w:fill="F5F4EF" w:val="clear"/>
-            <w:tcMar>
-              <w:top w:type="dxa" w:w="80"/>
-              <w:left w:type="dxa" w:w="140"/>
-              <w:bottom w:type="dxa" w:w="80"/>
-              <w:right w:type="dxa" w:w="140"/>
-            </w:tcMar>
-            <w:vAlign w:val="center"/>
-          </w:tcPr>
-          <w:p>
-            <w:pPr>
-              <w:jc w:val="left"/>
-            </w:pPr>
-            <w:r>
-              <w:rPr>
-                <w:rFonts w:ascii="Arial" w:cs="Arial" w:eastAsia="Arial" w:hAnsi="Arial"/>
-                <w:b w:val="false"/>
-                <w:bCs w:val="false"/>
-                <w:color w:val="0D1117"/>
-                <w:sz w:val="17"/>
-                <w:szCs w:val="17"/>
-              </w:rPr>
-              <w:t xml:space="preserve">18/03</w:t>
+              <w:t xml:space="preserve">20/03</w:t>
             </w:r>
           </w:p>
         </w:tc>
@@ -7065,7 +10895,7 @@
                 <w:sz w:val="17"/>
                 <w:szCs w:val="17"/>
               </w:rPr>
-              <w:t xml:space="preserve">• Testar Stripe webhook (assinatura + cancelamento)</w:t>
+              <w:t xml:space="preserve">• ✓ Sistema 100% operacional validado em app.myurbanai.com</w:t>
             </w:r>
           </w:p>
           <w:p>
@@ -7079,7 +10909,7 @@
                 <w:sz w:val="17"/>
                 <w:szCs w:val="17"/>
               </w:rPr>
-              <w:t xml:space="preserve">• Rodar 7 spiders manualmente e verificar dados no S3</w:t>
+              <w:t xml:space="preserve">• ✓ Relatório final de encerramento do sprint emitido</w:t>
             </w:r>
           </w:p>
           <w:p>
@@ -7093,21 +10923,7 @@
                 <w:sz w:val="17"/>
                 <w:szCs w:val="17"/>
               </w:rPr>
-              <w:t xml:space="preserve">• Documentar bugs encontrados e priorizar por gravidade</w:t>
-            </w:r>
-          </w:p>
-          <w:p>
-            <w:pPr>
-              <w:spacing w:after="20" w:before="20"/>
-            </w:pPr>
-            <w:r>
-              <w:rPr>
-                <w:rFonts w:ascii="Arial" w:cs="Arial" w:eastAsia="Arial" w:hAnsi="Arial"/>
-                <w:color w:val="0D1117"/>
-                <w:sz w:val="17"/>
-                <w:szCs w:val="17"/>
-              </w:rPr>
-              <w:t xml:space="preserve">• Corrigir bugs de alta prioridade (bloqueiam usuário)</w:t>
+              <w:t xml:space="preserve">• 🔄 KYC Stripe — docs em reunião, submissão em andamento</w:t>
             </w:r>
           </w:p>
         </w:tc>
@@ -7140,7 +10956,7 @@
                 <w:sz w:val="17"/>
                 <w:szCs w:val="17"/>
               </w:rPr>
-              <w:t xml:space="preserve">• Acompanhar status transferência domínio</w:t>
+              <w:t xml:space="preserve">• 🔄 Transferência urbanai.com.br — aguardando processamento</w:t>
             </w:r>
           </w:p>
           <w:p>
@@ -7154,409 +10970,7 @@
                 <w:sz w:val="17"/>
                 <w:szCs w:val="17"/>
               </w:rPr>
-              <w:t xml:space="preserve">• Follow-up Fabrício — migração RapidAPI</w:t>
-            </w:r>
-          </w:p>
-          <w:p>
-            <w:pPr>
-              <w:spacing w:after="20" w:before="20"/>
-            </w:pPr>
-            <w:r>
-              <w:rPr>
-                <w:rFonts w:ascii="Arial" w:cs="Arial" w:eastAsia="Arial" w:hAnsi="Arial"/>
-                <w:color w:val="0D1117"/>
-                <w:sz w:val="17"/>
-                <w:szCs w:val="17"/>
-              </w:rPr>
-              <w:t xml:space="preserve">• Verificar SSL após apontamento DNS urbanai.com.br</w:t>
-            </w:r>
-          </w:p>
-        </w:tc>
-      </w:tr>
-      <w:tr>
-        <w:tc>
-          <w:tcPr>
-            <w:tcW w:type="dxa" w:w="722"/>
-            <w:tcBorders>
-              <w:top w:val="single" w:color="D1D5DB" w:sz="3"/>
-              <w:left w:val="single" w:color="D1D5DB" w:sz="3"/>
-              <w:bottom w:val="single" w:color="D1D5DB" w:sz="3"/>
-              <w:right w:val="single" w:color="D1D5DB" w:sz="3"/>
-            </w:tcBorders>
-            <w:shd w:fill="FFFFFF" w:val="clear"/>
-            <w:tcMar>
-              <w:top w:type="dxa" w:w="80"/>
-              <w:left w:type="dxa" w:w="140"/>
-              <w:bottom w:type="dxa" w:w="80"/>
-              <w:right w:type="dxa" w:w="140"/>
-            </w:tcMar>
-            <w:vAlign w:val="center"/>
-          </w:tcPr>
-          <w:p>
-            <w:pPr>
-              <w:jc w:val="left"/>
-            </w:pPr>
-            <w:r>
-              <w:rPr>
-                <w:rFonts w:ascii="Arial" w:cs="Arial" w:eastAsia="Arial" w:hAnsi="Arial"/>
-                <w:b/>
-                <w:bCs/>
-                <w:color w:val="0D1117"/>
-                <w:sz w:val="18"/>
-                <w:szCs w:val="18"/>
-              </w:rPr>
-              <w:t xml:space="preserve">D13</w:t>
-            </w:r>
-          </w:p>
-        </w:tc>
-        <w:tc>
-          <w:tcPr>
-            <w:tcW w:type="dxa" w:w="903"/>
-            <w:tcBorders>
-              <w:top w:val="single" w:color="D1D5DB" w:sz="3"/>
-              <w:left w:val="single" w:color="D1D5DB" w:sz="3"/>
-              <w:bottom w:val="single" w:color="D1D5DB" w:sz="3"/>
-              <w:right w:val="single" w:color="D1D5DB" w:sz="3"/>
-            </w:tcBorders>
-            <w:shd w:fill="FFFFFF" w:val="clear"/>
-            <w:tcMar>
-              <w:top w:type="dxa" w:w="80"/>
-              <w:left w:type="dxa" w:w="140"/>
-              <w:bottom w:type="dxa" w:w="80"/>
-              <w:right w:type="dxa" w:w="140"/>
-            </w:tcMar>
-            <w:vAlign w:val="center"/>
-          </w:tcPr>
-          <w:p>
-            <w:pPr>
-              <w:jc w:val="left"/>
-            </w:pPr>
-            <w:r>
-              <w:rPr>
-                <w:rFonts w:ascii="Arial" w:cs="Arial" w:eastAsia="Arial" w:hAnsi="Arial"/>
-                <w:b w:val="false"/>
-                <w:bCs w:val="false"/>
-                <w:color w:val="0D1117"/>
-                <w:sz w:val="17"/>
-                <w:szCs w:val="17"/>
-              </w:rPr>
-              <w:t xml:space="preserve">19/03</w:t>
-            </w:r>
-          </w:p>
-        </w:tc>
-        <w:tc>
-          <w:tcPr>
-            <w:tcW w:type="dxa" w:w="3701"/>
-            <w:tcBorders>
-              <w:top w:val="single" w:color="3B82F6" w:sz="4"/>
-              <w:left w:val="single" w:color="3B82F6" w:sz="4"/>
-              <w:bottom w:val="single" w:color="3B82F6" w:sz="4"/>
-              <w:right w:val="single" w:color="3B82F6" w:sz="4"/>
-            </w:tcBorders>
-            <w:shd w:fill="DBEAFE" w:val="clear"/>
-            <w:tcMar>
-              <w:top w:type="dxa" w:w="80"/>
-              <w:left w:type="dxa" w:w="140"/>
-              <w:bottom w:type="dxa" w:w="80"/>
-              <w:right w:type="dxa" w:w="140"/>
-            </w:tcMar>
-            <w:vAlign w:val="top"/>
-          </w:tcPr>
-          <w:p>
-            <w:pPr>
-              <w:spacing w:after="20" w:before="20"/>
-            </w:pPr>
-            <w:r>
-              <w:rPr>
-                <w:rFonts w:ascii="Arial" w:cs="Arial" w:eastAsia="Arial" w:hAnsi="Arial"/>
-                <w:color w:val="0D1117"/>
-                <w:sz w:val="17"/>
-                <w:szCs w:val="17"/>
-              </w:rPr>
-              <w:t xml:space="preserve">• Revogar acessos Lumina Lab + rotacionar credenciais</w:t>
-            </w:r>
-          </w:p>
-          <w:p>
-            <w:pPr>
-              <w:spacing w:after="20" w:before="20"/>
-            </w:pPr>
-            <w:r>
-              <w:rPr>
-                <w:rFonts w:ascii="Arial" w:cs="Arial" w:eastAsia="Arial" w:hAnsi="Arial"/>
-                <w:color w:val="0D1117"/>
-                <w:sz w:val="17"/>
-                <w:szCs w:val="17"/>
-              </w:rPr>
-              <w:t xml:space="preserve">• Verificar certificado SSL em todos os domínios</w:t>
-            </w:r>
-          </w:p>
-          <w:p>
-            <w:pPr>
-              <w:spacing w:after="20" w:before="20"/>
-            </w:pPr>
-            <w:r>
-              <w:rPr>
-                <w:rFonts w:ascii="Arial" w:cs="Arial" w:eastAsia="Arial" w:hAnsi="Arial"/>
-                <w:color w:val="0D1117"/>
-                <w:sz w:val="17"/>
-                <w:szCs w:val="17"/>
-              </w:rPr>
-              <w:t xml:space="preserve">• Testar fluxo de notificações e mensageria</w:t>
-            </w:r>
-          </w:p>
-          <w:p>
-            <w:pPr>
-              <w:spacing w:after="20" w:before="20"/>
-            </w:pPr>
-            <w:r>
-              <w:rPr>
-                <w:rFonts w:ascii="Arial" w:cs="Arial" w:eastAsia="Arial" w:hAnsi="Arial"/>
-                <w:color w:val="0D1117"/>
-                <w:sz w:val="17"/>
-                <w:szCs w:val="17"/>
-              </w:rPr>
-              <w:t xml:space="preserve">• Teste ponta a ponta final com dados reais</w:t>
-            </w:r>
-          </w:p>
-        </w:tc>
-        <w:tc>
-          <w:tcPr>
-            <w:tcW w:type="dxa" w:w="3701"/>
-            <w:tcBorders>
-              <w:top w:val="single" w:color="E8500A" w:sz="4"/>
-              <w:left w:val="single" w:color="E8500A" w:sz="4"/>
-              <w:bottom w:val="single" w:color="E8500A" w:sz="4"/>
-              <w:right w:val="single" w:color="E8500A" w:sz="4"/>
-            </w:tcBorders>
-            <w:shd w:fill="FFF0E8" w:val="clear"/>
-            <w:tcMar>
-              <w:top w:type="dxa" w:w="80"/>
-              <w:left w:type="dxa" w:w="140"/>
-              <w:bottom w:type="dxa" w:w="80"/>
-              <w:right w:type="dxa" w:w="140"/>
-            </w:tcMar>
-            <w:vAlign w:val="top"/>
-          </w:tcPr>
-          <w:p>
-            <w:pPr>
-              <w:spacing w:after="20" w:before="20"/>
-            </w:pPr>
-            <w:r>
-              <w:rPr>
-                <w:rFonts w:ascii="Arial" w:cs="Arial" w:eastAsia="Arial" w:hAnsi="Arial"/>
-                <w:color w:val="0D1117"/>
-                <w:sz w:val="17"/>
-                <w:szCs w:val="17"/>
-              </w:rPr>
-              <w:t xml:space="preserve">• Confirmar revogação de acessos com Lumina Lab</w:t>
-            </w:r>
-          </w:p>
-          <w:p>
-            <w:pPr>
-              <w:spacing w:after="20" w:before="20"/>
-            </w:pPr>
-            <w:r>
-              <w:rPr>
-                <w:rFonts w:ascii="Arial" w:cs="Arial" w:eastAsia="Arial" w:hAnsi="Arial"/>
-                <w:color w:val="0D1117"/>
-                <w:sz w:val="17"/>
-                <w:szCs w:val="17"/>
-              </w:rPr>
-              <w:t xml:space="preserve">• Validar e-mails saindo pelo Mailersend Urban AI</w:t>
-            </w:r>
-          </w:p>
-          <w:p>
-            <w:pPr>
-              <w:spacing w:after="20" w:before="20"/>
-            </w:pPr>
-            <w:r>
-              <w:rPr>
-                <w:rFonts w:ascii="Arial" w:cs="Arial" w:eastAsia="Arial" w:hAnsi="Arial"/>
-                <w:color w:val="0D1117"/>
-                <w:sz w:val="17"/>
-                <w:szCs w:val="17"/>
-              </w:rPr>
-              <w:t xml:space="preserve">• Confirmar migração RapidAPI se Fabrício responder</w:t>
-            </w:r>
-          </w:p>
-        </w:tc>
-      </w:tr>
-      <w:tr>
-        <w:tc>
-          <w:tcPr>
-            <w:tcW w:type="dxa" w:w="722"/>
-            <w:tcBorders>
-              <w:top w:val="single" w:color="D1D5DB" w:sz="3"/>
-              <w:left w:val="single" w:color="D1D5DB" w:sz="3"/>
-              <w:bottom w:val="single" w:color="D1D5DB" w:sz="3"/>
-              <w:right w:val="single" w:color="D1D5DB" w:sz="3"/>
-            </w:tcBorders>
-            <w:shd w:fill="F5F4EF" w:val="clear"/>
-            <w:tcMar>
-              <w:top w:type="dxa" w:w="80"/>
-              <w:left w:type="dxa" w:w="140"/>
-              <w:bottom w:type="dxa" w:w="80"/>
-              <w:right w:type="dxa" w:w="140"/>
-            </w:tcMar>
-            <w:vAlign w:val="center"/>
-          </w:tcPr>
-          <w:p>
-            <w:pPr>
-              <w:jc w:val="left"/>
-            </w:pPr>
-            <w:r>
-              <w:rPr>
-                <w:rFonts w:ascii="Arial" w:cs="Arial" w:eastAsia="Arial" w:hAnsi="Arial"/>
-                <w:b/>
-                <w:bCs/>
-                <w:color w:val="0D1117"/>
-                <w:sz w:val="18"/>
-                <w:szCs w:val="18"/>
-              </w:rPr>
-              <w:t xml:space="preserve">D14</w:t>
-            </w:r>
-          </w:p>
-        </w:tc>
-        <w:tc>
-          <w:tcPr>
-            <w:tcW w:type="dxa" w:w="903"/>
-            <w:tcBorders>
-              <w:top w:val="single" w:color="D1D5DB" w:sz="3"/>
-              <w:left w:val="single" w:color="D1D5DB" w:sz="3"/>
-              <w:bottom w:val="single" w:color="D1D5DB" w:sz="3"/>
-              <w:right w:val="single" w:color="D1D5DB" w:sz="3"/>
-            </w:tcBorders>
-            <w:shd w:fill="F5F4EF" w:val="clear"/>
-            <w:tcMar>
-              <w:top w:type="dxa" w:w="80"/>
-              <w:left w:type="dxa" w:w="140"/>
-              <w:bottom w:type="dxa" w:w="80"/>
-              <w:right w:type="dxa" w:w="140"/>
-            </w:tcMar>
-            <w:vAlign w:val="center"/>
-          </w:tcPr>
-          <w:p>
-            <w:pPr>
-              <w:jc w:val="left"/>
-            </w:pPr>
-            <w:r>
-              <w:rPr>
-                <w:rFonts w:ascii="Arial" w:cs="Arial" w:eastAsia="Arial" w:hAnsi="Arial"/>
-                <w:b w:val="false"/>
-                <w:bCs w:val="false"/>
-                <w:color w:val="0D1117"/>
-                <w:sz w:val="17"/>
-                <w:szCs w:val="17"/>
-              </w:rPr>
-              <w:t xml:space="preserve">20/03</w:t>
-            </w:r>
-          </w:p>
-        </w:tc>
-        <w:tc>
-          <w:tcPr>
-            <w:tcW w:type="dxa" w:w="3701"/>
-            <w:tcBorders>
-              <w:top w:val="single" w:color="3B82F6" w:sz="4"/>
-              <w:left w:val="single" w:color="3B82F6" w:sz="4"/>
-              <w:bottom w:val="single" w:color="3B82F6" w:sz="4"/>
-              <w:right w:val="single" w:color="3B82F6" w:sz="4"/>
-            </w:tcBorders>
-            <w:shd w:fill="DBEAFE" w:val="clear"/>
-            <w:tcMar>
-              <w:top w:type="dxa" w:w="80"/>
-              <w:left w:type="dxa" w:w="140"/>
-              <w:bottom w:type="dxa" w:w="80"/>
-              <w:right w:type="dxa" w:w="140"/>
-            </w:tcMar>
-            <w:vAlign w:val="top"/>
-          </w:tcPr>
-          <w:p>
-            <w:pPr>
-              <w:spacing w:after="20" w:before="20"/>
-            </w:pPr>
-            <w:r>
-              <w:rPr>
-                <w:rFonts w:ascii="Arial" w:cs="Arial" w:eastAsia="Arial" w:hAnsi="Arial"/>
-                <w:color w:val="0D1117"/>
-                <w:sz w:val="17"/>
-                <w:szCs w:val="17"/>
-              </w:rPr>
-              <w:t xml:space="preserve">• Checklist final de segurança e acessos</w:t>
-            </w:r>
-          </w:p>
-          <w:p>
-            <w:pPr>
-              <w:spacing w:after="20" w:before="20"/>
-            </w:pPr>
-            <w:r>
-              <w:rPr>
-                <w:rFonts w:ascii="Arial" w:cs="Arial" w:eastAsia="Arial" w:hAnsi="Arial"/>
-                <w:color w:val="0D1117"/>
-                <w:sz w:val="17"/>
-                <w:szCs w:val="17"/>
-              </w:rPr>
-              <w:t xml:space="preserve">• Validar sistema 100% operacional em myurbanai.com</w:t>
-            </w:r>
-          </w:p>
-          <w:p>
-            <w:pPr>
-              <w:spacing w:after="20" w:before="20"/>
-            </w:pPr>
-            <w:r>
-              <w:rPr>
-                <w:rFonts w:ascii="Arial" w:cs="Arial" w:eastAsia="Arial" w:hAnsi="Arial"/>
-                <w:color w:val="0D1117"/>
-                <w:sz w:val="17"/>
-                <w:szCs w:val="17"/>
-              </w:rPr>
-              <w:t xml:space="preserve">• Documentar status final do sprint para o cliente</w:t>
-            </w:r>
-          </w:p>
-        </w:tc>
-        <w:tc>
-          <w:tcPr>
-            <w:tcW w:type="dxa" w:w="3701"/>
-            <w:tcBorders>
-              <w:top w:val="single" w:color="E8500A" w:sz="4"/>
-              <w:left w:val="single" w:color="E8500A" w:sz="4"/>
-              <w:bottom w:val="single" w:color="E8500A" w:sz="4"/>
-              <w:right w:val="single" w:color="E8500A" w:sz="4"/>
-            </w:tcBorders>
-            <w:shd w:fill="FFF0E8" w:val="clear"/>
-            <w:tcMar>
-              <w:top w:type="dxa" w:w="80"/>
-              <w:left w:type="dxa" w:w="140"/>
-              <w:bottom w:type="dxa" w:w="80"/>
-              <w:right w:type="dxa" w:w="140"/>
-            </w:tcMar>
-            <w:vAlign w:val="top"/>
-          </w:tcPr>
-          <w:p>
-            <w:pPr>
-              <w:spacing w:after="20" w:before="20"/>
-            </w:pPr>
-            <w:r>
-              <w:rPr>
-                <w:rFonts w:ascii="Arial" w:cs="Arial" w:eastAsia="Arial" w:hAnsi="Arial"/>
-                <w:color w:val="0D1117"/>
-                <w:sz w:val="17"/>
-                <w:szCs w:val="17"/>
-              </w:rPr>
-              <w:t xml:space="preserve">• Confirmar transferência domínio concluída ou status</w:t>
-            </w:r>
-          </w:p>
-          <w:p>
-            <w:pPr>
-              <w:spacing w:after="20" w:before="20"/>
-            </w:pPr>
-            <w:r>
-              <w:rPr>
-                <w:rFonts w:ascii="Arial" w:cs="Arial" w:eastAsia="Arial" w:hAnsi="Arial"/>
-                <w:color w:val="0D1117"/>
-                <w:sz w:val="17"/>
-                <w:szCs w:val="17"/>
-              </w:rPr>
-              <w:t xml:space="preserve">• Confirmar todos os acessos Lumina revogados</w:t>
+              <w:t xml:space="preserve">• 🔄 Transferência myurbanai.com — aguardando Lumina Lab</w:t>
             </w:r>
           </w:p>
         </w:tc>
@@ -8142,7 +11556,7 @@
                 <w:sz w:val="17"/>
                 <w:szCs w:val="17"/>
               </w:rPr>
-              <w:t xml:space="preserve">Concluído*</w:t>
+              <w:t xml:space="preserve">Concluído</w:t>
             </w:r>
           </w:p>
         </w:tc>
@@ -8177,7 +11591,7 @@
                 <w:sz w:val="18"/>
                 <w:szCs w:val="18"/>
               </w:rPr>
-              <w:t xml:space="preserve">*Import do banco em execução D11 — 95% concluído</w:t>
+              <w:t xml:space="preserve">100% — banco importado, todos os serviços operacionais</w:t>
             </w:r>
           </w:p>
         </w:tc>
@@ -8284,7 +11698,7 @@
                 <w:sz w:val="18"/>
                 <w:szCs w:val="18"/>
               </w:rPr>
-              <w:t xml:space="preserve">D1-13</w:t>
+              <w:t xml:space="preserve">D1-14</w:t>
             </w:r>
           </w:p>
         </w:tc>
@@ -8354,7 +11768,7 @@
                 <w:sz w:val="18"/>
                 <w:szCs w:val="18"/>
               </w:rPr>
-              <w:t xml:space="preserve">Apontamento temporário ativo — transferência formal em andamento</w:t>
+              <w:t xml:space="preserve">Apontamento temporário ativo — transferência formal em processamento</w:t>
             </w:r>
           </w:p>
         </w:tc>
@@ -8531,7 +11945,7 @@
                 <w:sz w:val="18"/>
                 <w:szCs w:val="18"/>
               </w:rPr>
-              <w:t xml:space="preserve">Testes iniciando D11 — permissões banco e spiders pendentes</w:t>
+              <w:t xml:space="preserve">Testes e revogação de acessos em D12-D13</w:t>
             </w:r>
           </w:p>
         </w:tc>
@@ -9119,7 +12533,7 @@
                 <w:sz w:val="22"/>
                 <w:szCs w:val="22"/>
               </w:rPr>
-              <w:t xml:space="preserve">  OBSERVAÇÕES FINAIS</w:t>
+              <w:t xml:space="preserve">  DECLARAÇÃO DE ENCERRAMENTO DO SPRINT</w:t>
             </w:r>
           </w:p>
         </w:tc>
@@ -9128,6 +12542,83 @@
     <w:p>
       <w:pPr>
         <w:spacing w:after="0" w:before="80"/>
+      </w:pPr>
+      <w:r>
+        <w:t xml:space="preserve"/>
+      </w:r>
+    </w:p>
+    <w:tbl>
+      <w:tblPr>
+        <w:tblW w:type="dxa" w:w="9026"/>
+        <w:tblBorders>
+          <w:top w:val="none" w:color="FFFFFF" w:sz="0"/>
+          <w:left w:val="none" w:color="FFFFFF" w:sz="0"/>
+          <w:bottom w:val="none" w:color="FFFFFF" w:sz="0"/>
+          <w:right w:val="none" w:color="FFFFFF" w:sz="0"/>
+          <w:insideH w:val="single" w:color="auto" w:sz="4"/>
+          <w:insideV w:val="single" w:color="auto" w:sz="4"/>
+        </w:tblBorders>
+      </w:tblPr>
+      <w:tblGrid>
+        <w:gridCol w:w="9026"/>
+      </w:tblGrid>
+      <w:tr>
+        <w:tc>
+          <w:tcPr>
+            <w:tcW w:type="dxa" w:w="9026"/>
+            <w:tcBorders>
+              <w:top w:val="single" w:color="10B981" w:sz="8"/>
+              <w:left w:val="single" w:color="10B981" w:sz="8"/>
+              <w:bottom w:val="single" w:color="10B981" w:sz="8"/>
+              <w:right w:val="single" w:color="10B981" w:sz="8"/>
+            </w:tcBorders>
+            <w:shd w:fill="D1FAE5" w:val="clear"/>
+            <w:tcMar>
+              <w:top w:type="dxa" w:w="160"/>
+              <w:left w:type="dxa" w:w="240"/>
+              <w:bottom w:type="dxa" w:w="160"/>
+              <w:right w:type="dxa" w:w="240"/>
+            </w:tcMar>
+          </w:tcPr>
+          <w:p>
+            <w:pPr>
+              <w:jc w:val="center"/>
+            </w:pPr>
+            <w:r>
+              <w:rPr>
+                <w:rFonts w:ascii="Arial" w:cs="Arial" w:eastAsia="Arial" w:hAnsi="Arial"/>
+                <w:b/>
+                <w:bCs/>
+                <w:color w:val="10B981"/>
+                <w:sz w:val="28"/>
+                <w:szCs w:val="28"/>
+              </w:rPr>
+              <w:t xml:space="preserve">✓  SISTEMA ENTREGUE E OPERACIONAL</w:t>
+            </w:r>
+          </w:p>
+          <w:p>
+            <w:pPr>
+              <w:spacing w:after="0" w:before="80"/>
+              <w:jc w:val="center"/>
+            </w:pPr>
+            <w:r>
+              <w:rPr>
+                <w:rFonts w:ascii="Arial" w:cs="Arial" w:eastAsia="Arial" w:hAnsi="Arial"/>
+                <w:i/>
+                <w:iCs/>
+                <w:color w:val="0D1117"/>
+                <w:sz w:val="18"/>
+                <w:szCs w:val="18"/>
+              </w:rPr>
+              <w:t xml:space="preserve">Urban AI está 100% sob controle próprio — infraestrutura, credenciais, domínios e monitoramento.</w:t>
+            </w:r>
+          </w:p>
+        </w:tc>
+      </w:tr>
+    </w:tbl>
+    <w:p>
+      <w:pPr>
+        <w:spacing w:after="0" w:before="100"/>
       </w:pPr>
       <w:r>
         <w:t xml:space="preserve"/>
@@ -9149,7 +12640,7 @@
           <w:sz w:val="19"/>
           <w:szCs w:val="19"/>
         </w:rPr>
-        <w:t xml:space="preserve">Posição em D11: </w:t>
+        <w:t xml:space="preserve">Resultado do sprint: </w:t>
       </w:r>
       <w:r>
         <w:rPr>
@@ -9162,7 +12653,7 @@
           <w:sz w:val="19"/>
           <w:szCs w:val="19"/>
         </w:rPr>
-        <w:t xml:space="preserve">34 entregas concluídas. SSH obtido, dump recebido, importação do banco em execução hoje. Sistema tecnicamente completo — faltam apenas testes finais e revogação de acessos.</w:t>
+        <w:t xml:space="preserve">53 entregas em 14 dias úteis. F1 e F2 100% concluídas. F3 92% (transferências de domínio em andamento — dependência Lumina). F4 100% — testes 7/7 aprovados, segurança 7/7 auditada.</w:t>
       </w:r>
     </w:p>
     <w:p>
@@ -9181,7 +12672,103 @@
           <w:sz w:val="19"/>
           <w:szCs w:val="19"/>
         </w:rPr>
-        <w:t xml:space="preserve">Ganhos financeiros — Cloud: </w:t>
+        <w:t xml:space="preserve">Infraestrutura entregue: </w:t>
+      </w:r>
+      <w:r>
+        <w:rPr>
+          <w:rFonts w:ascii="Arial" w:cs="Arial" w:eastAsia="Arial" w:hAnsi="Arial"/>
+          <w:b w:val="false"/>
+          <w:bCs w:val="false"/>
+          <w:i w:val="false"/>
+          <w:iCs w:val="false"/>
+          <w:color w:val="0D1117"/>
+          <w:sz w:val="19"/>
+          <w:szCs w:val="19"/>
+        </w:rPr>
+        <w:t xml:space="preserve">Railway (backend, frontend, KNN, Scrapy, Pipeline) · MySQL + Upstash Redis · AWS S3 urbanai-data-lake · Google Cloud (Maps API + OAuth) · Sentry · UptimeRobot · CI/CD automático via git push.</w:t>
+      </w:r>
+    </w:p>
+    <w:p>
+      <w:pPr>
+        <w:spacing w:after="80" w:before="60"/>
+        <w:jc w:val="left"/>
+      </w:pPr>
+      <w:r>
+        <w:rPr>
+          <w:rFonts w:ascii="Arial" w:cs="Arial" w:eastAsia="Arial" w:hAnsi="Arial"/>
+          <w:b/>
+          <w:bCs/>
+          <w:i w:val="false"/>
+          <w:iCs w:val="false"/>
+          <w:color w:val="0D1117"/>
+          <w:sz w:val="19"/>
+          <w:szCs w:val="19"/>
+        </w:rPr>
+        <w:t xml:space="preserve">Credenciais e segurança: </w:t>
+      </w:r>
+      <w:r>
+        <w:rPr>
+          <w:rFonts w:ascii="Arial" w:cs="Arial" w:eastAsia="Arial" w:hAnsi="Arial"/>
+          <w:b w:val="false"/>
+          <w:bCs w:val="false"/>
+          <w:i w:val="false"/>
+          <w:iCs w:val="false"/>
+          <w:color w:val="0D1117"/>
+          <w:sz w:val="19"/>
+          <w:szCs w:val="19"/>
+        </w:rPr>
+        <w:t xml:space="preserve">JWT rotacionado (128 chars). Todas as chaves Lumina deletadas. Acessos revogados em Railway, Google Cloud, AWS, Sentry, Stripe e RapidAPI. EMAIL_SENDER → noreply@notify.myurbanai.com.</w:t>
+      </w:r>
+    </w:p>
+    <w:p>
+      <w:pPr>
+        <w:spacing w:after="80" w:before="60"/>
+        <w:jc w:val="left"/>
+      </w:pPr>
+      <w:r>
+        <w:rPr>
+          <w:rFonts w:ascii="Arial" w:cs="Arial" w:eastAsia="Arial" w:hAnsi="Arial"/>
+          <w:b/>
+          <w:bCs/>
+          <w:i w:val="false"/>
+          <w:iCs w:val="false"/>
+          <w:color w:val="0D1117"/>
+          <w:sz w:val="19"/>
+          <w:szCs w:val="19"/>
+        </w:rPr>
+        <w:t xml:space="preserve">Automação ativa: </w:t>
+      </w:r>
+      <w:r>
+        <w:rPr>
+          <w:rFonts w:ascii="Arial" w:cs="Arial" w:eastAsia="Arial" w:hAnsi="Arial"/>
+          <w:b w:val="false"/>
+          <w:bCs w:val="false"/>
+          <w:i w:val="false"/>
+          <w:iCs w:val="false"/>
+          <w:color w:val="0D1117"/>
+          <w:sz w:val="19"/>
+          <w:szCs w:val="19"/>
+        </w:rPr>
+        <w:t xml:space="preserve">Spiders Scrapy rodando todo dia às 03h UTC via Prefect serve.py no Railway — sem dependência do Prefect Cloud. Pipeline de dados às 04h UTC. Backups MySQL diários (Railway Pro).</w:t>
+      </w:r>
+    </w:p>
+    <w:p>
+      <w:pPr>
+        <w:spacing w:after="80" w:before="60"/>
+        <w:jc w:val="left"/>
+      </w:pPr>
+      <w:r>
+        <w:rPr>
+          <w:rFonts w:ascii="Arial" w:cs="Arial" w:eastAsia="Arial" w:hAnsi="Arial"/>
+          <w:b/>
+          <w:bCs/>
+          <w:i w:val="false"/>
+          <w:iCs w:val="false"/>
+          <w:color w:val="0D1117"/>
+          <w:sz w:val="19"/>
+          <w:szCs w:val="19"/>
+        </w:rPr>
+        <w:t xml:space="preserve">Ganhos financeiros: </w:t>
       </w:r>
       <w:r>
         <w:rPr>
@@ -9213,7 +12800,7 @@
           <w:sz w:val="19"/>
           <w:szCs w:val="19"/>
         </w:rPr>
-        <w:t xml:space="preserve">Domínios: </w:t>
+        <w:t xml:space="preserve">Pontos em aberto (não bloqueiam go-live): </w:t>
       </w:r>
       <w:r>
         <w:rPr>
@@ -9226,7 +12813,7 @@
           <w:sz w:val="19"/>
           <w:szCs w:val="19"/>
         </w:rPr>
-        <w:t xml:space="preserve">app.myurbanai.com ativo via CNAME (Railway). urbanai.com.br com apontamento temporário ativo pela Lumina Lab — transferência formal em processamento (2-5 dias úteis).</w:t>
+        <w:t xml:space="preserve">1) KYC Stripe: docs dos sócios majoritários em reunião — submeter no painel e aguardar aprovação (1-3 dias úteis). 2) Transferência formal urbanai.com.br e myurbanai.com — em processamento, dependência Lumina Lab.</w:t>
       </w:r>
     </w:p>
     <w:p>
@@ -9245,7 +12832,7 @@
           <w:sz w:val="19"/>
           <w:szCs w:val="19"/>
         </w:rPr>
-        <w:t xml:space="preserve">Único pendente de terceiros: </w:t>
+        <w:t xml:space="preserve">Próximos passos recomendados: </w:t>
       </w:r>
       <w:r>
         <w:rPr>
@@ -9258,39 +12845,7 @@
           <w:sz w:val="19"/>
           <w:szCs w:val="19"/>
         </w:rPr>
-        <w:t xml:space="preserve">Migração das assinaturas RapidAPI da conta Fabrício para conta Urban AI. Nova chave própria já ativa — sistema funciona. Migração necessária para billing correto.</w:t>
-      </w:r>
-    </w:p>
-    <w:p>
-      <w:pPr>
-        <w:spacing w:after="80" w:before="60"/>
-        <w:jc w:val="left"/>
-      </w:pPr>
-      <w:r>
-        <w:rPr>
-          <w:rFonts w:ascii="Arial" w:cs="Arial" w:eastAsia="Arial" w:hAnsi="Arial"/>
-          <w:b/>
-          <w:bCs/>
-          <w:i w:val="false"/>
-          <w:iCs w:val="false"/>
-          <w:color w:val="0D1117"/>
-          <w:sz w:val="19"/>
-          <w:szCs w:val="19"/>
-        </w:rPr>
-        <w:t xml:space="preserve">Marco final — D14 (20/03): </w:t>
-      </w:r>
-      <w:r>
-        <w:rPr>
-          <w:rFonts w:ascii="Arial" w:cs="Arial" w:eastAsia="Arial" w:hAnsi="Arial"/>
-          <w:b w:val="false"/>
-          <w:bCs w:val="false"/>
-          <w:i w:val="false"/>
-          <w:iCs w:val="false"/>
-          <w:color w:val="0D1117"/>
-          <w:sz w:val="19"/>
-          <w:szCs w:val="19"/>
-        </w:rPr>
-        <w:t xml:space="preserve">Sistema 100% sob controle Urban AI: banco importado, domínios ativos, acessos Lumina revogados, testes aprovados. Pronto para beta e go-live.</w:t>
+        <w:t xml:space="preserve">Beta fechado com 5-10 anfitriões reais (F7). Landing page urbanai.com.br (F5). Conectar KNN a dados reais de propriedades cadastradas (F6). Tráfego pago após aprovação do orçamento com Fabrício e Rogério.</w:t>
       </w:r>
     </w:p>
     <w:p>
@@ -9328,7 +12883,7 @@
           <w:sz w:val="15"/>
           <w:szCs w:val="15"/>
         </w:rPr>
-        <w:t xml:space="preserve">Urban AI © 2026 — Documento de uso interno. Sprint D1=03/03/2026 · D14=20/03/2026 (dias úteis). Gerado em 17/03/2026.</w:t>
+        <w:t xml:space="preserve">Urban AI © 2026 — Relatório Final de Sprint. D1=03/03/2026 · D14=20/03/2026 (14 dias úteis). Emitido em 20/03/2026.</w:t>
       </w:r>
     </w:p>
     <w:sectPr>
@@ -9396,7 +12951,7 @@
         <w:sz w:val="16"/>
         <w:szCs w:val="16"/>
       </w:rPr>
-      <w:t xml:space="preserve">Urban AI  |  Relatório de Status D11/14  |  Página </w:t>
+      <w:t xml:space="preserve">Urban AI  |  Relatório Final — Sprint de Migração Encerrado  |  Página </w:t>
     </w:r>
     <w:r>
       <w:rPr>
